--- a/Ozernov_Evgenii/ЛР_4/Ozernov_Evgeny_lb4_сomp_math.docx
+++ b/Ozernov_Evgenii/ЛР_4/Ozernov_Evgeny_lb4_сomp_math.docx
@@ -377,7 +377,7 @@
           <w:color w:val="000000"/>
           <w:sz w:val="28"/>
           <w:szCs w:val="28"/>
-          <w:lang w:val="en-US"/>
+          <w:lang w:val="ru-RU"/>
         </w:rPr>
       </w:pPr>
       <w:r>
@@ -398,7 +398,7 @@
           <w:color w:val="000000"/>
           <w:sz w:val="28"/>
           <w:szCs w:val="28"/>
-          <w:lang w:val="en-US"/>
+          <w:lang w:val="ru-RU"/>
         </w:rPr>
         <w:t>4</w:t>
       </w:r>
@@ -1874,6 +1874,7 @@
       </w:pPr>
       <w:r>
         <w:rPr>
+          <w:noProof/>
           <w:lang w:val="ru-RU"/>
         </w:rPr>
         <w:drawing>
@@ -2573,6 +2574,7 @@
     <w:p>
       <w:pPr>
         <w:spacing w:line="360" w:lineRule="auto"/>
+        <w:ind w:firstLine="720"/>
         <w:jc w:val="both"/>
         <w:rPr>
           <w:rFonts w:ascii="Times New Roman" w:hAnsi="Times New Roman" w:cs="Times New Roman"/>
@@ -2807,6 +2809,7 @@
     <w:p>
       <w:pPr>
         <w:spacing w:line="360" w:lineRule="auto"/>
+        <w:ind w:firstLine="720"/>
         <w:jc w:val="both"/>
         <w:rPr>
           <w:rFonts w:ascii="Times New Roman" w:hAnsi="Times New Roman" w:cs="Times New Roman"/>
@@ -2822,12 +2825,13 @@
           <w:szCs w:val="28"/>
           <w:lang w:val="ru-RU"/>
         </w:rPr>
-        <w:t xml:space="preserve"> Для данной работы, как и для лабораторной работы №3 задаются индивидуальные варианты нелинейных уравнений (см. подраздел 3.6). </w:t>
+        <w:t xml:space="preserve">Для данной работы, как и для лабораторной работы №3 задаются индивидуальные варианты нелинейных уравнений (см. подраздел 3.6). </w:t>
       </w:r>
     </w:p>
     <w:p>
       <w:pPr>
         <w:spacing w:line="360" w:lineRule="auto"/>
+        <w:ind w:firstLine="720"/>
         <w:jc w:val="both"/>
         <w:rPr>
           <w:rFonts w:ascii="Times New Roman" w:hAnsi="Times New Roman" w:cs="Times New Roman"/>
@@ -2849,6 +2853,7 @@
     <w:p>
       <w:pPr>
         <w:spacing w:line="360" w:lineRule="auto"/>
+        <w:ind w:firstLine="720"/>
         <w:jc w:val="both"/>
         <w:rPr>
           <w:rFonts w:ascii="Times New Roman" w:hAnsi="Times New Roman" w:cs="Times New Roman"/>
@@ -3021,6 +3026,7 @@
     <w:p>
       <w:pPr>
         <w:spacing w:line="360" w:lineRule="auto"/>
+        <w:ind w:firstLine="720"/>
         <w:jc w:val="both"/>
         <w:rPr>
           <w:rFonts w:ascii="Times New Roman" w:hAnsi="Times New Roman" w:cs="Times New Roman"/>
@@ -3126,6 +3132,7 @@
     <w:p>
       <w:pPr>
         <w:spacing w:line="360" w:lineRule="auto"/>
+        <w:ind w:firstLine="720"/>
         <w:jc w:val="both"/>
         <w:rPr>
           <w:rFonts w:ascii="Times New Roman" w:hAnsi="Times New Roman" w:cs="Times New Roman"/>
@@ -3282,6 +3289,7 @@
     <w:p>
       <w:pPr>
         <w:spacing w:line="360" w:lineRule="auto"/>
+        <w:ind w:firstLine="720"/>
         <w:jc w:val="both"/>
         <w:rPr>
           <w:rFonts w:ascii="Times New Roman" w:hAnsi="Times New Roman" w:cs="Times New Roman"/>
@@ -3303,6 +3311,7 @@
     <w:p>
       <w:pPr>
         <w:spacing w:line="360" w:lineRule="auto"/>
+        <w:ind w:firstLine="720"/>
         <w:jc w:val="both"/>
         <w:rPr>
           <w:rFonts w:ascii="Times New Roman" w:hAnsi="Times New Roman" w:cs="Times New Roman"/>
@@ -3351,6 +3360,7 @@
         <w:pStyle w:val="2"/>
         <w:keepLines w:val="0"/>
         <w:spacing w:before="0" w:after="0" w:line="360" w:lineRule="auto"/>
+        <w:ind w:firstLine="720"/>
         <w:jc w:val="both"/>
         <w:rPr>
           <w:rFonts w:ascii="Times New Roman" w:eastAsia="Times New Roman" w:hAnsi="Times New Roman" w:cs="Times New Roman"/>
@@ -3376,6 +3386,7 @@
     <w:p>
       <w:pPr>
         <w:spacing w:line="360" w:lineRule="auto"/>
+        <w:ind w:firstLine="720"/>
         <w:rPr>
           <w:rFonts w:ascii="Times New Roman" w:eastAsia="Times New Roman" w:hAnsi="Times New Roman" w:cs="Times New Roman"/>
           <w:b/>
@@ -3457,6 +3468,7 @@
     <w:p>
       <w:pPr>
         <w:spacing w:line="360" w:lineRule="auto"/>
+        <w:ind w:firstLine="720"/>
         <w:jc w:val="both"/>
         <w:rPr>
           <w:rFonts w:ascii="Times New Roman" w:eastAsia="Times New Roman" w:hAnsi="Times New Roman" w:cs="Times New Roman"/>
@@ -3474,232 +3486,226 @@
         </w:rPr>
         <w:t>Рассматривается функция:</w:t>
       </w:r>
+      <w:r>
+        <w:rPr>
+          <w:rFonts w:ascii="Times New Roman" w:eastAsia="Times New Roman" w:hAnsi="Times New Roman" w:cs="Times New Roman"/>
+          <w:sz w:val="28"/>
+          <w:szCs w:val="28"/>
+          <w:lang w:val="ru-RU"/>
+        </w:rPr>
+        <w:t xml:space="preserve"> </w:t>
+      </w:r>
+      <w:r>
+        <w:rPr>
+          <w:rFonts w:ascii="Times New Roman" w:eastAsia="Times New Roman" w:hAnsi="Times New Roman" w:cs="Times New Roman"/>
+          <w:sz w:val="28"/>
+          <w:szCs w:val="28"/>
+          <w:lang w:val="en-US"/>
+        </w:rPr>
+        <w:t>f</w:t>
+      </w:r>
+      <w:r>
+        <w:rPr>
+          <w:rFonts w:ascii="Times New Roman" w:eastAsia="Times New Roman" w:hAnsi="Times New Roman" w:cs="Times New Roman"/>
+          <w:sz w:val="28"/>
+          <w:szCs w:val="28"/>
+          <w:lang w:val="ru-RU"/>
+        </w:rPr>
+        <w:t>(</w:t>
+      </w:r>
+      <w:r>
+        <w:rPr>
+          <w:rFonts w:ascii="Times New Roman" w:eastAsia="Times New Roman" w:hAnsi="Times New Roman" w:cs="Times New Roman"/>
+          <w:sz w:val="28"/>
+          <w:szCs w:val="28"/>
+          <w:lang w:val="en-US"/>
+        </w:rPr>
+        <w:t>x</w:t>
+      </w:r>
+      <w:r>
+        <w:rPr>
+          <w:rFonts w:ascii="Times New Roman" w:eastAsia="Times New Roman" w:hAnsi="Times New Roman" w:cs="Times New Roman"/>
+          <w:sz w:val="28"/>
+          <w:szCs w:val="28"/>
+          <w:lang w:val="ru-RU"/>
+        </w:rPr>
+        <w:t xml:space="preserve">) = </w:t>
+      </w:r>
+      <w:r>
+        <w:rPr>
+          <w:rFonts w:ascii="Times New Roman" w:eastAsia="Times New Roman" w:hAnsi="Times New Roman" w:cs="Times New Roman"/>
+          <w:sz w:val="28"/>
+          <w:szCs w:val="28"/>
+          <w:lang w:val="en-US"/>
+        </w:rPr>
+        <w:t>arcsin</w:t>
+      </w:r>
+      <w:r>
+        <w:rPr>
+          <w:rFonts w:ascii="Times New Roman" w:eastAsia="Times New Roman" w:hAnsi="Times New Roman" w:cs="Times New Roman"/>
+          <w:sz w:val="28"/>
+          <w:szCs w:val="28"/>
+          <w:lang w:val="ru-RU"/>
+        </w:rPr>
+        <w:t>(2</w:t>
+      </w:r>
+      <w:r>
+        <w:rPr>
+          <w:rFonts w:ascii="Times New Roman" w:eastAsia="Times New Roman" w:hAnsi="Times New Roman" w:cs="Times New Roman"/>
+          <w:sz w:val="28"/>
+          <w:szCs w:val="28"/>
+          <w:lang w:val="en-US"/>
+        </w:rPr>
+        <w:t>x</w:t>
+      </w:r>
+      <w:r>
+        <w:rPr>
+          <w:rFonts w:ascii="Times New Roman" w:eastAsia="Times New Roman" w:hAnsi="Times New Roman" w:cs="Times New Roman"/>
+          <w:sz w:val="28"/>
+          <w:szCs w:val="28"/>
+          <w:lang w:val="ru-RU"/>
+        </w:rPr>
+        <w:t xml:space="preserve"> / (1 + </w:t>
+      </w:r>
+      <w:r>
+        <w:rPr>
+          <w:rFonts w:ascii="Times New Roman" w:eastAsia="Times New Roman" w:hAnsi="Times New Roman" w:cs="Times New Roman"/>
+          <w:sz w:val="28"/>
+          <w:szCs w:val="28"/>
+          <w:lang w:val="en-US"/>
+        </w:rPr>
+        <w:t>x</w:t>
+      </w:r>
+      <w:r>
+        <w:rPr>
+          <w:rFonts w:ascii="Times New Roman" w:eastAsia="Times New Roman" w:hAnsi="Times New Roman" w:cs="Times New Roman"/>
+          <w:sz w:val="28"/>
+          <w:szCs w:val="28"/>
+          <w:lang w:val="ru-RU"/>
+        </w:rPr>
+        <w:t xml:space="preserve">^2) ) − </w:t>
+      </w:r>
+      <w:r>
+        <w:rPr>
+          <w:rFonts w:ascii="Times New Roman" w:eastAsia="Times New Roman" w:hAnsi="Times New Roman" w:cs="Times New Roman"/>
+          <w:sz w:val="28"/>
+          <w:szCs w:val="28"/>
+          <w:lang w:val="en-US"/>
+        </w:rPr>
+        <w:t>e</w:t>
+      </w:r>
+      <w:r>
+        <w:rPr>
+          <w:rFonts w:ascii="Times New Roman" w:eastAsia="Times New Roman" w:hAnsi="Times New Roman" w:cs="Times New Roman"/>
+          <w:sz w:val="28"/>
+          <w:szCs w:val="28"/>
+          <w:lang w:val="ru-RU"/>
+        </w:rPr>
+        <w:t>^(−</w:t>
+      </w:r>
+      <w:r>
+        <w:rPr>
+          <w:rFonts w:ascii="Times New Roman" w:eastAsia="Times New Roman" w:hAnsi="Times New Roman" w:cs="Times New Roman"/>
+          <w:sz w:val="28"/>
+          <w:szCs w:val="28"/>
+          <w:lang w:val="en-US"/>
+        </w:rPr>
+        <w:t>x</w:t>
+      </w:r>
+      <w:r>
+        <w:rPr>
+          <w:rFonts w:ascii="Times New Roman" w:eastAsia="Times New Roman" w:hAnsi="Times New Roman" w:cs="Times New Roman"/>
+          <w:sz w:val="28"/>
+          <w:szCs w:val="28"/>
+          <w:lang w:val="ru-RU"/>
+        </w:rPr>
+        <w:t>^2).</w:t>
+      </w:r>
     </w:p>
     <w:p>
       <w:pPr>
         <w:spacing w:line="360" w:lineRule="auto"/>
-        <w:jc w:val="both"/>
-        <w:rPr>
-          <w:rFonts w:ascii="Times New Roman" w:eastAsia="Times New Roman" w:hAnsi="Times New Roman" w:cs="Times New Roman"/>
-          <w:sz w:val="28"/>
-          <w:szCs w:val="28"/>
-          <w:lang w:val="ru-RU"/>
-        </w:rPr>
-      </w:pPr>
-      <w:r>
-        <w:rPr>
-          <w:rFonts w:ascii="Times New Roman" w:eastAsia="Times New Roman" w:hAnsi="Times New Roman" w:cs="Times New Roman"/>
-          <w:sz w:val="28"/>
-          <w:szCs w:val="28"/>
-          <w:lang w:val="en-US"/>
-        </w:rPr>
-        <w:t>f</w:t>
-      </w:r>
-      <w:r>
-        <w:rPr>
-          <w:rFonts w:ascii="Times New Roman" w:eastAsia="Times New Roman" w:hAnsi="Times New Roman" w:cs="Times New Roman"/>
-          <w:sz w:val="28"/>
-          <w:szCs w:val="28"/>
-          <w:lang w:val="ru-RU"/>
-        </w:rPr>
-        <w:t>(</w:t>
-      </w:r>
-      <w:r>
-        <w:rPr>
-          <w:rFonts w:ascii="Times New Roman" w:eastAsia="Times New Roman" w:hAnsi="Times New Roman" w:cs="Times New Roman"/>
-          <w:sz w:val="28"/>
-          <w:szCs w:val="28"/>
-          <w:lang w:val="en-US"/>
-        </w:rPr>
-        <w:t>x</w:t>
-      </w:r>
-      <w:r>
-        <w:rPr>
-          <w:rFonts w:ascii="Times New Roman" w:eastAsia="Times New Roman" w:hAnsi="Times New Roman" w:cs="Times New Roman"/>
-          <w:sz w:val="28"/>
-          <w:szCs w:val="28"/>
-          <w:lang w:val="ru-RU"/>
-        </w:rPr>
-        <w:t xml:space="preserve">) = </w:t>
-      </w:r>
-      <w:r>
-        <w:rPr>
-          <w:rFonts w:ascii="Times New Roman" w:eastAsia="Times New Roman" w:hAnsi="Times New Roman" w:cs="Times New Roman"/>
-          <w:sz w:val="28"/>
-          <w:szCs w:val="28"/>
-          <w:lang w:val="en-US"/>
-        </w:rPr>
-        <w:t>arcsin</w:t>
-      </w:r>
-      <w:r>
-        <w:rPr>
-          <w:rFonts w:ascii="Times New Roman" w:eastAsia="Times New Roman" w:hAnsi="Times New Roman" w:cs="Times New Roman"/>
-          <w:sz w:val="28"/>
-          <w:szCs w:val="28"/>
-          <w:lang w:val="ru-RU"/>
-        </w:rPr>
-        <w:t>(2</w:t>
-      </w:r>
-      <w:r>
-        <w:rPr>
-          <w:rFonts w:ascii="Times New Roman" w:eastAsia="Times New Roman" w:hAnsi="Times New Roman" w:cs="Times New Roman"/>
-          <w:sz w:val="28"/>
-          <w:szCs w:val="28"/>
-          <w:lang w:val="en-US"/>
-        </w:rPr>
-        <w:t>x</w:t>
-      </w:r>
-      <w:r>
-        <w:rPr>
-          <w:rFonts w:ascii="Times New Roman" w:eastAsia="Times New Roman" w:hAnsi="Times New Roman" w:cs="Times New Roman"/>
-          <w:sz w:val="28"/>
-          <w:szCs w:val="28"/>
-          <w:lang w:val="ru-RU"/>
-        </w:rPr>
-        <w:t xml:space="preserve"> / (1 + </w:t>
-      </w:r>
-      <w:r>
-        <w:rPr>
-          <w:rFonts w:ascii="Times New Roman" w:eastAsia="Times New Roman" w:hAnsi="Times New Roman" w:cs="Times New Roman"/>
-          <w:sz w:val="28"/>
-          <w:szCs w:val="28"/>
-          <w:lang w:val="en-US"/>
-        </w:rPr>
-        <w:t>x</w:t>
-      </w:r>
-      <w:r>
-        <w:rPr>
-          <w:rFonts w:ascii="Times New Roman" w:eastAsia="Times New Roman" w:hAnsi="Times New Roman" w:cs="Times New Roman"/>
-          <w:sz w:val="28"/>
-          <w:szCs w:val="28"/>
-          <w:lang w:val="ru-RU"/>
-        </w:rPr>
-        <w:t xml:space="preserve">^2) ) − </w:t>
-      </w:r>
-      <w:r>
-        <w:rPr>
-          <w:rFonts w:ascii="Times New Roman" w:eastAsia="Times New Roman" w:hAnsi="Times New Roman" w:cs="Times New Roman"/>
-          <w:sz w:val="28"/>
-          <w:szCs w:val="28"/>
-          <w:lang w:val="en-US"/>
-        </w:rPr>
-        <w:t>e</w:t>
-      </w:r>
-      <w:r>
-        <w:rPr>
-          <w:rFonts w:ascii="Times New Roman" w:eastAsia="Times New Roman" w:hAnsi="Times New Roman" w:cs="Times New Roman"/>
-          <w:sz w:val="28"/>
-          <w:szCs w:val="28"/>
-          <w:lang w:val="ru-RU"/>
-        </w:rPr>
-        <w:t>^(−</w:t>
-      </w:r>
-      <w:r>
-        <w:rPr>
-          <w:rFonts w:ascii="Times New Roman" w:eastAsia="Times New Roman" w:hAnsi="Times New Roman" w:cs="Times New Roman"/>
-          <w:sz w:val="28"/>
-          <w:szCs w:val="28"/>
-          <w:lang w:val="en-US"/>
-        </w:rPr>
-        <w:t>x</w:t>
-      </w:r>
-      <w:r>
-        <w:rPr>
-          <w:rFonts w:ascii="Times New Roman" w:eastAsia="Times New Roman" w:hAnsi="Times New Roman" w:cs="Times New Roman"/>
-          <w:sz w:val="28"/>
-          <w:szCs w:val="28"/>
-          <w:lang w:val="ru-RU"/>
-        </w:rPr>
-        <w:t>^2).</w:t>
+        <w:ind w:firstLine="720"/>
+        <w:jc w:val="both"/>
+        <w:rPr>
+          <w:rFonts w:ascii="Times New Roman" w:eastAsia="Times New Roman" w:hAnsi="Times New Roman" w:cs="Times New Roman"/>
+          <w:sz w:val="28"/>
+          <w:szCs w:val="28"/>
+          <w:lang w:val="ru-RU"/>
+        </w:rPr>
+      </w:pPr>
+      <w:r>
+        <w:rPr>
+          <w:rFonts w:ascii="Times New Roman" w:eastAsia="Times New Roman" w:hAnsi="Times New Roman" w:cs="Times New Roman"/>
+          <w:sz w:val="28"/>
+          <w:szCs w:val="28"/>
+          <w:lang w:val="ru-RU"/>
+        </w:rPr>
+        <w:t>Функция f(x) непрерывна на R, так как выражение 2x / (1 + x^2) при любых x принадлежит отрезку [−1; 1], поэтому arcsin(·) определена для всех x, а функция e^(−x^2) также непрерывна.</w:t>
       </w:r>
     </w:p>
     <w:p>
       <w:pPr>
         <w:spacing w:line="360" w:lineRule="auto"/>
-        <w:jc w:val="both"/>
-        <w:rPr>
-          <w:rFonts w:ascii="Times New Roman" w:eastAsia="Times New Roman" w:hAnsi="Times New Roman" w:cs="Times New Roman"/>
-          <w:sz w:val="28"/>
-          <w:szCs w:val="28"/>
-          <w:lang w:val="ru-RU"/>
-        </w:rPr>
-      </w:pPr>
-      <w:r>
-        <w:rPr>
-          <w:rFonts w:ascii="Times New Roman" w:eastAsia="Times New Roman" w:hAnsi="Times New Roman" w:cs="Times New Roman"/>
-          <w:sz w:val="28"/>
-          <w:szCs w:val="28"/>
-          <w:lang w:val="ru-RU"/>
-        </w:rPr>
-        <w:t>Функция f(x) непрерывна на R, так как выражение 2x / (1 + x^2) при любых x принадлежит отрезку [−1; 1], поэтому arcsin(·) определена для всех x, а функция e^(−x^2) также непрерывна.</w:t>
+        <w:ind w:firstLine="720"/>
+        <w:jc w:val="both"/>
+        <w:rPr>
+          <w:rFonts w:ascii="Times New Roman" w:eastAsia="Times New Roman" w:hAnsi="Times New Roman" w:cs="Times New Roman"/>
+          <w:sz w:val="28"/>
+          <w:szCs w:val="28"/>
+          <w:lang w:val="ru-RU"/>
+        </w:rPr>
+      </w:pPr>
+      <w:r>
+        <w:rPr>
+          <w:rFonts w:ascii="Times New Roman" w:eastAsia="Times New Roman" w:hAnsi="Times New Roman" w:cs="Times New Roman"/>
+          <w:sz w:val="28"/>
+          <w:szCs w:val="28"/>
+          <w:lang w:val="ru-RU"/>
+        </w:rPr>
+        <w:t>Для отделения корня используем теорему Коши (Больцано): если f(x) непрерывна на [Left; Right] и выполняется условие</w:t>
+      </w:r>
+      <w:r>
+        <w:rPr>
+          <w:rFonts w:ascii="Times New Roman" w:eastAsia="Times New Roman" w:hAnsi="Times New Roman" w:cs="Times New Roman"/>
+          <w:sz w:val="28"/>
+          <w:szCs w:val="28"/>
+          <w:lang w:val="ru-RU"/>
+        </w:rPr>
+        <w:t xml:space="preserve"> </w:t>
+      </w:r>
+      <w:r>
+        <w:rPr>
+          <w:rFonts w:ascii="Times New Roman" w:eastAsia="Times New Roman" w:hAnsi="Times New Roman" w:cs="Times New Roman"/>
+          <w:sz w:val="28"/>
+          <w:szCs w:val="28"/>
+          <w:lang w:val="ru-RU"/>
+        </w:rPr>
+        <w:t>f(Left) * f(Right) &lt; 0,</w:t>
+      </w:r>
+      <w:r>
+        <w:rPr>
+          <w:rFonts w:ascii="Times New Roman" w:eastAsia="Times New Roman" w:hAnsi="Times New Roman" w:cs="Times New Roman"/>
+          <w:sz w:val="28"/>
+          <w:szCs w:val="28"/>
+          <w:lang w:val="ru-RU"/>
+        </w:rPr>
+        <w:t xml:space="preserve"> </w:t>
+      </w:r>
+      <w:r>
+        <w:rPr>
+          <w:rFonts w:ascii="Times New Roman" w:eastAsia="Times New Roman" w:hAnsi="Times New Roman" w:cs="Times New Roman"/>
+          <w:sz w:val="28"/>
+          <w:szCs w:val="28"/>
+          <w:lang w:val="ru-RU"/>
+        </w:rPr>
+        <w:t>то на интервале (Left; Right) существует хотя бы один корень уравнения f(x) = 0.</w:t>
       </w:r>
     </w:p>
     <w:p>
       <w:pPr>
         <w:spacing w:line="360" w:lineRule="auto"/>
-        <w:jc w:val="both"/>
-        <w:rPr>
-          <w:rFonts w:ascii="Times New Roman" w:eastAsia="Times New Roman" w:hAnsi="Times New Roman" w:cs="Times New Roman"/>
-          <w:sz w:val="28"/>
-          <w:szCs w:val="28"/>
-          <w:lang w:val="ru-RU"/>
-        </w:rPr>
-      </w:pPr>
-      <w:r>
-        <w:rPr>
-          <w:rFonts w:ascii="Times New Roman" w:eastAsia="Times New Roman" w:hAnsi="Times New Roman" w:cs="Times New Roman"/>
-          <w:sz w:val="28"/>
-          <w:szCs w:val="28"/>
-          <w:lang w:val="ru-RU"/>
-        </w:rPr>
-        <w:t>Для отделения корня используем теорему Коши (Больцано): если f(x) непрерывна на [Left; Right] и выполняется условие</w:t>
-      </w:r>
-    </w:p>
-    <w:p>
-      <w:pPr>
-        <w:spacing w:line="360" w:lineRule="auto"/>
-        <w:jc w:val="both"/>
-        <w:rPr>
-          <w:rFonts w:ascii="Times New Roman" w:eastAsia="Times New Roman" w:hAnsi="Times New Roman" w:cs="Times New Roman"/>
-          <w:sz w:val="28"/>
-          <w:szCs w:val="28"/>
-          <w:lang w:val="ru-RU"/>
-        </w:rPr>
-      </w:pPr>
-      <w:r>
-        <w:rPr>
-          <w:rFonts w:ascii="Times New Roman" w:eastAsia="Times New Roman" w:hAnsi="Times New Roman" w:cs="Times New Roman"/>
-          <w:sz w:val="28"/>
-          <w:szCs w:val="28"/>
-          <w:lang w:val="ru-RU"/>
-        </w:rPr>
-        <w:t>f(Left) * f(Right) &lt; 0,</w:t>
-      </w:r>
-    </w:p>
-    <w:p>
-      <w:pPr>
-        <w:spacing w:line="360" w:lineRule="auto"/>
-        <w:jc w:val="both"/>
-        <w:rPr>
-          <w:rFonts w:ascii="Times New Roman" w:eastAsia="Times New Roman" w:hAnsi="Times New Roman" w:cs="Times New Roman"/>
-          <w:sz w:val="28"/>
-          <w:szCs w:val="28"/>
-          <w:lang w:val="ru-RU"/>
-        </w:rPr>
-      </w:pPr>
-      <w:r>
-        <w:rPr>
-          <w:rFonts w:ascii="Times New Roman" w:eastAsia="Times New Roman" w:hAnsi="Times New Roman" w:cs="Times New Roman"/>
-          <w:sz w:val="28"/>
-          <w:szCs w:val="28"/>
-          <w:lang w:val="ru-RU"/>
-        </w:rPr>
-        <w:t>то на интервале (Left; Right) существует хотя бы один корень уравнения f(x) = 0.</w:t>
-      </w:r>
-    </w:p>
-    <w:p>
-      <w:pPr>
-        <w:spacing w:line="360" w:lineRule="auto"/>
+        <w:ind w:firstLine="720"/>
         <w:jc w:val="both"/>
         <w:rPr>
           <w:rFonts w:ascii="Times New Roman" w:eastAsia="Times New Roman" w:hAnsi="Times New Roman" w:cs="Times New Roman"/>
@@ -3813,54 +3819,161 @@
         </w:rPr>
         <w:t>f(0.5) = arcsin( 2*0.5 / (1 + 0.5^2) ) − e^(−0.5^2)</w:t>
       </w:r>
-    </w:p>
-    <w:p>
-      <w:pPr>
-        <w:pStyle w:val="a6"/>
+      <w:r>
+        <w:rPr>
+          <w:rFonts w:ascii="Times New Roman" w:eastAsia="Times New Roman" w:hAnsi="Times New Roman" w:cs="Times New Roman"/>
+          <w:sz w:val="28"/>
+          <w:szCs w:val="28"/>
+          <w:lang w:val="ru-RU"/>
+        </w:rPr>
+        <w:t xml:space="preserve"> </w:t>
+      </w:r>
+      <w:r>
+        <w:rPr>
+          <w:rFonts w:ascii="Times New Roman" w:eastAsia="Times New Roman" w:hAnsi="Times New Roman" w:cs="Times New Roman"/>
+          <w:sz w:val="28"/>
+          <w:szCs w:val="28"/>
+          <w:lang w:val="ru-RU"/>
+        </w:rPr>
+        <w:t>= arcsin( 1 / 1.25 ) − e^(−0.25)</w:t>
+      </w:r>
+      <w:r>
+        <w:rPr>
+          <w:rFonts w:ascii="Times New Roman" w:eastAsia="Times New Roman" w:hAnsi="Times New Roman" w:cs="Times New Roman"/>
+          <w:sz w:val="28"/>
+          <w:szCs w:val="28"/>
+          <w:lang w:val="ru-RU"/>
+        </w:rPr>
+        <w:t xml:space="preserve"> </w:t>
+      </w:r>
+      <w:r>
+        <w:rPr>
+          <w:rFonts w:ascii="Times New Roman" w:eastAsia="Times New Roman" w:hAnsi="Times New Roman" w:cs="Times New Roman"/>
+          <w:sz w:val="28"/>
+          <w:szCs w:val="28"/>
+          <w:lang w:val="ru-RU"/>
+        </w:rPr>
+        <w:t>= arcsin(0.8) − e^(−0.25)</w:t>
+      </w:r>
+      <w:r>
+        <w:rPr>
+          <w:rFonts w:ascii="Times New Roman" w:eastAsia="Times New Roman" w:hAnsi="Times New Roman" w:cs="Times New Roman"/>
+          <w:sz w:val="28"/>
+          <w:szCs w:val="28"/>
+          <w:lang w:val="ru-RU"/>
+        </w:rPr>
+        <w:t xml:space="preserve"> </w:t>
+      </w:r>
+      <w:r>
+        <w:rPr>
+          <w:rFonts w:ascii="Times New Roman" w:eastAsia="Times New Roman" w:hAnsi="Times New Roman" w:cs="Times New Roman"/>
+          <w:sz w:val="28"/>
+          <w:szCs w:val="28"/>
+          <w:lang w:val="ru-RU"/>
+        </w:rPr>
+        <w:t>≈ 0.9273 − 0.7788</w:t>
+      </w:r>
+      <w:r>
+        <w:rPr>
+          <w:rFonts w:ascii="Times New Roman" w:eastAsia="Times New Roman" w:hAnsi="Times New Roman" w:cs="Times New Roman"/>
+          <w:sz w:val="28"/>
+          <w:szCs w:val="28"/>
+          <w:lang w:val="ru-RU"/>
+        </w:rPr>
+        <w:t xml:space="preserve"> </w:t>
+      </w:r>
+      <w:r>
+        <w:rPr>
+          <w:rFonts w:ascii="Times New Roman" w:eastAsia="Times New Roman" w:hAnsi="Times New Roman" w:cs="Times New Roman"/>
+          <w:sz w:val="28"/>
+          <w:szCs w:val="28"/>
+          <w:lang w:val="ru-RU"/>
+        </w:rPr>
+        <w:t>≈ 0.1485 &gt; 0.</w:t>
+      </w:r>
+    </w:p>
+    <w:p>
+      <w:pPr>
         <w:spacing w:line="360" w:lineRule="auto"/>
-        <w:jc w:val="both"/>
-        <w:rPr>
-          <w:rFonts w:ascii="Times New Roman" w:eastAsia="Times New Roman" w:hAnsi="Times New Roman" w:cs="Times New Roman"/>
-          <w:sz w:val="28"/>
-          <w:szCs w:val="28"/>
-          <w:lang w:val="ru-RU"/>
-        </w:rPr>
-      </w:pPr>
-      <w:r>
-        <w:rPr>
-          <w:rFonts w:ascii="Times New Roman" w:eastAsia="Times New Roman" w:hAnsi="Times New Roman" w:cs="Times New Roman"/>
-          <w:sz w:val="28"/>
-          <w:szCs w:val="28"/>
-          <w:lang w:val="ru-RU"/>
-        </w:rPr>
-        <w:t>= arcsin( 1 / 1.25 ) − e^(−0.25)</w:t>
-      </w:r>
-    </w:p>
-    <w:p>
-      <w:pPr>
-        <w:pStyle w:val="a6"/>
+        <w:ind w:firstLine="720"/>
+        <w:jc w:val="both"/>
+        <w:rPr>
+          <w:rFonts w:ascii="Times New Roman" w:eastAsia="Times New Roman" w:hAnsi="Times New Roman" w:cs="Times New Roman"/>
+          <w:sz w:val="28"/>
+          <w:szCs w:val="28"/>
+          <w:lang w:val="ru-RU"/>
+        </w:rPr>
+      </w:pPr>
+      <w:r>
+        <w:rPr>
+          <w:rFonts w:ascii="Times New Roman" w:eastAsia="Times New Roman" w:hAnsi="Times New Roman" w:cs="Times New Roman"/>
+          <w:sz w:val="28"/>
+          <w:szCs w:val="28"/>
+          <w:lang w:val="ru-RU"/>
+        </w:rPr>
+        <w:t>Так как f(0) &lt; 0 и f(0.5) &gt; 0, то:</w:t>
+      </w:r>
+      <w:r>
+        <w:rPr>
+          <w:rFonts w:ascii="Times New Roman" w:eastAsia="Times New Roman" w:hAnsi="Times New Roman" w:cs="Times New Roman"/>
+          <w:sz w:val="28"/>
+          <w:szCs w:val="28"/>
+          <w:lang w:val="ru-RU"/>
+        </w:rPr>
+        <w:t xml:space="preserve"> </w:t>
+      </w:r>
+      <w:r>
+        <w:rPr>
+          <w:rFonts w:ascii="Times New Roman" w:eastAsia="Times New Roman" w:hAnsi="Times New Roman" w:cs="Times New Roman"/>
+          <w:sz w:val="28"/>
+          <w:szCs w:val="28"/>
+          <w:lang w:val="ru-RU"/>
+        </w:rPr>
+        <w:t>f(0) * f(0.5) &lt; 0.</w:t>
+      </w:r>
+    </w:p>
+    <w:p>
+      <w:pPr>
         <w:spacing w:line="360" w:lineRule="auto"/>
-        <w:jc w:val="both"/>
-        <w:rPr>
-          <w:rFonts w:ascii="Times New Roman" w:eastAsia="Times New Roman" w:hAnsi="Times New Roman" w:cs="Times New Roman"/>
-          <w:sz w:val="28"/>
-          <w:szCs w:val="28"/>
-          <w:lang w:val="ru-RU"/>
-        </w:rPr>
-      </w:pPr>
-      <w:r>
-        <w:rPr>
-          <w:rFonts w:ascii="Times New Roman" w:eastAsia="Times New Roman" w:hAnsi="Times New Roman" w:cs="Times New Roman"/>
-          <w:sz w:val="28"/>
-          <w:szCs w:val="28"/>
-          <w:lang w:val="ru-RU"/>
-        </w:rPr>
-        <w:t>= arcsin(0.8) − e^(−0.25)</w:t>
-      </w:r>
-    </w:p>
-    <w:p>
-      <w:pPr>
-        <w:pStyle w:val="a6"/>
+        <w:ind w:firstLine="720"/>
+        <w:jc w:val="both"/>
+        <w:rPr>
+          <w:rFonts w:ascii="Times New Roman" w:eastAsia="Times New Roman" w:hAnsi="Times New Roman" w:cs="Times New Roman"/>
+          <w:sz w:val="28"/>
+          <w:szCs w:val="28"/>
+          <w:lang w:val="ru-RU"/>
+        </w:rPr>
+      </w:pPr>
+      <w:r>
+        <w:rPr>
+          <w:rFonts w:ascii="Times New Roman" w:eastAsia="Times New Roman" w:hAnsi="Times New Roman" w:cs="Times New Roman"/>
+          <w:sz w:val="28"/>
+          <w:szCs w:val="28"/>
+          <w:lang w:val="ru-RU"/>
+        </w:rPr>
+        <w:t xml:space="preserve">Следовательно, на отрезке [0; 0.5] существует корень уравнения f(x) = 0. Этот отрезок принимаем в качестве начального интервала для метода </w:t>
+      </w:r>
+      <w:r>
+        <w:rPr>
+          <w:rFonts w:ascii="Times New Roman" w:eastAsia="Times New Roman" w:hAnsi="Times New Roman" w:cs="Times New Roman"/>
+          <w:sz w:val="28"/>
+          <w:szCs w:val="28"/>
+          <w:lang w:val="ru-RU"/>
+        </w:rPr>
+        <w:t>хорд</w:t>
+      </w:r>
+      <w:r>
+        <w:rPr>
+          <w:rFonts w:ascii="Times New Roman" w:eastAsia="Times New Roman" w:hAnsi="Times New Roman" w:cs="Times New Roman"/>
+          <w:sz w:val="28"/>
+          <w:szCs w:val="28"/>
+          <w:lang w:val="ru-RU"/>
+        </w:rPr>
+        <w:t>:</w:t>
+      </w:r>
+    </w:p>
+    <w:p>
+      <w:pPr>
         <w:spacing w:line="360" w:lineRule="auto"/>
         <w:jc w:val="both"/>
         <w:rPr>
@@ -3877,12 +3990,11 @@
           <w:szCs w:val="28"/>
           <w:lang w:val="ru-RU"/>
         </w:rPr>
-        <w:t>≈ 0.9273 − 0.7788</w:t>
-      </w:r>
-    </w:p>
-    <w:p>
-      <w:pPr>
-        <w:pStyle w:val="a6"/>
+        <w:t>[Left; Right] = [0; 0.5].</w:t>
+      </w:r>
+    </w:p>
+    <w:p>
+      <w:pPr>
         <w:spacing w:line="360" w:lineRule="auto"/>
         <w:jc w:val="both"/>
         <w:rPr>
@@ -3892,157 +4004,11 @@
           <w:lang w:val="ru-RU"/>
         </w:rPr>
       </w:pPr>
-      <w:r>
-        <w:rPr>
-          <w:rFonts w:ascii="Times New Roman" w:eastAsia="Times New Roman" w:hAnsi="Times New Roman" w:cs="Times New Roman"/>
-          <w:sz w:val="28"/>
-          <w:szCs w:val="28"/>
-          <w:lang w:val="ru-RU"/>
-        </w:rPr>
-        <w:t>≈ 0.1485 &gt; 0.</w:t>
-      </w:r>
     </w:p>
     <w:p>
       <w:pPr>
         <w:spacing w:line="360" w:lineRule="auto"/>
-        <w:jc w:val="both"/>
-        <w:rPr>
-          <w:rFonts w:ascii="Times New Roman" w:eastAsia="Times New Roman" w:hAnsi="Times New Roman" w:cs="Times New Roman"/>
-          <w:sz w:val="28"/>
-          <w:szCs w:val="28"/>
-          <w:lang w:val="ru-RU"/>
-        </w:rPr>
-      </w:pPr>
-      <w:r>
-        <w:rPr>
-          <w:rFonts w:ascii="Times New Roman" w:eastAsia="Times New Roman" w:hAnsi="Times New Roman" w:cs="Times New Roman"/>
-          <w:sz w:val="28"/>
-          <w:szCs w:val="28"/>
-          <w:lang w:val="ru-RU"/>
-        </w:rPr>
-        <w:t>Так как f(0) &lt; 0 и f(0.5) &gt; 0, то:</w:t>
-      </w:r>
-    </w:p>
-    <w:p>
-      <w:pPr>
-        <w:spacing w:line="360" w:lineRule="auto"/>
-        <w:jc w:val="both"/>
-        <w:rPr>
-          <w:rFonts w:ascii="Times New Roman" w:eastAsia="Times New Roman" w:hAnsi="Times New Roman" w:cs="Times New Roman"/>
-          <w:sz w:val="28"/>
-          <w:szCs w:val="28"/>
-          <w:lang w:val="ru-RU"/>
-        </w:rPr>
-      </w:pPr>
-      <w:r>
-        <w:rPr>
-          <w:rFonts w:ascii="Times New Roman" w:eastAsia="Times New Roman" w:hAnsi="Times New Roman" w:cs="Times New Roman"/>
-          <w:sz w:val="28"/>
-          <w:szCs w:val="28"/>
-          <w:lang w:val="ru-RU"/>
-        </w:rPr>
-        <w:t>f(0) * f(0.5) &lt; 0.</w:t>
-      </w:r>
-    </w:p>
-    <w:p>
-      <w:pPr>
-        <w:spacing w:line="360" w:lineRule="auto"/>
-        <w:jc w:val="both"/>
-        <w:rPr>
-          <w:rFonts w:ascii="Times New Roman" w:eastAsia="Times New Roman" w:hAnsi="Times New Roman" w:cs="Times New Roman"/>
-          <w:sz w:val="28"/>
-          <w:szCs w:val="28"/>
-          <w:lang w:val="ru-RU"/>
-        </w:rPr>
-      </w:pPr>
-      <w:r>
-        <w:rPr>
-          <w:rFonts w:ascii="Times New Roman" w:eastAsia="Times New Roman" w:hAnsi="Times New Roman" w:cs="Times New Roman"/>
-          <w:sz w:val="28"/>
-          <w:szCs w:val="28"/>
-          <w:lang w:val="ru-RU"/>
-        </w:rPr>
-        <w:t xml:space="preserve">Следовательно, на отрезке [0; 0.5] существует корень уравнения f(x) = 0. Этот отрезок принимаем в качестве начального интервала для метода </w:t>
-      </w:r>
-      <w:r>
-        <w:rPr>
-          <w:rFonts w:ascii="Times New Roman" w:eastAsia="Times New Roman" w:hAnsi="Times New Roman" w:cs="Times New Roman"/>
-          <w:sz w:val="28"/>
-          <w:szCs w:val="28"/>
-          <w:lang w:val="ru-RU"/>
-        </w:rPr>
-        <w:t>хорд</w:t>
-      </w:r>
-      <w:r>
-        <w:rPr>
-          <w:rFonts w:ascii="Times New Roman" w:eastAsia="Times New Roman" w:hAnsi="Times New Roman" w:cs="Times New Roman"/>
-          <w:sz w:val="28"/>
-          <w:szCs w:val="28"/>
-          <w:lang w:val="ru-RU"/>
-        </w:rPr>
-        <w:t>:</w:t>
-      </w:r>
-    </w:p>
-    <w:p>
-      <w:pPr>
-        <w:spacing w:line="360" w:lineRule="auto"/>
-        <w:jc w:val="both"/>
-        <w:rPr>
-          <w:rFonts w:ascii="Times New Roman" w:eastAsia="Times New Roman" w:hAnsi="Times New Roman" w:cs="Times New Roman"/>
-          <w:sz w:val="28"/>
-          <w:szCs w:val="28"/>
-          <w:lang w:val="ru-RU"/>
-        </w:rPr>
-      </w:pPr>
-      <w:r>
-        <w:rPr>
-          <w:rFonts w:ascii="Times New Roman" w:eastAsia="Times New Roman" w:hAnsi="Times New Roman" w:cs="Times New Roman"/>
-          <w:sz w:val="28"/>
-          <w:szCs w:val="28"/>
-          <w:lang w:val="ru-RU"/>
-        </w:rPr>
-        <w:t>[Left; Right] = [0; 0.5].</w:t>
-      </w:r>
-    </w:p>
-    <w:p>
-      <w:pPr>
-        <w:spacing w:line="360" w:lineRule="auto"/>
-        <w:jc w:val="both"/>
-        <w:rPr>
-          <w:rFonts w:ascii="Times New Roman" w:eastAsia="Times New Roman" w:hAnsi="Times New Roman" w:cs="Times New Roman"/>
-          <w:sz w:val="28"/>
-          <w:szCs w:val="28"/>
-          <w:lang w:val="ru-RU"/>
-        </w:rPr>
-      </w:pPr>
-    </w:p>
-    <w:p>
-      <w:pPr>
-        <w:spacing w:line="360" w:lineRule="auto"/>
-        <w:jc w:val="both"/>
-        <w:rPr>
-          <w:rFonts w:ascii="Times New Roman" w:eastAsia="Times New Roman" w:hAnsi="Times New Roman" w:cs="Times New Roman"/>
-          <w:sz w:val="28"/>
-          <w:szCs w:val="28"/>
-          <w:lang w:val="ru-RU"/>
-        </w:rPr>
-      </w:pPr>
-    </w:p>
-    <w:p>
-      <w:pPr>
-        <w:spacing w:line="360" w:lineRule="auto"/>
-        <w:jc w:val="both"/>
-        <w:rPr>
-          <w:rFonts w:ascii="Times New Roman" w:eastAsia="Times New Roman" w:hAnsi="Times New Roman" w:cs="Times New Roman"/>
-          <w:sz w:val="28"/>
-          <w:szCs w:val="28"/>
-          <w:lang w:val="ru-RU"/>
-        </w:rPr>
-      </w:pPr>
-    </w:p>
-    <w:p>
-      <w:pPr>
-        <w:spacing w:line="360" w:lineRule="auto"/>
+        <w:ind w:firstLine="709"/>
         <w:jc w:val="both"/>
         <w:rPr>
           <w:rFonts w:ascii="Times New Roman" w:eastAsia="Times New Roman" w:hAnsi="Times New Roman" w:cs="Times New Roman"/>
@@ -4062,71 +4028,450 @@
           <w:szCs w:val="28"/>
           <w:lang w:val="ru-RU"/>
         </w:rPr>
+        <w:t>2. Подпрограмма вычисления функции f(x) с учётом округления Round (Delta)</w:t>
+      </w:r>
+    </w:p>
+    <w:p>
+      <w:pPr>
+        <w:spacing w:line="360" w:lineRule="auto"/>
+        <w:ind w:firstLine="709"/>
+        <w:jc w:val="both"/>
+        <w:rPr>
+          <w:rFonts w:ascii="Times New Roman" w:eastAsia="Times New Roman" w:hAnsi="Times New Roman" w:cs="Times New Roman"/>
+          <w:sz w:val="28"/>
+          <w:szCs w:val="28"/>
+          <w:lang w:val="ru-RU"/>
+        </w:rPr>
+      </w:pPr>
+      <w:r>
+        <w:rPr>
+          <w:rFonts w:ascii="Times New Roman" w:eastAsia="Times New Roman" w:hAnsi="Times New Roman" w:cs="Times New Roman"/>
+          <w:sz w:val="28"/>
+          <w:szCs w:val="28"/>
+          <w:lang w:val="ru-RU"/>
+        </w:rPr>
+        <w:t>Для реализации метода хорд требуется подпрограмма, вычисляющая значение функции f(x) в заданной точке x. В данной лабораторной работе дополнительно необходимо предусмотреть моделирование ошибок исходных данных и вычислений, то есть округление значений функции с заданной точностью Delta с помощью подпрограммы Round.</w:t>
+      </w:r>
+    </w:p>
+    <w:p>
+      <w:pPr>
+        <w:spacing w:line="360" w:lineRule="auto"/>
+        <w:ind w:firstLine="709"/>
+        <w:jc w:val="both"/>
+        <w:rPr>
+          <w:rFonts w:ascii="Times New Roman" w:eastAsia="Times New Roman" w:hAnsi="Times New Roman" w:cs="Times New Roman"/>
+          <w:sz w:val="28"/>
+          <w:szCs w:val="28"/>
+          <w:lang w:val="ru-RU"/>
+        </w:rPr>
+      </w:pPr>
+      <w:r>
+        <w:rPr>
+          <w:rFonts w:ascii="Times New Roman" w:eastAsia="Times New Roman" w:hAnsi="Times New Roman" w:cs="Times New Roman"/>
+          <w:sz w:val="28"/>
+          <w:szCs w:val="28"/>
+          <w:lang w:val="ru-RU"/>
+        </w:rPr>
+        <w:t>Функция задаётся формулой:</w:t>
+      </w:r>
+    </w:p>
+    <w:p>
+      <w:pPr>
+        <w:spacing w:line="360" w:lineRule="auto"/>
+        <w:ind w:firstLine="709"/>
+        <w:jc w:val="both"/>
+        <w:rPr>
+          <w:rFonts w:ascii="Times New Roman" w:eastAsia="Times New Roman" w:hAnsi="Times New Roman" w:cs="Times New Roman"/>
+          <w:sz w:val="28"/>
+          <w:szCs w:val="28"/>
+          <w:lang w:val="ru-RU"/>
+        </w:rPr>
+      </w:pPr>
+      <w:r>
+        <w:rPr>
+          <w:rFonts w:ascii="Times New Roman" w:eastAsia="Times New Roman" w:hAnsi="Times New Roman" w:cs="Times New Roman"/>
+          <w:sz w:val="28"/>
+          <w:szCs w:val="28"/>
+          <w:lang w:val="en-US"/>
+        </w:rPr>
+        <w:t>f</w:t>
+      </w:r>
+      <w:r>
+        <w:rPr>
+          <w:rFonts w:ascii="Times New Roman" w:eastAsia="Times New Roman" w:hAnsi="Times New Roman" w:cs="Times New Roman"/>
+          <w:sz w:val="28"/>
+          <w:szCs w:val="28"/>
+          <w:lang w:val="ru-RU"/>
+        </w:rPr>
+        <w:t>(</w:t>
+      </w:r>
+      <w:r>
+        <w:rPr>
+          <w:rFonts w:ascii="Times New Roman" w:eastAsia="Times New Roman" w:hAnsi="Times New Roman" w:cs="Times New Roman"/>
+          <w:sz w:val="28"/>
+          <w:szCs w:val="28"/>
+          <w:lang w:val="en-US"/>
+        </w:rPr>
+        <w:t>x</w:t>
+      </w:r>
+      <w:r>
+        <w:rPr>
+          <w:rFonts w:ascii="Times New Roman" w:eastAsia="Times New Roman" w:hAnsi="Times New Roman" w:cs="Times New Roman"/>
+          <w:sz w:val="28"/>
+          <w:szCs w:val="28"/>
+          <w:lang w:val="ru-RU"/>
+        </w:rPr>
+        <w:t xml:space="preserve">) = </w:t>
+      </w:r>
+      <w:r>
+        <w:rPr>
+          <w:rFonts w:ascii="Times New Roman" w:eastAsia="Times New Roman" w:hAnsi="Times New Roman" w:cs="Times New Roman"/>
+          <w:sz w:val="28"/>
+          <w:szCs w:val="28"/>
+          <w:lang w:val="en-US"/>
+        </w:rPr>
+        <w:t>arcsin</w:t>
+      </w:r>
+      <w:r>
+        <w:rPr>
+          <w:rFonts w:ascii="Times New Roman" w:eastAsia="Times New Roman" w:hAnsi="Times New Roman" w:cs="Times New Roman"/>
+          <w:sz w:val="28"/>
+          <w:szCs w:val="28"/>
+          <w:lang w:val="ru-RU"/>
+        </w:rPr>
+        <w:t>( 2</w:t>
+      </w:r>
+      <w:r>
+        <w:rPr>
+          <w:rFonts w:ascii="Times New Roman" w:eastAsia="Times New Roman" w:hAnsi="Times New Roman" w:cs="Times New Roman"/>
+          <w:sz w:val="28"/>
+          <w:szCs w:val="28"/>
+          <w:lang w:val="en-US"/>
+        </w:rPr>
+        <w:t>x</w:t>
+      </w:r>
+      <w:r>
+        <w:rPr>
+          <w:rFonts w:ascii="Times New Roman" w:eastAsia="Times New Roman" w:hAnsi="Times New Roman" w:cs="Times New Roman"/>
+          <w:sz w:val="28"/>
+          <w:szCs w:val="28"/>
+          <w:lang w:val="ru-RU"/>
+        </w:rPr>
+        <w:t xml:space="preserve"> / (1 + </w:t>
+      </w:r>
+      <w:r>
+        <w:rPr>
+          <w:rFonts w:ascii="Times New Roman" w:eastAsia="Times New Roman" w:hAnsi="Times New Roman" w:cs="Times New Roman"/>
+          <w:sz w:val="28"/>
+          <w:szCs w:val="28"/>
+          <w:lang w:val="en-US"/>
+        </w:rPr>
+        <w:t>x</w:t>
+      </w:r>
+      <w:r>
+        <w:rPr>
+          <w:rFonts w:ascii="Times New Roman" w:eastAsia="Times New Roman" w:hAnsi="Times New Roman" w:cs="Times New Roman"/>
+          <w:sz w:val="28"/>
+          <w:szCs w:val="28"/>
+          <w:lang w:val="ru-RU"/>
+        </w:rPr>
+        <w:t xml:space="preserve">^2) ) − </w:t>
+      </w:r>
+      <w:r>
+        <w:rPr>
+          <w:rFonts w:ascii="Times New Roman" w:eastAsia="Times New Roman" w:hAnsi="Times New Roman" w:cs="Times New Roman"/>
+          <w:sz w:val="28"/>
+          <w:szCs w:val="28"/>
+          <w:lang w:val="en-US"/>
+        </w:rPr>
+        <w:t>e</w:t>
+      </w:r>
+      <w:r>
+        <w:rPr>
+          <w:rFonts w:ascii="Times New Roman" w:eastAsia="Times New Roman" w:hAnsi="Times New Roman" w:cs="Times New Roman"/>
+          <w:sz w:val="28"/>
+          <w:szCs w:val="28"/>
+          <w:lang w:val="ru-RU"/>
+        </w:rPr>
+        <w:t>^(−</w:t>
+      </w:r>
+      <w:r>
+        <w:rPr>
+          <w:rFonts w:ascii="Times New Roman" w:eastAsia="Times New Roman" w:hAnsi="Times New Roman" w:cs="Times New Roman"/>
+          <w:sz w:val="28"/>
+          <w:szCs w:val="28"/>
+          <w:lang w:val="en-US"/>
+        </w:rPr>
+        <w:t>x</w:t>
+      </w:r>
+      <w:r>
+        <w:rPr>
+          <w:rFonts w:ascii="Times New Roman" w:eastAsia="Times New Roman" w:hAnsi="Times New Roman" w:cs="Times New Roman"/>
+          <w:sz w:val="28"/>
+          <w:szCs w:val="28"/>
+          <w:lang w:val="ru-RU"/>
+        </w:rPr>
+        <w:t>^2).</w:t>
+      </w:r>
+    </w:p>
+    <w:p>
+      <w:pPr>
+        <w:spacing w:line="360" w:lineRule="auto"/>
+        <w:ind w:firstLine="709"/>
+        <w:jc w:val="both"/>
+        <w:rPr>
+          <w:rFonts w:ascii="Times New Roman" w:eastAsia="Times New Roman" w:hAnsi="Times New Roman" w:cs="Times New Roman"/>
+          <w:sz w:val="28"/>
+          <w:szCs w:val="28"/>
+          <w:lang w:val="ru-RU"/>
+        </w:rPr>
+      </w:pPr>
+      <w:r>
+        <w:rPr>
+          <w:rFonts w:ascii="Times New Roman" w:eastAsia="Times New Roman" w:hAnsi="Times New Roman" w:cs="Times New Roman"/>
+          <w:sz w:val="28"/>
+          <w:szCs w:val="28"/>
+          <w:lang w:val="ru-RU"/>
+        </w:rPr>
         <w:lastRenderedPageBreak/>
-        <w:t>2. Подпрограмма вычисления функции f(x) с учётом округления Round (Delta)</w:t>
+        <w:t>Для вычисления используются стандартные математические функции asin(·) и exp(·). При вычислениях с типом double из-за округления возможно, что величина t = 2x / (1 + x^2) получится немного больше 1 или меньше −1, что может привести к ошибке при вычислении arcsin(t). Поэтому в подпрограмме аргумент арксинуса дополнительно ограничивают диапазоном [−1; 1]:</w:t>
+      </w:r>
+      <w:r>
+        <w:rPr>
+          <w:rFonts w:ascii="Times New Roman" w:eastAsia="Times New Roman" w:hAnsi="Times New Roman" w:cs="Times New Roman"/>
+          <w:sz w:val="28"/>
+          <w:szCs w:val="28"/>
+          <w:lang w:val="ru-RU"/>
+        </w:rPr>
+        <w:t xml:space="preserve"> </w:t>
+      </w:r>
+      <w:r>
+        <w:rPr>
+          <w:rFonts w:ascii="Times New Roman" w:eastAsia="Times New Roman" w:hAnsi="Times New Roman" w:cs="Times New Roman"/>
+          <w:sz w:val="28"/>
+          <w:szCs w:val="28"/>
+          <w:lang w:val="ru-RU"/>
+        </w:rPr>
+        <w:t>если t &gt; 1, то t = 1;</w:t>
+      </w:r>
+      <w:r>
+        <w:rPr>
+          <w:rFonts w:ascii="Times New Roman" w:eastAsia="Times New Roman" w:hAnsi="Times New Roman" w:cs="Times New Roman"/>
+          <w:sz w:val="28"/>
+          <w:szCs w:val="28"/>
+          <w:lang w:val="ru-RU"/>
+        </w:rPr>
+        <w:t xml:space="preserve"> </w:t>
+      </w:r>
+      <w:r>
+        <w:rPr>
+          <w:rFonts w:ascii="Times New Roman" w:eastAsia="Times New Roman" w:hAnsi="Times New Roman" w:cs="Times New Roman"/>
+          <w:sz w:val="28"/>
+          <w:szCs w:val="28"/>
+          <w:lang w:val="ru-RU"/>
+        </w:rPr>
+        <w:t>если t &lt; −1, то t = −1.</w:t>
       </w:r>
     </w:p>
     <w:p>
       <w:pPr>
         <w:spacing w:line="360" w:lineRule="auto"/>
-        <w:jc w:val="both"/>
-        <w:rPr>
-          <w:rFonts w:ascii="Times New Roman" w:eastAsia="Times New Roman" w:hAnsi="Times New Roman" w:cs="Times New Roman"/>
-          <w:sz w:val="28"/>
-          <w:szCs w:val="28"/>
-          <w:lang w:val="ru-RU"/>
-        </w:rPr>
-      </w:pPr>
-      <w:r>
-        <w:rPr>
-          <w:rFonts w:ascii="Times New Roman" w:eastAsia="Times New Roman" w:hAnsi="Times New Roman" w:cs="Times New Roman"/>
-          <w:sz w:val="28"/>
-          <w:szCs w:val="28"/>
-          <w:lang w:val="ru-RU"/>
-        </w:rPr>
-        <w:t>Для реализации метода хорд требуется подпрограмма, вычисляющая значение функции f(x) в заданной точке x. В данной лабораторной работе дополнительно необходимо предусмотреть моделирование ошибок исходных данных и вычислений, то есть округление значений функции с заданной точностью Delta с помощью подпрограммы Round.</w:t>
+        <w:ind w:firstLine="709"/>
+        <w:jc w:val="both"/>
+        <w:rPr>
+          <w:rFonts w:ascii="Times New Roman" w:eastAsia="Times New Roman" w:hAnsi="Times New Roman" w:cs="Times New Roman"/>
+          <w:sz w:val="28"/>
+          <w:szCs w:val="28"/>
+          <w:lang w:val="ru-RU"/>
+        </w:rPr>
+      </w:pPr>
+      <w:r>
+        <w:rPr>
+          <w:rFonts w:ascii="Times New Roman" w:eastAsia="Times New Roman" w:hAnsi="Times New Roman" w:cs="Times New Roman"/>
+          <w:sz w:val="28"/>
+          <w:szCs w:val="28"/>
+          <w:lang w:val="ru-RU"/>
+        </w:rPr>
+        <w:t>Моделирование ошибок выполняется следующим образом: вместо точного значения f(x) используется округлённое значение</w:t>
+      </w:r>
+      <w:r>
+        <w:rPr>
+          <w:rFonts w:ascii="Times New Roman" w:eastAsia="Times New Roman" w:hAnsi="Times New Roman" w:cs="Times New Roman"/>
+          <w:sz w:val="28"/>
+          <w:szCs w:val="28"/>
+          <w:lang w:val="ru-RU"/>
+        </w:rPr>
+        <w:t xml:space="preserve"> </w:t>
+      </w:r>
+      <w:r>
+        <w:rPr>
+          <w:rFonts w:ascii="Times New Roman" w:eastAsia="Times New Roman" w:hAnsi="Times New Roman" w:cs="Times New Roman"/>
+          <w:sz w:val="28"/>
+          <w:szCs w:val="28"/>
+          <w:lang w:val="en-US"/>
+        </w:rPr>
+        <w:t>f</w:t>
+      </w:r>
+      <w:r>
+        <w:rPr>
+          <w:rFonts w:ascii="Times New Roman" w:eastAsia="Times New Roman" w:hAnsi="Times New Roman" w:cs="Times New Roman"/>
+          <w:sz w:val="28"/>
+          <w:szCs w:val="28"/>
+          <w:lang w:val="ru-RU"/>
+        </w:rPr>
+        <w:t>_</w:t>
+      </w:r>
+      <w:r>
+        <w:rPr>
+          <w:rFonts w:ascii="Times New Roman" w:eastAsia="Times New Roman" w:hAnsi="Times New Roman" w:cs="Times New Roman"/>
+          <w:sz w:val="28"/>
+          <w:szCs w:val="28"/>
+          <w:lang w:val="en-US"/>
+        </w:rPr>
+        <w:t>Delta</w:t>
+      </w:r>
+      <w:r>
+        <w:rPr>
+          <w:rFonts w:ascii="Times New Roman" w:eastAsia="Times New Roman" w:hAnsi="Times New Roman" w:cs="Times New Roman"/>
+          <w:sz w:val="28"/>
+          <w:szCs w:val="28"/>
+          <w:lang w:val="ru-RU"/>
+        </w:rPr>
+        <w:t>(</w:t>
+      </w:r>
+      <w:r>
+        <w:rPr>
+          <w:rFonts w:ascii="Times New Roman" w:eastAsia="Times New Roman" w:hAnsi="Times New Roman" w:cs="Times New Roman"/>
+          <w:sz w:val="28"/>
+          <w:szCs w:val="28"/>
+          <w:lang w:val="en-US"/>
+        </w:rPr>
+        <w:t>x</w:t>
+      </w:r>
+      <w:r>
+        <w:rPr>
+          <w:rFonts w:ascii="Times New Roman" w:eastAsia="Times New Roman" w:hAnsi="Times New Roman" w:cs="Times New Roman"/>
+          <w:sz w:val="28"/>
+          <w:szCs w:val="28"/>
+          <w:lang w:val="ru-RU"/>
+        </w:rPr>
+        <w:t xml:space="preserve">) = </w:t>
+      </w:r>
+      <w:r>
+        <w:rPr>
+          <w:rFonts w:ascii="Times New Roman" w:eastAsia="Times New Roman" w:hAnsi="Times New Roman" w:cs="Times New Roman"/>
+          <w:sz w:val="28"/>
+          <w:szCs w:val="28"/>
+          <w:lang w:val="en-US"/>
+        </w:rPr>
+        <w:t>Round</w:t>
+      </w:r>
+      <w:r>
+        <w:rPr>
+          <w:rFonts w:ascii="Times New Roman" w:eastAsia="Times New Roman" w:hAnsi="Times New Roman" w:cs="Times New Roman"/>
+          <w:sz w:val="28"/>
+          <w:szCs w:val="28"/>
+          <w:lang w:val="ru-RU"/>
+        </w:rPr>
+        <w:t xml:space="preserve">( </w:t>
+      </w:r>
+      <w:r>
+        <w:rPr>
+          <w:rFonts w:ascii="Times New Roman" w:eastAsia="Times New Roman" w:hAnsi="Times New Roman" w:cs="Times New Roman"/>
+          <w:sz w:val="28"/>
+          <w:szCs w:val="28"/>
+          <w:lang w:val="en-US"/>
+        </w:rPr>
+        <w:t>f</w:t>
+      </w:r>
+      <w:r>
+        <w:rPr>
+          <w:rFonts w:ascii="Times New Roman" w:eastAsia="Times New Roman" w:hAnsi="Times New Roman" w:cs="Times New Roman"/>
+          <w:sz w:val="28"/>
+          <w:szCs w:val="28"/>
+          <w:lang w:val="ru-RU"/>
+        </w:rPr>
+        <w:t>(</w:t>
+      </w:r>
+      <w:r>
+        <w:rPr>
+          <w:rFonts w:ascii="Times New Roman" w:eastAsia="Times New Roman" w:hAnsi="Times New Roman" w:cs="Times New Roman"/>
+          <w:sz w:val="28"/>
+          <w:szCs w:val="28"/>
+          <w:lang w:val="en-US"/>
+        </w:rPr>
+        <w:t>x</w:t>
+      </w:r>
+      <w:r>
+        <w:rPr>
+          <w:rFonts w:ascii="Times New Roman" w:eastAsia="Times New Roman" w:hAnsi="Times New Roman" w:cs="Times New Roman"/>
+          <w:sz w:val="28"/>
+          <w:szCs w:val="28"/>
+          <w:lang w:val="ru-RU"/>
+        </w:rPr>
+        <w:t xml:space="preserve">), </w:t>
+      </w:r>
+      <w:r>
+        <w:rPr>
+          <w:rFonts w:ascii="Times New Roman" w:eastAsia="Times New Roman" w:hAnsi="Times New Roman" w:cs="Times New Roman"/>
+          <w:sz w:val="28"/>
+          <w:szCs w:val="28"/>
+          <w:lang w:val="en-US"/>
+        </w:rPr>
+        <w:t>Delta</w:t>
+      </w:r>
+      <w:r>
+        <w:rPr>
+          <w:rFonts w:ascii="Times New Roman" w:eastAsia="Times New Roman" w:hAnsi="Times New Roman" w:cs="Times New Roman"/>
+          <w:sz w:val="28"/>
+          <w:szCs w:val="28"/>
+          <w:lang w:val="ru-RU"/>
+        </w:rPr>
+        <w:t xml:space="preserve"> ).</w:t>
       </w:r>
     </w:p>
     <w:p>
       <w:pPr>
         <w:spacing w:line="360" w:lineRule="auto"/>
-        <w:jc w:val="both"/>
-        <w:rPr>
-          <w:rFonts w:ascii="Times New Roman" w:eastAsia="Times New Roman" w:hAnsi="Times New Roman" w:cs="Times New Roman"/>
-          <w:sz w:val="28"/>
-          <w:szCs w:val="28"/>
-          <w:lang w:val="ru-RU"/>
-        </w:rPr>
-      </w:pPr>
-      <w:r>
-        <w:rPr>
-          <w:rFonts w:ascii="Times New Roman" w:eastAsia="Times New Roman" w:hAnsi="Times New Roman" w:cs="Times New Roman"/>
-          <w:sz w:val="28"/>
-          <w:szCs w:val="28"/>
-          <w:lang w:val="ru-RU"/>
-        </w:rPr>
-        <w:t>Функция задаётся формулой:</w:t>
+        <w:ind w:firstLine="709"/>
+        <w:jc w:val="both"/>
+        <w:rPr>
+          <w:rFonts w:ascii="Times New Roman" w:eastAsia="Times New Roman" w:hAnsi="Times New Roman" w:cs="Times New Roman"/>
+          <w:sz w:val="28"/>
+          <w:szCs w:val="28"/>
+          <w:lang w:val="ru-RU"/>
+        </w:rPr>
+      </w:pPr>
+      <w:r>
+        <w:rPr>
+          <w:rFonts w:ascii="Times New Roman" w:eastAsia="Times New Roman" w:hAnsi="Times New Roman" w:cs="Times New Roman"/>
+          <w:sz w:val="28"/>
+          <w:szCs w:val="28"/>
+          <w:lang w:val="ru-RU"/>
+        </w:rPr>
+        <w:t>Подпрограмма Round округляет переданное значение к ближайшему числу, кратному Delta. Если Delta = 0, округление не применяется и f_Delta(x) = f(x).</w:t>
       </w:r>
     </w:p>
     <w:p>
       <w:pPr>
         <w:spacing w:line="360" w:lineRule="auto"/>
-        <w:jc w:val="both"/>
-        <w:rPr>
-          <w:rFonts w:ascii="Times New Roman" w:eastAsia="Times New Roman" w:hAnsi="Times New Roman" w:cs="Times New Roman"/>
-          <w:sz w:val="28"/>
-          <w:szCs w:val="28"/>
-          <w:lang w:val="en-US"/>
-        </w:rPr>
-      </w:pPr>
-      <w:r>
-        <w:rPr>
-          <w:rFonts w:ascii="Times New Roman" w:eastAsia="Times New Roman" w:hAnsi="Times New Roman" w:cs="Times New Roman"/>
-          <w:sz w:val="28"/>
-          <w:szCs w:val="28"/>
-          <w:lang w:val="en-US"/>
-        </w:rPr>
-        <w:t>f(x) = arcsin( 2x / (1 + x^2) ) − e^(−x^2).</w:t>
+        <w:ind w:firstLine="709"/>
+        <w:jc w:val="both"/>
+        <w:rPr>
+          <w:rFonts w:ascii="Times New Roman" w:eastAsia="Times New Roman" w:hAnsi="Times New Roman" w:cs="Times New Roman"/>
+          <w:sz w:val="28"/>
+          <w:szCs w:val="28"/>
+          <w:lang w:val="ru-RU"/>
+        </w:rPr>
+      </w:pPr>
+      <w:r>
+        <w:rPr>
+          <w:rFonts w:ascii="Times New Roman" w:eastAsia="Times New Roman" w:hAnsi="Times New Roman" w:cs="Times New Roman"/>
+          <w:sz w:val="28"/>
+          <w:szCs w:val="28"/>
+          <w:lang w:val="ru-RU"/>
+        </w:rPr>
+        <w:t>Таким образом, вычисление функции в работе выполняется в два шага:</w:t>
       </w:r>
     </w:p>
     <w:p>
@@ -4147,180 +4492,31 @@
           <w:szCs w:val="28"/>
           <w:lang w:val="ru-RU"/>
         </w:rPr>
-        <w:t>Для вычисления используются стандартные математические функции asin(·) и exp(·). При вычислениях с типом double из-за округления возможно, что величина t = 2x / (1 + x^2) получится немного больше 1 или меньше −1, что может привести к ошибке при вычислении arcsin(t). Поэтому в подпрограмме аргумент арксинуса дополнительно ограничивают диапазоном [−1; 1]:</w:t>
+        <w:t>вычисление f(x) по формуле;</w:t>
+      </w:r>
+      <w:r>
+        <w:rPr>
+          <w:rFonts w:ascii="Times New Roman" w:eastAsia="Times New Roman" w:hAnsi="Times New Roman" w:cs="Times New Roman"/>
+          <w:sz w:val="28"/>
+          <w:szCs w:val="28"/>
+          <w:lang w:val="ru-RU"/>
+        </w:rPr>
+        <w:t xml:space="preserve"> </w:t>
+      </w:r>
+      <w:r>
+        <w:rPr>
+          <w:rFonts w:ascii="Times New Roman" w:eastAsia="Times New Roman" w:hAnsi="Times New Roman" w:cs="Times New Roman"/>
+          <w:sz w:val="28"/>
+          <w:szCs w:val="28"/>
+          <w:lang w:val="ru-RU"/>
+        </w:rPr>
+        <w:t>округление результата: f_Delta(x) = Round(f(x), Delta).</w:t>
       </w:r>
     </w:p>
     <w:p>
       <w:pPr>
         <w:spacing w:line="360" w:lineRule="auto"/>
-        <w:jc w:val="both"/>
-        <w:rPr>
-          <w:rFonts w:ascii="Times New Roman" w:eastAsia="Times New Roman" w:hAnsi="Times New Roman" w:cs="Times New Roman"/>
-          <w:sz w:val="28"/>
-          <w:szCs w:val="28"/>
-          <w:lang w:val="ru-RU"/>
-        </w:rPr>
-      </w:pPr>
-      <w:r>
-        <w:rPr>
-          <w:rFonts w:ascii="Times New Roman" w:eastAsia="Times New Roman" w:hAnsi="Times New Roman" w:cs="Times New Roman"/>
-          <w:sz w:val="28"/>
-          <w:szCs w:val="28"/>
-          <w:lang w:val="ru-RU"/>
-        </w:rPr>
-        <w:t>если t &gt; 1, то t = 1;</w:t>
-      </w:r>
-    </w:p>
-    <w:p>
-      <w:pPr>
-        <w:spacing w:line="360" w:lineRule="auto"/>
-        <w:jc w:val="both"/>
-        <w:rPr>
-          <w:rFonts w:ascii="Times New Roman" w:eastAsia="Times New Roman" w:hAnsi="Times New Roman" w:cs="Times New Roman"/>
-          <w:sz w:val="28"/>
-          <w:szCs w:val="28"/>
-          <w:lang w:val="ru-RU"/>
-        </w:rPr>
-      </w:pPr>
-      <w:r>
-        <w:rPr>
-          <w:rFonts w:ascii="Times New Roman" w:eastAsia="Times New Roman" w:hAnsi="Times New Roman" w:cs="Times New Roman"/>
-          <w:sz w:val="28"/>
-          <w:szCs w:val="28"/>
-          <w:lang w:val="ru-RU"/>
-        </w:rPr>
-        <w:t>если t &lt; −1, то t = −1.</w:t>
-      </w:r>
-    </w:p>
-    <w:p>
-      <w:pPr>
-        <w:spacing w:line="360" w:lineRule="auto"/>
-        <w:jc w:val="both"/>
-        <w:rPr>
-          <w:rFonts w:ascii="Times New Roman" w:eastAsia="Times New Roman" w:hAnsi="Times New Roman" w:cs="Times New Roman"/>
-          <w:sz w:val="28"/>
-          <w:szCs w:val="28"/>
-          <w:lang w:val="ru-RU"/>
-        </w:rPr>
-      </w:pPr>
-      <w:r>
-        <w:rPr>
-          <w:rFonts w:ascii="Times New Roman" w:eastAsia="Times New Roman" w:hAnsi="Times New Roman" w:cs="Times New Roman"/>
-          <w:sz w:val="28"/>
-          <w:szCs w:val="28"/>
-          <w:lang w:val="ru-RU"/>
-        </w:rPr>
-        <w:t>Моделирование ошибок выполняется следующим образом: вместо точного значения f(x) используется округлённое значение</w:t>
-      </w:r>
-    </w:p>
-    <w:p>
-      <w:pPr>
-        <w:spacing w:line="360" w:lineRule="auto"/>
-        <w:jc w:val="both"/>
-        <w:rPr>
-          <w:rFonts w:ascii="Times New Roman" w:eastAsia="Times New Roman" w:hAnsi="Times New Roman" w:cs="Times New Roman"/>
-          <w:sz w:val="28"/>
-          <w:szCs w:val="28"/>
-          <w:lang w:val="en-US"/>
-        </w:rPr>
-      </w:pPr>
-      <w:r>
-        <w:rPr>
-          <w:rFonts w:ascii="Times New Roman" w:eastAsia="Times New Roman" w:hAnsi="Times New Roman" w:cs="Times New Roman"/>
-          <w:sz w:val="28"/>
-          <w:szCs w:val="28"/>
-          <w:lang w:val="en-US"/>
-        </w:rPr>
-        <w:t>f_Delta(x) = Round( f(x), Delta ).</w:t>
-      </w:r>
-    </w:p>
-    <w:p>
-      <w:pPr>
-        <w:spacing w:line="360" w:lineRule="auto"/>
-        <w:jc w:val="both"/>
-        <w:rPr>
-          <w:rFonts w:ascii="Times New Roman" w:eastAsia="Times New Roman" w:hAnsi="Times New Roman" w:cs="Times New Roman"/>
-          <w:sz w:val="28"/>
-          <w:szCs w:val="28"/>
-          <w:lang w:val="ru-RU"/>
-        </w:rPr>
-      </w:pPr>
-      <w:r>
-        <w:rPr>
-          <w:rFonts w:ascii="Times New Roman" w:eastAsia="Times New Roman" w:hAnsi="Times New Roman" w:cs="Times New Roman"/>
-          <w:sz w:val="28"/>
-          <w:szCs w:val="28"/>
-          <w:lang w:val="ru-RU"/>
-        </w:rPr>
-        <w:t>Подпрограмма Round округляет переданное значение к ближайшему числу, кратному Delta. Если Delta = 0, округление не применяется и f_Delta(x) = f(x).</w:t>
-      </w:r>
-    </w:p>
-    <w:p>
-      <w:pPr>
-        <w:spacing w:line="360" w:lineRule="auto"/>
-        <w:jc w:val="both"/>
-        <w:rPr>
-          <w:rFonts w:ascii="Times New Roman" w:eastAsia="Times New Roman" w:hAnsi="Times New Roman" w:cs="Times New Roman"/>
-          <w:sz w:val="28"/>
-          <w:szCs w:val="28"/>
-          <w:lang w:val="ru-RU"/>
-        </w:rPr>
-      </w:pPr>
-      <w:r>
-        <w:rPr>
-          <w:rFonts w:ascii="Times New Roman" w:eastAsia="Times New Roman" w:hAnsi="Times New Roman" w:cs="Times New Roman"/>
-          <w:sz w:val="28"/>
-          <w:szCs w:val="28"/>
-          <w:lang w:val="ru-RU"/>
-        </w:rPr>
-        <w:t>Таким образом, вычисление функции в работе выполняется в два шага:</w:t>
-      </w:r>
-    </w:p>
-    <w:p>
-      <w:pPr>
-        <w:spacing w:line="360" w:lineRule="auto"/>
-        <w:jc w:val="both"/>
-        <w:rPr>
-          <w:rFonts w:ascii="Times New Roman" w:eastAsia="Times New Roman" w:hAnsi="Times New Roman" w:cs="Times New Roman"/>
-          <w:sz w:val="28"/>
-          <w:szCs w:val="28"/>
-          <w:lang w:val="ru-RU"/>
-        </w:rPr>
-      </w:pPr>
-      <w:r>
-        <w:rPr>
-          <w:rFonts w:ascii="Times New Roman" w:eastAsia="Times New Roman" w:hAnsi="Times New Roman" w:cs="Times New Roman"/>
-          <w:sz w:val="28"/>
-          <w:szCs w:val="28"/>
-          <w:lang w:val="ru-RU"/>
-        </w:rPr>
-        <w:t>вычисление f(x) по формуле;</w:t>
-      </w:r>
-    </w:p>
-    <w:p>
-      <w:pPr>
-        <w:spacing w:line="360" w:lineRule="auto"/>
-        <w:jc w:val="both"/>
-        <w:rPr>
-          <w:rFonts w:ascii="Times New Roman" w:eastAsia="Times New Roman" w:hAnsi="Times New Roman" w:cs="Times New Roman"/>
-          <w:sz w:val="28"/>
-          <w:szCs w:val="28"/>
-          <w:lang w:val="ru-RU"/>
-        </w:rPr>
-      </w:pPr>
-      <w:r>
-        <w:rPr>
-          <w:rFonts w:ascii="Times New Roman" w:eastAsia="Times New Roman" w:hAnsi="Times New Roman" w:cs="Times New Roman"/>
-          <w:sz w:val="28"/>
-          <w:szCs w:val="28"/>
-          <w:lang w:val="ru-RU"/>
-        </w:rPr>
-        <w:t>округление результата: f_Delta(x) = Round(f(x), Delta).</w:t>
-      </w:r>
-    </w:p>
-    <w:p>
-      <w:pPr>
-        <w:spacing w:line="360" w:lineRule="auto"/>
+        <w:ind w:firstLine="720"/>
         <w:jc w:val="both"/>
         <w:rPr>
           <w:rFonts w:ascii="Times New Roman" w:eastAsia="Times New Roman" w:hAnsi="Times New Roman" w:cs="Times New Roman"/>
@@ -4346,6 +4542,7 @@
     <w:p>
       <w:pPr>
         <w:spacing w:line="360" w:lineRule="auto"/>
+        <w:ind w:left="720"/>
         <w:jc w:val="both"/>
         <w:rPr>
           <w:rFonts w:ascii="Times New Roman" w:eastAsia="Times New Roman" w:hAnsi="Times New Roman" w:cs="Times New Roman"/>
@@ -4367,6 +4564,7 @@
     <w:p>
       <w:pPr>
         <w:spacing w:line="360" w:lineRule="auto"/>
+        <w:ind w:left="720"/>
         <w:jc w:val="both"/>
         <w:rPr>
           <w:rFonts w:ascii="Times New Roman" w:eastAsia="Times New Roman" w:hAnsi="Times New Roman" w:cs="Times New Roman"/>
@@ -4388,6 +4586,7 @@
     <w:p>
       <w:pPr>
         <w:spacing w:line="360" w:lineRule="auto"/>
+        <w:ind w:left="720"/>
         <w:jc w:val="both"/>
         <w:rPr>
           <w:rFonts w:ascii="Times New Roman" w:eastAsia="Times New Roman" w:hAnsi="Times New Roman" w:cs="Times New Roman"/>
@@ -4409,6 +4608,7 @@
     <w:p>
       <w:pPr>
         <w:spacing w:line="360" w:lineRule="auto"/>
+        <w:ind w:left="720"/>
         <w:jc w:val="both"/>
         <w:rPr>
           <w:rFonts w:ascii="Times New Roman" w:eastAsia="Times New Roman" w:hAnsi="Times New Roman" w:cs="Times New Roman"/>
@@ -4430,6 +4630,7 @@
     <w:p>
       <w:pPr>
         <w:spacing w:line="360" w:lineRule="auto"/>
+        <w:ind w:left="720"/>
         <w:jc w:val="both"/>
         <w:rPr>
           <w:rFonts w:ascii="Times New Roman" w:eastAsia="Times New Roman" w:hAnsi="Times New Roman" w:cs="Times New Roman"/>
@@ -4451,154 +4652,171 @@
     <w:p>
       <w:pPr>
         <w:spacing w:line="360" w:lineRule="auto"/>
-        <w:jc w:val="both"/>
-        <w:rPr>
-          <w:rFonts w:ascii="Times New Roman" w:eastAsia="Times New Roman" w:hAnsi="Times New Roman" w:cs="Times New Roman"/>
-          <w:sz w:val="28"/>
-          <w:szCs w:val="28"/>
-          <w:lang w:val="en-US"/>
-        </w:rPr>
-      </w:pPr>
-      <w:r>
-        <w:rPr>
-          <w:rFonts w:ascii="Times New Roman" w:eastAsia="Times New Roman" w:hAnsi="Times New Roman" w:cs="Times New Roman"/>
-          <w:sz w:val="28"/>
-          <w:szCs w:val="28"/>
-          <w:lang w:val="en-US"/>
+        <w:ind w:left="720"/>
+        <w:jc w:val="both"/>
+        <w:rPr>
+          <w:rFonts w:ascii="Times New Roman" w:eastAsia="Times New Roman" w:hAnsi="Times New Roman" w:cs="Times New Roman"/>
+          <w:sz w:val="28"/>
+          <w:szCs w:val="28"/>
+          <w:lang w:val="en-US"/>
+        </w:rPr>
+      </w:pPr>
+      <w:r>
+        <w:rPr>
+          <w:rFonts w:ascii="Times New Roman" w:eastAsia="Times New Roman" w:hAnsi="Times New Roman" w:cs="Times New Roman"/>
+          <w:sz w:val="28"/>
+          <w:szCs w:val="28"/>
+          <w:lang w:val="en-US"/>
+        </w:rPr>
+        <w:t>return asin(t) − exp(−x*x);</w:t>
+      </w:r>
+    </w:p>
+    <w:p>
+      <w:pPr>
+        <w:spacing w:line="360" w:lineRule="auto"/>
+        <w:ind w:left="720"/>
+        <w:jc w:val="both"/>
+        <w:rPr>
+          <w:rFonts w:ascii="Times New Roman" w:eastAsia="Times New Roman" w:hAnsi="Times New Roman" w:cs="Times New Roman"/>
+          <w:sz w:val="28"/>
+          <w:szCs w:val="28"/>
+          <w:lang w:val="en-US"/>
+        </w:rPr>
+      </w:pPr>
+      <w:r>
+        <w:rPr>
+          <w:rFonts w:ascii="Times New Roman" w:eastAsia="Times New Roman" w:hAnsi="Times New Roman" w:cs="Times New Roman"/>
+          <w:sz w:val="28"/>
+          <w:szCs w:val="28"/>
+          <w:lang w:val="en-US"/>
+        </w:rPr>
+        <w:t>}</w:t>
+      </w:r>
+    </w:p>
+    <w:p>
+      <w:pPr>
+        <w:spacing w:line="360" w:lineRule="auto"/>
+        <w:ind w:left="720"/>
+        <w:jc w:val="both"/>
+        <w:rPr>
+          <w:rFonts w:ascii="Times New Roman" w:eastAsia="Times New Roman" w:hAnsi="Times New Roman" w:cs="Times New Roman"/>
+          <w:sz w:val="28"/>
+          <w:szCs w:val="28"/>
+          <w:lang w:val="en-US"/>
+        </w:rPr>
+      </w:pPr>
+      <w:r>
+        <w:rPr>
+          <w:rFonts w:ascii="Times New Roman" w:eastAsia="Times New Roman" w:hAnsi="Times New Roman" w:cs="Times New Roman"/>
+          <w:sz w:val="28"/>
+          <w:szCs w:val="28"/>
+          <w:lang w:val="en-US"/>
+        </w:rPr>
+        <w:t>double f_Delta(double x, double Delta)</w:t>
+      </w:r>
+    </w:p>
+    <w:p>
+      <w:pPr>
+        <w:spacing w:line="360" w:lineRule="auto"/>
+        <w:ind w:left="720"/>
+        <w:jc w:val="both"/>
+        <w:rPr>
+          <w:rFonts w:ascii="Times New Roman" w:eastAsia="Times New Roman" w:hAnsi="Times New Roman" w:cs="Times New Roman"/>
+          <w:sz w:val="28"/>
+          <w:szCs w:val="28"/>
+          <w:lang w:val="en-US"/>
+        </w:rPr>
+      </w:pPr>
+      <w:r>
+        <w:rPr>
+          <w:rFonts w:ascii="Times New Roman" w:eastAsia="Times New Roman" w:hAnsi="Times New Roman" w:cs="Times New Roman"/>
+          <w:sz w:val="28"/>
+          <w:szCs w:val="28"/>
+          <w:lang w:val="en-US"/>
+        </w:rPr>
+        <w:t>{</w:t>
+      </w:r>
+    </w:p>
+    <w:p>
+      <w:pPr>
+        <w:spacing w:line="360" w:lineRule="auto"/>
+        <w:ind w:left="720"/>
+        <w:jc w:val="both"/>
+        <w:rPr>
+          <w:rFonts w:ascii="Times New Roman" w:eastAsia="Times New Roman" w:hAnsi="Times New Roman" w:cs="Times New Roman"/>
+          <w:sz w:val="28"/>
+          <w:szCs w:val="28"/>
+          <w:lang w:val="en-US"/>
+        </w:rPr>
+      </w:pPr>
+      <w:r>
+        <w:rPr>
+          <w:rFonts w:ascii="Times New Roman" w:eastAsia="Times New Roman" w:hAnsi="Times New Roman" w:cs="Times New Roman"/>
+          <w:sz w:val="28"/>
+          <w:szCs w:val="28"/>
+          <w:lang w:val="en-US"/>
+        </w:rPr>
+        <w:t>return Round( f(x), Delta );</w:t>
+      </w:r>
+    </w:p>
+    <w:p>
+      <w:pPr>
+        <w:spacing w:line="360" w:lineRule="auto"/>
+        <w:ind w:left="720"/>
+        <w:jc w:val="both"/>
+        <w:rPr>
+          <w:rFonts w:ascii="Times New Roman" w:eastAsia="Times New Roman" w:hAnsi="Times New Roman" w:cs="Times New Roman"/>
+          <w:sz w:val="28"/>
+          <w:szCs w:val="28"/>
+          <w:lang w:val="ru-RU"/>
+        </w:rPr>
+      </w:pPr>
+      <w:r>
+        <w:rPr>
+          <w:rFonts w:ascii="Times New Roman" w:eastAsia="Times New Roman" w:hAnsi="Times New Roman" w:cs="Times New Roman"/>
+          <w:sz w:val="28"/>
+          <w:szCs w:val="28"/>
+          <w:lang w:val="ru-RU"/>
+        </w:rPr>
+        <w:t>}</w:t>
+      </w:r>
+    </w:p>
+    <w:p>
+      <w:pPr>
+        <w:spacing w:line="360" w:lineRule="auto"/>
+        <w:ind w:firstLine="720"/>
+        <w:jc w:val="both"/>
+        <w:rPr>
+          <w:rFonts w:ascii="Times New Roman" w:eastAsia="Times New Roman" w:hAnsi="Times New Roman" w:cs="Times New Roman"/>
+          <w:sz w:val="28"/>
+          <w:szCs w:val="28"/>
+          <w:lang w:val="ru-RU"/>
+        </w:rPr>
+      </w:pPr>
+      <w:r>
+        <w:rPr>
+          <w:rFonts w:ascii="Times New Roman" w:eastAsia="Times New Roman" w:hAnsi="Times New Roman" w:cs="Times New Roman"/>
+          <w:sz w:val="28"/>
+          <w:szCs w:val="28"/>
+          <w:lang w:val="ru-RU"/>
+        </w:rPr>
+        <w:t xml:space="preserve">Далее при работе метода хорд вместо f(x) на каждом шаге используются значения f_Delta(a), f_Delta(b), f_Delta(c), что позволяет исследовать влияние </w:t>
+      </w:r>
+      <w:r>
+        <w:rPr>
+          <w:rFonts w:ascii="Times New Roman" w:eastAsia="Times New Roman" w:hAnsi="Times New Roman" w:cs="Times New Roman"/>
+          <w:sz w:val="28"/>
+          <w:szCs w:val="28"/>
+          <w:lang w:val="ru-RU"/>
         </w:rPr>
         <w:lastRenderedPageBreak/>
-        <w:t>return asin(t) − exp(−x*x);</w:t>
+        <w:t>параметра Delta на точность результата и устойчивость вычислительного процесса.</w:t>
       </w:r>
     </w:p>
     <w:p>
       <w:pPr>
         <w:spacing w:line="360" w:lineRule="auto"/>
-        <w:jc w:val="both"/>
-        <w:rPr>
-          <w:rFonts w:ascii="Times New Roman" w:eastAsia="Times New Roman" w:hAnsi="Times New Roman" w:cs="Times New Roman"/>
-          <w:sz w:val="28"/>
-          <w:szCs w:val="28"/>
-          <w:lang w:val="en-US"/>
-        </w:rPr>
-      </w:pPr>
-      <w:r>
-        <w:rPr>
-          <w:rFonts w:ascii="Times New Roman" w:eastAsia="Times New Roman" w:hAnsi="Times New Roman" w:cs="Times New Roman"/>
-          <w:sz w:val="28"/>
-          <w:szCs w:val="28"/>
-          <w:lang w:val="en-US"/>
-        </w:rPr>
-        <w:t>}</w:t>
-      </w:r>
-    </w:p>
-    <w:p>
-      <w:pPr>
-        <w:spacing w:line="360" w:lineRule="auto"/>
-        <w:jc w:val="both"/>
-        <w:rPr>
-          <w:rFonts w:ascii="Times New Roman" w:eastAsia="Times New Roman" w:hAnsi="Times New Roman" w:cs="Times New Roman"/>
-          <w:sz w:val="28"/>
-          <w:szCs w:val="28"/>
-          <w:lang w:val="en-US"/>
-        </w:rPr>
-      </w:pPr>
-      <w:r>
-        <w:rPr>
-          <w:rFonts w:ascii="Times New Roman" w:eastAsia="Times New Roman" w:hAnsi="Times New Roman" w:cs="Times New Roman"/>
-          <w:sz w:val="28"/>
-          <w:szCs w:val="28"/>
-          <w:lang w:val="en-US"/>
-        </w:rPr>
-        <w:t>double f_Delta(double x, double Delta)</w:t>
-      </w:r>
-    </w:p>
-    <w:p>
-      <w:pPr>
-        <w:spacing w:line="360" w:lineRule="auto"/>
-        <w:jc w:val="both"/>
-        <w:rPr>
-          <w:rFonts w:ascii="Times New Roman" w:eastAsia="Times New Roman" w:hAnsi="Times New Roman" w:cs="Times New Roman"/>
-          <w:sz w:val="28"/>
-          <w:szCs w:val="28"/>
-          <w:lang w:val="en-US"/>
-        </w:rPr>
-      </w:pPr>
-      <w:r>
-        <w:rPr>
-          <w:rFonts w:ascii="Times New Roman" w:eastAsia="Times New Roman" w:hAnsi="Times New Roman" w:cs="Times New Roman"/>
-          <w:sz w:val="28"/>
-          <w:szCs w:val="28"/>
-          <w:lang w:val="en-US"/>
-        </w:rPr>
-        <w:t>{</w:t>
-      </w:r>
-    </w:p>
-    <w:p>
-      <w:pPr>
-        <w:spacing w:line="360" w:lineRule="auto"/>
-        <w:jc w:val="both"/>
-        <w:rPr>
-          <w:rFonts w:ascii="Times New Roman" w:eastAsia="Times New Roman" w:hAnsi="Times New Roman" w:cs="Times New Roman"/>
-          <w:sz w:val="28"/>
-          <w:szCs w:val="28"/>
-          <w:lang w:val="en-US"/>
-        </w:rPr>
-      </w:pPr>
-      <w:r>
-        <w:rPr>
-          <w:rFonts w:ascii="Times New Roman" w:eastAsia="Times New Roman" w:hAnsi="Times New Roman" w:cs="Times New Roman"/>
-          <w:sz w:val="28"/>
-          <w:szCs w:val="28"/>
-          <w:lang w:val="en-US"/>
-        </w:rPr>
-        <w:t>return Round( f(x), Delta );</w:t>
-      </w:r>
-    </w:p>
-    <w:p>
-      <w:pPr>
-        <w:spacing w:line="360" w:lineRule="auto"/>
-        <w:jc w:val="both"/>
-        <w:rPr>
-          <w:rFonts w:ascii="Times New Roman" w:eastAsia="Times New Roman" w:hAnsi="Times New Roman" w:cs="Times New Roman"/>
-          <w:sz w:val="28"/>
-          <w:szCs w:val="28"/>
-          <w:lang w:val="ru-RU"/>
-        </w:rPr>
-      </w:pPr>
-      <w:r>
-        <w:rPr>
-          <w:rFonts w:ascii="Times New Roman" w:eastAsia="Times New Roman" w:hAnsi="Times New Roman" w:cs="Times New Roman"/>
-          <w:sz w:val="28"/>
-          <w:szCs w:val="28"/>
-          <w:lang w:val="ru-RU"/>
-        </w:rPr>
-        <w:t>}</w:t>
-      </w:r>
-    </w:p>
-    <w:p>
-      <w:pPr>
-        <w:spacing w:line="360" w:lineRule="auto"/>
-        <w:jc w:val="both"/>
-        <w:rPr>
-          <w:rFonts w:ascii="Times New Roman" w:eastAsia="Times New Roman" w:hAnsi="Times New Roman" w:cs="Times New Roman"/>
-          <w:sz w:val="28"/>
-          <w:szCs w:val="28"/>
-          <w:lang w:val="ru-RU"/>
-        </w:rPr>
-      </w:pPr>
-      <w:r>
-        <w:rPr>
-          <w:rFonts w:ascii="Times New Roman" w:eastAsia="Times New Roman" w:hAnsi="Times New Roman" w:cs="Times New Roman"/>
-          <w:sz w:val="28"/>
-          <w:szCs w:val="28"/>
-          <w:lang w:val="ru-RU"/>
-        </w:rPr>
-        <w:t>Далее при работе метода хорд вместо f(x) на каждом шаге используются значения f_Delta(a), f_Delta(b), f_Delta(c), что позволяет исследовать влияние параметра Delta на точность результата и устойчивость вычислительного процесса.</w:t>
-      </w:r>
-    </w:p>
-    <w:p>
-      <w:pPr>
-        <w:spacing w:line="360" w:lineRule="auto"/>
+        <w:ind w:firstLine="709"/>
         <w:jc w:val="both"/>
         <w:rPr>
           <w:rFonts w:ascii="Times New Roman" w:eastAsia="Times New Roman" w:hAnsi="Times New Roman" w:cs="Times New Roman"/>
@@ -4624,6 +4842,7 @@
     <w:p>
       <w:pPr>
         <w:spacing w:line="360" w:lineRule="auto"/>
+        <w:ind w:firstLine="709"/>
         <w:jc w:val="both"/>
         <w:rPr>
           <w:rFonts w:ascii="Times New Roman" w:eastAsia="Times New Roman" w:hAnsi="Times New Roman" w:cs="Times New Roman"/>
@@ -4666,6 +4885,7 @@
     <w:p>
       <w:pPr>
         <w:spacing w:line="360" w:lineRule="auto"/>
+        <w:ind w:left="709"/>
         <w:rPr>
           <w:rFonts w:ascii="Times New Roman" w:eastAsia="Times New Roman" w:hAnsi="Times New Roman" w:cs="Times New Roman"/>
           <w:sz w:val="28"/>
@@ -4840,15 +5060,24 @@
     </w:p>
     <w:p>
       <w:pPr>
+        <w:numPr>
+          <w:ilvl w:val="0"/>
+          <w:numId w:val="29"/>
+        </w:numPr>
         <w:spacing w:line="360" w:lineRule="auto"/>
-        <w:rPr>
-          <w:rFonts w:ascii="Times New Roman" w:eastAsia="Times New Roman" w:hAnsi="Times New Roman" w:cs="Times New Roman"/>
-          <w:sz w:val="28"/>
-          <w:szCs w:val="28"/>
-          <w:lang w:val="ru-RU"/>
-        </w:rPr>
-      </w:pPr>
-      <w:r>
+        <w:jc w:val="both"/>
+        <w:rPr>
+          <w:rFonts w:ascii="Times New Roman" w:eastAsia="Times New Roman" w:hAnsi="Times New Roman" w:cs="Times New Roman"/>
+          <w:sz w:val="28"/>
+          <w:szCs w:val="28"/>
+          <w:lang w:val="ru-RU"/>
+        </w:rPr>
+      </w:pPr>
+    </w:p>
+    <w:p>
+      <w:pPr>
+        <w:spacing w:line="360" w:lineRule="auto"/>
+        <w:ind w:firstLine="709"/>
         <w:rPr>
           <w:rFonts w:ascii="Times New Roman" w:eastAsia="Times New Roman" w:hAnsi="Times New Roman" w:cs="Times New Roman"/>
           <w:b/>
@@ -4857,58 +5086,6 @@
           <w:szCs w:val="28"/>
           <w:lang w:val="ru-RU"/>
         </w:rPr>
-        <w:t>2) Обращение к подпрограмме f(x) и контроль корректности интервала</w:t>
-      </w:r>
-      <w:r>
-        <w:rPr>
-          <w:rFonts w:ascii="Times New Roman" w:eastAsia="Times New Roman" w:hAnsi="Times New Roman" w:cs="Times New Roman"/>
-          <w:sz w:val="28"/>
-          <w:szCs w:val="28"/>
-          <w:lang w:val="ru-RU"/>
-        </w:rPr>
-        <w:br/>
-        <w:t xml:space="preserve">Перед запуском метода хорд вычисляются f(Left) и f(Right), чтобы убедиться в </w:t>
-      </w:r>
-      <w:r>
-        <w:rPr>
-          <w:rFonts w:ascii="Times New Roman" w:eastAsia="Times New Roman" w:hAnsi="Times New Roman" w:cs="Times New Roman"/>
-          <w:sz w:val="28"/>
-          <w:szCs w:val="28"/>
-          <w:lang w:val="ru-RU"/>
-        </w:rPr>
-        <w:lastRenderedPageBreak/>
-        <w:t>выполнении условия применимости метода:</w:t>
-      </w:r>
-      <w:r>
-        <w:rPr>
-          <w:rFonts w:ascii="Times New Roman" w:eastAsia="Times New Roman" w:hAnsi="Times New Roman" w:cs="Times New Roman"/>
-          <w:sz w:val="28"/>
-          <w:szCs w:val="28"/>
-          <w:lang w:val="ru-RU"/>
-        </w:rPr>
-        <w:br/>
-        <w:t>f(Left) * f(Right) &lt; 0.</w:t>
-      </w:r>
-      <w:r>
-        <w:rPr>
-          <w:rFonts w:ascii="Times New Roman" w:eastAsia="Times New Roman" w:hAnsi="Times New Roman" w:cs="Times New Roman"/>
-          <w:sz w:val="28"/>
-          <w:szCs w:val="28"/>
-          <w:lang w:val="ru-RU"/>
-        </w:rPr>
-        <w:br/>
-        <w:t>Если условие не выполняется, программа прекращает работу или выполняет автоматический поиск подходящего интервала.</w:t>
-      </w:r>
-    </w:p>
-    <w:p>
-      <w:pPr>
-        <w:spacing w:line="360" w:lineRule="auto"/>
-        <w:rPr>
-          <w:rFonts w:ascii="Times New Roman" w:eastAsia="Times New Roman" w:hAnsi="Times New Roman" w:cs="Times New Roman"/>
-          <w:sz w:val="28"/>
-          <w:szCs w:val="28"/>
-          <w:lang w:val="ru-RU"/>
-        </w:rPr>
       </w:pPr>
       <w:r>
         <w:rPr>
@@ -4919,17 +5096,29 @@
           <w:szCs w:val="28"/>
           <w:lang w:val="ru-RU"/>
         </w:rPr>
-        <w:t>3) Использование Round для моделирования ошибок (Delta)</w:t>
-      </w:r>
-      <w:r>
-        <w:rPr>
-          <w:rFonts w:ascii="Times New Roman" w:eastAsia="Times New Roman" w:hAnsi="Times New Roman" w:cs="Times New Roman"/>
-          <w:sz w:val="28"/>
-          <w:szCs w:val="28"/>
-          <w:lang w:val="ru-RU"/>
-        </w:rPr>
-        <w:br/>
-        <w:t>В режиме исследования обусловленности программа должна имитировать вычисления с ограниченной точностью. Для этого применяется подпрограмма</w:t>
+        <w:t>2) Обращение к подпрограмме f(x) и контроль корректности интервала</w:t>
+      </w:r>
+    </w:p>
+    <w:p>
+      <w:pPr>
+        <w:spacing w:line="360" w:lineRule="auto"/>
+        <w:ind w:firstLine="709"/>
+        <w:jc w:val="both"/>
+        <w:rPr>
+          <w:rFonts w:ascii="Times New Roman" w:eastAsia="Times New Roman" w:hAnsi="Times New Roman" w:cs="Times New Roman"/>
+          <w:sz w:val="28"/>
+          <w:szCs w:val="28"/>
+          <w:lang w:val="ru-RU"/>
+        </w:rPr>
+      </w:pPr>
+      <w:r>
+        <w:rPr>
+          <w:rFonts w:ascii="Times New Roman" w:eastAsia="Times New Roman" w:hAnsi="Times New Roman" w:cs="Times New Roman"/>
+          <w:sz w:val="28"/>
+          <w:szCs w:val="28"/>
+          <w:lang w:val="ru-RU"/>
+        </w:rPr>
+        <w:t>Перед запуском метода хорд вычисляются f(Left) и f(Right), чтобы убедиться в выполнении условия применимости метода:</w:t>
       </w:r>
       <w:r>
         <w:rPr>
@@ -4947,32 +5136,61 @@
           <w:szCs w:val="28"/>
           <w:lang w:val="ru-RU"/>
         </w:rPr>
-        <w:t>Round:</w:t>
-      </w:r>
-      <w:r>
-        <w:rPr>
-          <w:rFonts w:ascii="Times New Roman" w:eastAsia="Times New Roman" w:hAnsi="Times New Roman" w:cs="Times New Roman"/>
-          <w:sz w:val="28"/>
-          <w:szCs w:val="28"/>
-          <w:lang w:val="ru-RU"/>
-        </w:rPr>
-        <w:br/>
-        <w:t>f_Delta(x) = Round( f(x), Delta ).</w:t>
-      </w:r>
-      <w:r>
-        <w:rPr>
-          <w:rFonts w:ascii="Times New Roman" w:eastAsia="Times New Roman" w:hAnsi="Times New Roman" w:cs="Times New Roman"/>
-          <w:sz w:val="28"/>
-          <w:szCs w:val="28"/>
-          <w:lang w:val="ru-RU"/>
-        </w:rPr>
-        <w:br/>
-        <w:t>Именно значения f_Delta(x) используются внутри метода HORDA при вычислениях f(a), f(b) и f(c) на итерациях. При Delta = 0 округление не выполняется, и метод работает с исходными значениями функции.</w:t>
+        <w:t>f(Left) * f(Right) &lt; 0.</w:t>
       </w:r>
     </w:p>
     <w:p>
       <w:pPr>
         <w:spacing w:line="360" w:lineRule="auto"/>
+        <w:ind w:firstLine="709"/>
+        <w:jc w:val="both"/>
+        <w:rPr>
+          <w:rFonts w:ascii="Times New Roman" w:eastAsia="Times New Roman" w:hAnsi="Times New Roman" w:cs="Times New Roman"/>
+          <w:sz w:val="28"/>
+          <w:szCs w:val="28"/>
+          <w:lang w:val="ru-RU"/>
+        </w:rPr>
+      </w:pPr>
+      <w:r>
+        <w:rPr>
+          <w:rFonts w:ascii="Times New Roman" w:eastAsia="Times New Roman" w:hAnsi="Times New Roman" w:cs="Times New Roman"/>
+          <w:sz w:val="28"/>
+          <w:szCs w:val="28"/>
+          <w:lang w:val="ru-RU"/>
+        </w:rPr>
+        <w:t>Если условие не выполняется, программа прекращает работу или выполняет автоматический поиск подходящего интервала.</w:t>
+      </w:r>
+    </w:p>
+    <w:p>
+      <w:pPr>
+        <w:spacing w:line="360" w:lineRule="auto"/>
+        <w:ind w:firstLine="709"/>
+        <w:jc w:val="both"/>
+        <w:rPr>
+          <w:rFonts w:ascii="Times New Roman" w:eastAsia="Times New Roman" w:hAnsi="Times New Roman" w:cs="Times New Roman"/>
+          <w:sz w:val="28"/>
+          <w:szCs w:val="28"/>
+          <w:lang w:val="ru-RU"/>
+        </w:rPr>
+      </w:pPr>
+    </w:p>
+    <w:p>
+      <w:pPr>
+        <w:spacing w:line="360" w:lineRule="auto"/>
+        <w:ind w:firstLine="709"/>
+        <w:jc w:val="both"/>
+        <w:rPr>
+          <w:rFonts w:ascii="Times New Roman" w:eastAsia="Times New Roman" w:hAnsi="Times New Roman" w:cs="Times New Roman"/>
+          <w:sz w:val="28"/>
+          <w:szCs w:val="28"/>
+          <w:lang w:val="ru-RU"/>
+        </w:rPr>
+      </w:pPr>
+    </w:p>
+    <w:p>
+      <w:pPr>
+        <w:spacing w:line="360" w:lineRule="auto"/>
+        <w:ind w:firstLine="709"/>
         <w:rPr>
           <w:rFonts w:ascii="Times New Roman" w:eastAsia="Times New Roman" w:hAnsi="Times New Roman" w:cs="Times New Roman"/>
           <w:sz w:val="28"/>
@@ -4989,6 +5207,90 @@
           <w:szCs w:val="28"/>
           <w:lang w:val="ru-RU"/>
         </w:rPr>
+        <w:lastRenderedPageBreak/>
+        <w:t>3) Использование Round для моделирования ошибок (Delta)</w:t>
+      </w:r>
+    </w:p>
+    <w:p>
+      <w:pPr>
+        <w:spacing w:line="360" w:lineRule="auto"/>
+        <w:ind w:firstLine="709"/>
+        <w:rPr>
+          <w:rFonts w:ascii="Times New Roman" w:eastAsia="Times New Roman" w:hAnsi="Times New Roman" w:cs="Times New Roman"/>
+          <w:sz w:val="28"/>
+          <w:szCs w:val="28"/>
+          <w:lang w:val="ru-RU"/>
+        </w:rPr>
+      </w:pPr>
+      <w:r>
+        <w:rPr>
+          <w:rFonts w:ascii="Times New Roman" w:eastAsia="Times New Roman" w:hAnsi="Times New Roman" w:cs="Times New Roman"/>
+          <w:sz w:val="28"/>
+          <w:szCs w:val="28"/>
+          <w:lang w:val="ru-RU"/>
+        </w:rPr>
+        <w:t>В режиме исследования обусловленности программа должна имитировать вычисления с ограниченной точностью. Для этого применяется подпрограмма Round:</w:t>
+      </w:r>
+      <w:r>
+        <w:rPr>
+          <w:rFonts w:ascii="Times New Roman" w:eastAsia="Times New Roman" w:hAnsi="Times New Roman" w:cs="Times New Roman"/>
+          <w:sz w:val="28"/>
+          <w:szCs w:val="28"/>
+          <w:lang w:val="ru-RU"/>
+        </w:rPr>
+        <w:t xml:space="preserve"> </w:t>
+      </w:r>
+      <w:r>
+        <w:rPr>
+          <w:rFonts w:ascii="Times New Roman" w:eastAsia="Times New Roman" w:hAnsi="Times New Roman" w:cs="Times New Roman"/>
+          <w:sz w:val="28"/>
+          <w:szCs w:val="28"/>
+          <w:lang w:val="ru-RU"/>
+        </w:rPr>
+        <w:t>f_Delta(x) = Round( f(x), Delta ).</w:t>
+      </w:r>
+    </w:p>
+    <w:p>
+      <w:pPr>
+        <w:spacing w:line="360" w:lineRule="auto"/>
+        <w:ind w:firstLine="709"/>
+        <w:rPr>
+          <w:rFonts w:ascii="Times New Roman" w:eastAsia="Times New Roman" w:hAnsi="Times New Roman" w:cs="Times New Roman"/>
+          <w:sz w:val="28"/>
+          <w:szCs w:val="28"/>
+          <w:lang w:val="ru-RU"/>
+        </w:rPr>
+      </w:pPr>
+      <w:r>
+        <w:rPr>
+          <w:rFonts w:ascii="Times New Roman" w:eastAsia="Times New Roman" w:hAnsi="Times New Roman" w:cs="Times New Roman"/>
+          <w:sz w:val="28"/>
+          <w:szCs w:val="28"/>
+          <w:lang w:val="ru-RU"/>
+        </w:rPr>
+        <w:t>Именно значения f_Delta(x) используются внутри метода HORDA при вычислениях f(a), f(b) и f(c) на итерациях. При Delta = 0 округление не выполняется, и метод работает с исходными значениями функции.</w:t>
+      </w:r>
+    </w:p>
+    <w:p>
+      <w:pPr>
+        <w:spacing w:line="360" w:lineRule="auto"/>
+        <w:ind w:left="709"/>
+        <w:rPr>
+          <w:rFonts w:ascii="Times New Roman" w:eastAsia="Times New Roman" w:hAnsi="Times New Roman" w:cs="Times New Roman"/>
+          <w:sz w:val="28"/>
+          <w:szCs w:val="28"/>
+          <w:lang w:val="ru-RU"/>
+        </w:rPr>
+      </w:pPr>
+      <w:r>
+        <w:rPr>
+          <w:rFonts w:ascii="Times New Roman" w:eastAsia="Times New Roman" w:hAnsi="Times New Roman" w:cs="Times New Roman"/>
+          <w:b/>
+          <w:bCs/>
+          <w:sz w:val="28"/>
+          <w:szCs w:val="28"/>
+          <w:lang w:val="ru-RU"/>
+        </w:rPr>
         <w:t>4) Вызов процедуры HORDA (метод хорд)</w:t>
       </w:r>
       <w:r>
@@ -4999,7 +5301,25 @@
           <w:lang w:val="ru-RU"/>
         </w:rPr>
         <w:br/>
-        <w:t>Для нахождения корня уравнения f(x)=0 программа вызывает процедуру HORDA, передавая ей:</w:t>
+        <w:t>Для нахождения корня уравнения f(x)=0 программа вызывает процедуру</w:t>
+      </w:r>
+      <w:r>
+        <w:rPr>
+          <w:rFonts w:ascii="Times New Roman" w:eastAsia="Times New Roman" w:hAnsi="Times New Roman" w:cs="Times New Roman"/>
+          <w:sz w:val="28"/>
+          <w:szCs w:val="28"/>
+          <w:lang w:val="ru-RU"/>
+        </w:rPr>
+        <w:t xml:space="preserve"> </w:t>
+      </w:r>
+      <w:r>
+        <w:rPr>
+          <w:rFonts w:ascii="Times New Roman" w:eastAsia="Times New Roman" w:hAnsi="Times New Roman" w:cs="Times New Roman"/>
+          <w:sz w:val="28"/>
+          <w:szCs w:val="28"/>
+          <w:lang w:val="ru-RU"/>
+        </w:rPr>
+        <w:t>HORDA, передавая ей:</w:t>
       </w:r>
     </w:p>
     <w:p>
@@ -5125,6 +5445,7 @@
     <w:p>
       <w:pPr>
         <w:spacing w:line="360" w:lineRule="auto"/>
+        <w:ind w:firstLine="709"/>
         <w:rPr>
           <w:rFonts w:ascii="Times New Roman" w:eastAsia="Times New Roman" w:hAnsi="Times New Roman" w:cs="Times New Roman"/>
           <w:sz w:val="28"/>
@@ -5148,7 +5469,15 @@
           <w:szCs w:val="28"/>
           <w:lang w:val="ru-RU"/>
         </w:rPr>
-        <w:br/>
+        <w:t xml:space="preserve"> </w:t>
+      </w:r>
+      <w:r>
+        <w:rPr>
+          <w:rFonts w:ascii="Times New Roman" w:eastAsia="Times New Roman" w:hAnsi="Times New Roman" w:cs="Times New Roman"/>
+          <w:sz w:val="28"/>
+          <w:szCs w:val="28"/>
+          <w:lang w:val="ru-RU"/>
+        </w:rPr>
         <w:t>c = a − f(a) * (b − a) / ( f(b) − f(a) ),</w:t>
       </w:r>
       <w:r>
@@ -5193,6 +5522,7 @@
     <w:p>
       <w:pPr>
         <w:spacing w:line="360" w:lineRule="auto"/>
+        <w:ind w:firstLine="709"/>
         <w:rPr>
           <w:rFonts w:ascii="Times New Roman" w:eastAsia="Times New Roman" w:hAnsi="Times New Roman" w:cs="Times New Roman"/>
           <w:sz w:val="28"/>
@@ -5211,36 +5541,47 @@
         </w:rPr>
         <w:t>5) Индикация (вывод) результатов</w:t>
       </w:r>
-      <w:r>
-        <w:rPr>
-          <w:rFonts w:ascii="Times New Roman" w:eastAsia="Times New Roman" w:hAnsi="Times New Roman" w:cs="Times New Roman"/>
-          <w:sz w:val="28"/>
-          <w:szCs w:val="28"/>
-          <w:lang w:val="ru-RU"/>
-        </w:rPr>
-        <w:br/>
+    </w:p>
+    <w:p>
+      <w:pPr>
+        <w:spacing w:line="360" w:lineRule="auto"/>
+        <w:ind w:firstLine="709"/>
+        <w:rPr>
+          <w:rFonts w:ascii="Times New Roman" w:eastAsia="Times New Roman" w:hAnsi="Times New Roman" w:cs="Times New Roman"/>
+          <w:sz w:val="28"/>
+          <w:szCs w:val="28"/>
+          <w:lang w:val="ru-RU"/>
+        </w:rPr>
+      </w:pPr>
+      <w:r>
+        <w:rPr>
+          <w:rFonts w:ascii="Times New Roman" w:eastAsia="Times New Roman" w:hAnsi="Times New Roman" w:cs="Times New Roman"/>
+          <w:sz w:val="28"/>
+          <w:szCs w:val="28"/>
+          <w:lang w:val="ru-RU"/>
+        </w:rPr>
         <w:t>Головная программа выводит результаты на экран и сохраняет их в файлы для последующего анализа.</w:t>
       </w:r>
     </w:p>
     <w:p>
       <w:pPr>
         <w:spacing w:line="360" w:lineRule="auto"/>
-        <w:jc w:val="both"/>
-        <w:rPr>
-          <w:rFonts w:ascii="Times New Roman" w:eastAsia="Times New Roman" w:hAnsi="Times New Roman" w:cs="Times New Roman"/>
-          <w:sz w:val="28"/>
-          <w:szCs w:val="28"/>
-          <w:lang w:val="ru-RU"/>
-        </w:rPr>
-      </w:pPr>
-      <w:r>
-        <w:rPr>
-          <w:rFonts w:ascii="Times New Roman" w:eastAsia="Times New Roman" w:hAnsi="Times New Roman" w:cs="Times New Roman"/>
-          <w:sz w:val="28"/>
-          <w:szCs w:val="28"/>
-          <w:lang w:val="ru-RU"/>
-        </w:rPr>
-        <w:lastRenderedPageBreak/>
+        <w:ind w:firstLine="709"/>
+        <w:jc w:val="both"/>
+        <w:rPr>
+          <w:rFonts w:ascii="Times New Roman" w:eastAsia="Times New Roman" w:hAnsi="Times New Roman" w:cs="Times New Roman"/>
+          <w:sz w:val="28"/>
+          <w:szCs w:val="28"/>
+          <w:lang w:val="ru-RU"/>
+        </w:rPr>
+      </w:pPr>
+      <w:r>
+        <w:rPr>
+          <w:rFonts w:ascii="Times New Roman" w:eastAsia="Times New Roman" w:hAnsi="Times New Roman" w:cs="Times New Roman"/>
+          <w:sz w:val="28"/>
+          <w:szCs w:val="28"/>
+          <w:lang w:val="ru-RU"/>
+        </w:rPr>
         <w:t>В консоль выводятся:</w:t>
       </w:r>
     </w:p>
@@ -5366,6 +5707,7 @@
           <w:szCs w:val="28"/>
           <w:lang w:val="ru-RU"/>
         </w:rPr>
+        <w:lastRenderedPageBreak/>
         <w:t>число итераций Iterations;</w:t>
       </w:r>
     </w:p>
@@ -5397,6 +5739,7 @@
     <w:p>
       <w:pPr>
         <w:spacing w:line="360" w:lineRule="auto"/>
+        <w:ind w:firstLine="720"/>
         <w:jc w:val="both"/>
         <w:rPr>
           <w:rFonts w:ascii="Times New Roman" w:eastAsia="Times New Roman" w:hAnsi="Times New Roman" w:cs="Times New Roman"/>
@@ -5431,13 +5774,22 @@
           <w:szCs w:val="28"/>
           <w:lang w:val="ru-RU"/>
         </w:rPr>
-        <w:br/>
+        <w:t xml:space="preserve"> </w:t>
+      </w:r>
+      <w:r>
+        <w:rPr>
+          <w:rFonts w:ascii="Times New Roman" w:eastAsia="Times New Roman" w:hAnsi="Times New Roman" w:cs="Times New Roman"/>
+          <w:sz w:val="28"/>
+          <w:szCs w:val="28"/>
+          <w:lang w:val="ru-RU"/>
+        </w:rPr>
         <w:t>со столбцами: Eps; Iterations; Root; IntervalLen.</w:t>
       </w:r>
     </w:p>
     <w:p>
       <w:pPr>
         <w:spacing w:line="360" w:lineRule="auto"/>
+        <w:ind w:firstLine="720"/>
         <w:jc w:val="both"/>
         <w:rPr>
           <w:rFonts w:ascii="Times New Roman" w:eastAsia="Times New Roman" w:hAnsi="Times New Roman" w:cs="Times New Roman"/>
@@ -5472,7 +5824,15 @@
           <w:szCs w:val="28"/>
           <w:lang w:val="ru-RU"/>
         </w:rPr>
-        <w:br/>
+        <w:t xml:space="preserve"> </w:t>
+      </w:r>
+      <w:r>
+        <w:rPr>
+          <w:rFonts w:ascii="Times New Roman" w:eastAsia="Times New Roman" w:hAnsi="Times New Roman" w:cs="Times New Roman"/>
+          <w:sz w:val="28"/>
+          <w:szCs w:val="28"/>
+          <w:lang w:val="ru-RU"/>
+        </w:rPr>
         <w:t>со столбцами: Delta; Eps; Iterations; Root; AbsErrorToRef,</w:t>
       </w:r>
       <w:r>
@@ -5482,13 +5842,22 @@
           <w:szCs w:val="28"/>
           <w:lang w:val="ru-RU"/>
         </w:rPr>
-        <w:br/>
+        <w:t xml:space="preserve"> </w:t>
+      </w:r>
+      <w:r>
+        <w:rPr>
+          <w:rFonts w:ascii="Times New Roman" w:eastAsia="Times New Roman" w:hAnsi="Times New Roman" w:cs="Times New Roman"/>
+          <w:sz w:val="28"/>
+          <w:szCs w:val="28"/>
+          <w:lang w:val="ru-RU"/>
+        </w:rPr>
         <w:t>где AbsErrorToRef = |x_Delta − x_ref|, а x_ref — опорное значение корня без округления.</w:t>
       </w:r>
     </w:p>
     <w:p>
       <w:pPr>
         <w:spacing w:line="360" w:lineRule="auto"/>
+        <w:ind w:firstLine="720"/>
         <w:jc w:val="both"/>
         <w:rPr>
           <w:rFonts w:ascii="Times New Roman" w:eastAsia="Times New Roman" w:hAnsi="Times New Roman" w:cs="Times New Roman"/>
@@ -5510,6 +5879,7 @@
     <w:p>
       <w:pPr>
         <w:spacing w:line="360" w:lineRule="auto"/>
+        <w:ind w:firstLine="720"/>
         <w:jc w:val="both"/>
         <w:rPr>
           <w:rFonts w:ascii="Times New Roman" w:eastAsia="Times New Roman" w:hAnsi="Times New Roman" w:cs="Times New Roman"/>
@@ -5529,9 +5899,35 @@
           <w:szCs w:val="28"/>
           <w:lang w:val="ru-RU"/>
         </w:rPr>
-        <w:t>4. Проведение вычислений. Теоретическое и экспериментальное исследование скорости сходимости и обусловленности метода хорд</w:t>
-      </w:r>
-      <w:r>
+        <w:t>4. Проведение вычислений. Теоретическое и экспериментальное исследование скорости сходимости и обусловленности метода хорд.</w:t>
+      </w:r>
+    </w:p>
+    <w:p>
+      <w:pPr>
+        <w:spacing w:line="360" w:lineRule="auto"/>
+        <w:ind w:firstLine="720"/>
+        <w:jc w:val="both"/>
+        <w:rPr>
+          <w:rFonts w:ascii="Times New Roman" w:eastAsia="Times New Roman" w:hAnsi="Times New Roman" w:cs="Times New Roman"/>
+          <w:sz w:val="28"/>
+          <w:szCs w:val="28"/>
+          <w:lang w:val="ru-RU"/>
+        </w:rPr>
+      </w:pPr>
+      <w:r>
+        <w:rPr>
+          <w:rFonts w:ascii="Times New Roman" w:eastAsia="Times New Roman" w:hAnsi="Times New Roman" w:cs="Times New Roman"/>
+          <w:sz w:val="28"/>
+          <w:szCs w:val="28"/>
+          <w:lang w:val="ru-RU"/>
+        </w:rPr>
+        <w:t>После реализации подпрограммы f(x), процедуры HORDA и функции Round выполняются вычисления по программе для анализа двух характеристик метода хорд: скорости сходимости и чувствительности к ошибкам исходных данных (обусловленности). Расчёты проводятся на отделённом интервале [Left; Right] = [0; 0.5], где выполняется условие применимости метода: f(Left) * f(Right) &lt; 0.</w:t>
+      </w:r>
+    </w:p>
+    <w:p>
+      <w:pPr>
+        <w:spacing w:line="360" w:lineRule="auto"/>
+        <w:ind w:firstLine="720"/>
         <w:rPr>
           <w:rFonts w:ascii="Times New Roman" w:eastAsia="Times New Roman" w:hAnsi="Times New Roman" w:cs="Times New Roman"/>
           <w:b/>
@@ -5540,39 +5936,6 @@
           <w:szCs w:val="28"/>
           <w:lang w:val="ru-RU"/>
         </w:rPr>
-        <w:t>.</w:t>
-      </w:r>
-    </w:p>
-    <w:p>
-      <w:pPr>
-        <w:spacing w:line="360" w:lineRule="auto"/>
-        <w:jc w:val="both"/>
-        <w:rPr>
-          <w:rFonts w:ascii="Times New Roman" w:eastAsia="Times New Roman" w:hAnsi="Times New Roman" w:cs="Times New Roman"/>
-          <w:sz w:val="28"/>
-          <w:szCs w:val="28"/>
-          <w:lang w:val="ru-RU"/>
-        </w:rPr>
-      </w:pPr>
-      <w:r>
-        <w:rPr>
-          <w:rFonts w:ascii="Times New Roman" w:eastAsia="Times New Roman" w:hAnsi="Times New Roman" w:cs="Times New Roman"/>
-          <w:sz w:val="28"/>
-          <w:szCs w:val="28"/>
-          <w:lang w:val="ru-RU"/>
-        </w:rPr>
-        <w:t>После реализации подпрограммы f(x), процедуры HORDA и функции Round выполняются вычисления по программе для анализа двух характеристик метода хорд: скорости сходимости и чувствительности к ошибкам исходных данных (обусловленности). Расчёты проводятся на отделённом интервале [Left; Right] = [0; 0.5], где выполняется условие применимости метода: f(Left) * f(Right) &lt; 0.</w:t>
-      </w:r>
-    </w:p>
-    <w:p>
-      <w:pPr>
-        <w:spacing w:line="360" w:lineRule="auto"/>
-        <w:rPr>
-          <w:rFonts w:ascii="Times New Roman" w:eastAsia="Times New Roman" w:hAnsi="Times New Roman" w:cs="Times New Roman"/>
-          <w:sz w:val="28"/>
-          <w:szCs w:val="28"/>
-          <w:lang w:val="ru-RU"/>
-        </w:rPr>
       </w:pPr>
       <w:r>
         <w:rPr>
@@ -5585,14 +5948,25 @@
         </w:rPr>
         <w:t>1) Теоретические сведения о скорости сходимости метода хорд</w:t>
       </w:r>
-      <w:r>
-        <w:rPr>
-          <w:rFonts w:ascii="Times New Roman" w:eastAsia="Times New Roman" w:hAnsi="Times New Roman" w:cs="Times New Roman"/>
-          <w:sz w:val="28"/>
-          <w:szCs w:val="28"/>
-          <w:lang w:val="ru-RU"/>
-        </w:rPr>
-        <w:br/>
+    </w:p>
+    <w:p>
+      <w:pPr>
+        <w:spacing w:line="360" w:lineRule="auto"/>
+        <w:ind w:firstLine="720"/>
+        <w:rPr>
+          <w:rFonts w:ascii="Times New Roman" w:eastAsia="Times New Roman" w:hAnsi="Times New Roman" w:cs="Times New Roman"/>
+          <w:sz w:val="28"/>
+          <w:szCs w:val="28"/>
+          <w:lang w:val="ru-RU"/>
+        </w:rPr>
+      </w:pPr>
+      <w:r>
+        <w:rPr>
+          <w:rFonts w:ascii="Times New Roman" w:eastAsia="Times New Roman" w:hAnsi="Times New Roman" w:cs="Times New Roman"/>
+          <w:sz w:val="28"/>
+          <w:szCs w:val="28"/>
+          <w:lang w:val="ru-RU"/>
+        </w:rPr>
         <w:t>Метод хорд строит последовательность приближений c0, c1, …, cn, … как точки пересечения хорд с осью Ox. На каждом шаге по текущим концам интервала a и b вычисляется новое приближение:</w:t>
       </w:r>
       <w:r>
@@ -5602,17 +5976,208 @@
           <w:szCs w:val="28"/>
           <w:lang w:val="ru-RU"/>
         </w:rPr>
-        <w:br/>
-        <w:t>c = a − f(a) * (b − a) / ( f(b) − f(a) ).</w:t>
-      </w:r>
-      <w:r>
-        <w:rPr>
-          <w:rFonts w:ascii="Times New Roman" w:eastAsia="Times New Roman" w:hAnsi="Times New Roman" w:cs="Times New Roman"/>
-          <w:sz w:val="28"/>
-          <w:szCs w:val="28"/>
-          <w:lang w:val="ru-RU"/>
-        </w:rPr>
-        <w:br/>
+        <w:t xml:space="preserve"> </w:t>
+      </w:r>
+      <w:r>
+        <w:rPr>
+          <w:rFonts w:ascii="Times New Roman" w:eastAsia="Times New Roman" w:hAnsi="Times New Roman" w:cs="Times New Roman"/>
+          <w:sz w:val="28"/>
+          <w:szCs w:val="28"/>
+          <w:lang w:val="en-US"/>
+        </w:rPr>
+        <w:t>c</w:t>
+      </w:r>
+      <w:r>
+        <w:rPr>
+          <w:rFonts w:ascii="Times New Roman" w:eastAsia="Times New Roman" w:hAnsi="Times New Roman" w:cs="Times New Roman"/>
+          <w:sz w:val="28"/>
+          <w:szCs w:val="28"/>
+          <w:lang w:val="ru-RU"/>
+        </w:rPr>
+        <w:t xml:space="preserve"> = </w:t>
+      </w:r>
+      <w:r>
+        <w:rPr>
+          <w:rFonts w:ascii="Times New Roman" w:eastAsia="Times New Roman" w:hAnsi="Times New Roman" w:cs="Times New Roman"/>
+          <w:sz w:val="28"/>
+          <w:szCs w:val="28"/>
+          <w:lang w:val="en-US"/>
+        </w:rPr>
+        <w:t>a</w:t>
+      </w:r>
+      <w:r>
+        <w:rPr>
+          <w:rFonts w:ascii="Times New Roman" w:eastAsia="Times New Roman" w:hAnsi="Times New Roman" w:cs="Times New Roman"/>
+          <w:sz w:val="28"/>
+          <w:szCs w:val="28"/>
+          <w:lang w:val="ru-RU"/>
+        </w:rPr>
+        <w:t xml:space="preserve"> − </w:t>
+      </w:r>
+      <w:r>
+        <w:rPr>
+          <w:rFonts w:ascii="Times New Roman" w:eastAsia="Times New Roman" w:hAnsi="Times New Roman" w:cs="Times New Roman"/>
+          <w:sz w:val="28"/>
+          <w:szCs w:val="28"/>
+          <w:lang w:val="en-US"/>
+        </w:rPr>
+        <w:t>f</w:t>
+      </w:r>
+      <w:r>
+        <w:rPr>
+          <w:rFonts w:ascii="Times New Roman" w:eastAsia="Times New Roman" w:hAnsi="Times New Roman" w:cs="Times New Roman"/>
+          <w:sz w:val="28"/>
+          <w:szCs w:val="28"/>
+          <w:lang w:val="ru-RU"/>
+        </w:rPr>
+        <w:t>(</w:t>
+      </w:r>
+      <w:r>
+        <w:rPr>
+          <w:rFonts w:ascii="Times New Roman" w:eastAsia="Times New Roman" w:hAnsi="Times New Roman" w:cs="Times New Roman"/>
+          <w:sz w:val="28"/>
+          <w:szCs w:val="28"/>
+          <w:lang w:val="en-US"/>
+        </w:rPr>
+        <w:t>a</w:t>
+      </w:r>
+      <w:r>
+        <w:rPr>
+          <w:rFonts w:ascii="Times New Roman" w:eastAsia="Times New Roman" w:hAnsi="Times New Roman" w:cs="Times New Roman"/>
+          <w:sz w:val="28"/>
+          <w:szCs w:val="28"/>
+          <w:lang w:val="ru-RU"/>
+        </w:rPr>
+        <w:t>) * (</w:t>
+      </w:r>
+      <w:r>
+        <w:rPr>
+          <w:rFonts w:ascii="Times New Roman" w:eastAsia="Times New Roman" w:hAnsi="Times New Roman" w:cs="Times New Roman"/>
+          <w:sz w:val="28"/>
+          <w:szCs w:val="28"/>
+          <w:lang w:val="en-US"/>
+        </w:rPr>
+        <w:t>b</w:t>
+      </w:r>
+      <w:r>
+        <w:rPr>
+          <w:rFonts w:ascii="Times New Roman" w:eastAsia="Times New Roman" w:hAnsi="Times New Roman" w:cs="Times New Roman"/>
+          <w:sz w:val="28"/>
+          <w:szCs w:val="28"/>
+          <w:lang w:val="ru-RU"/>
+        </w:rPr>
+        <w:t xml:space="preserve"> − </w:t>
+      </w:r>
+      <w:r>
+        <w:rPr>
+          <w:rFonts w:ascii="Times New Roman" w:eastAsia="Times New Roman" w:hAnsi="Times New Roman" w:cs="Times New Roman"/>
+          <w:sz w:val="28"/>
+          <w:szCs w:val="28"/>
+          <w:lang w:val="en-US"/>
+        </w:rPr>
+        <w:t>a</w:t>
+      </w:r>
+      <w:r>
+        <w:rPr>
+          <w:rFonts w:ascii="Times New Roman" w:eastAsia="Times New Roman" w:hAnsi="Times New Roman" w:cs="Times New Roman"/>
+          <w:sz w:val="28"/>
+          <w:szCs w:val="28"/>
+          <w:lang w:val="ru-RU"/>
+        </w:rPr>
+        <w:t xml:space="preserve">) / ( </w:t>
+      </w:r>
+      <w:r>
+        <w:rPr>
+          <w:rFonts w:ascii="Times New Roman" w:eastAsia="Times New Roman" w:hAnsi="Times New Roman" w:cs="Times New Roman"/>
+          <w:sz w:val="28"/>
+          <w:szCs w:val="28"/>
+          <w:lang w:val="en-US"/>
+        </w:rPr>
+        <w:t>f</w:t>
+      </w:r>
+      <w:r>
+        <w:rPr>
+          <w:rFonts w:ascii="Times New Roman" w:eastAsia="Times New Roman" w:hAnsi="Times New Roman" w:cs="Times New Roman"/>
+          <w:sz w:val="28"/>
+          <w:szCs w:val="28"/>
+          <w:lang w:val="ru-RU"/>
+        </w:rPr>
+        <w:t>(</w:t>
+      </w:r>
+      <w:r>
+        <w:rPr>
+          <w:rFonts w:ascii="Times New Roman" w:eastAsia="Times New Roman" w:hAnsi="Times New Roman" w:cs="Times New Roman"/>
+          <w:sz w:val="28"/>
+          <w:szCs w:val="28"/>
+          <w:lang w:val="en-US"/>
+        </w:rPr>
+        <w:t>b</w:t>
+      </w:r>
+      <w:r>
+        <w:rPr>
+          <w:rFonts w:ascii="Times New Roman" w:eastAsia="Times New Roman" w:hAnsi="Times New Roman" w:cs="Times New Roman"/>
+          <w:sz w:val="28"/>
+          <w:szCs w:val="28"/>
+          <w:lang w:val="ru-RU"/>
+        </w:rPr>
+        <w:t xml:space="preserve">) − </w:t>
+      </w:r>
+      <w:r>
+        <w:rPr>
+          <w:rFonts w:ascii="Times New Roman" w:eastAsia="Times New Roman" w:hAnsi="Times New Roman" w:cs="Times New Roman"/>
+          <w:sz w:val="28"/>
+          <w:szCs w:val="28"/>
+          <w:lang w:val="en-US"/>
+        </w:rPr>
+        <w:t>f</w:t>
+      </w:r>
+      <w:r>
+        <w:rPr>
+          <w:rFonts w:ascii="Times New Roman" w:eastAsia="Times New Roman" w:hAnsi="Times New Roman" w:cs="Times New Roman"/>
+          <w:sz w:val="28"/>
+          <w:szCs w:val="28"/>
+          <w:lang w:val="ru-RU"/>
+        </w:rPr>
+        <w:t>(</w:t>
+      </w:r>
+      <w:r>
+        <w:rPr>
+          <w:rFonts w:ascii="Times New Roman" w:eastAsia="Times New Roman" w:hAnsi="Times New Roman" w:cs="Times New Roman"/>
+          <w:sz w:val="28"/>
+          <w:szCs w:val="28"/>
+          <w:lang w:val="en-US"/>
+        </w:rPr>
+        <w:t>a</w:t>
+      </w:r>
+      <w:r>
+        <w:rPr>
+          <w:rFonts w:ascii="Times New Roman" w:eastAsia="Times New Roman" w:hAnsi="Times New Roman" w:cs="Times New Roman"/>
+          <w:sz w:val="28"/>
+          <w:szCs w:val="28"/>
+          <w:lang w:val="ru-RU"/>
+        </w:rPr>
+        <w:t>) ).</w:t>
+      </w:r>
+    </w:p>
+    <w:p>
+      <w:pPr>
+        <w:spacing w:line="360" w:lineRule="auto"/>
+        <w:ind w:firstLine="720"/>
+        <w:rPr>
+          <w:rFonts w:ascii="Times New Roman" w:eastAsia="Times New Roman" w:hAnsi="Times New Roman" w:cs="Times New Roman"/>
+          <w:sz w:val="28"/>
+          <w:szCs w:val="28"/>
+          <w:lang w:val="ru-RU"/>
+        </w:rPr>
+      </w:pPr>
+      <w:r>
+        <w:rPr>
+          <w:rFonts w:ascii="Times New Roman" w:eastAsia="Times New Roman" w:hAnsi="Times New Roman" w:cs="Times New Roman"/>
+          <w:sz w:val="28"/>
+          <w:szCs w:val="28"/>
+          <w:lang w:val="ru-RU"/>
+        </w:rPr>
+        <w:t xml:space="preserve">Затем выбирается новый отрезок [a; b], на котором сохраняется смена знака (то есть корень остаётся внутри отрезка). В отличие от метода бисекции, метод хорд обычно сходится быстрее, так как использует линейную аппроксимацию функции на текущем интервале. При благоприятных условиях </w:t>
       </w:r>
       <w:r>
         <w:rPr>
@@ -5622,12 +6187,13 @@
           <w:lang w:val="ru-RU"/>
         </w:rPr>
         <w:lastRenderedPageBreak/>
-        <w:t>Затем выбирается новый отрезок [a; b], на котором сохраняется смена знака (то есть корень остаётся внутри отрезка). В отличие от метода бисекции, метод хорд обычно сходится быстрее, так как использует линейную аппроксимацию функции на текущем интервале. При благоприятных условиях метод обладает линейной сходимостью и на практике требует меньшего числа итераций для достижения той же точности Eps.</w:t>
+        <w:t>метод обладает линейной сходимостью и на практике требует меньшего числа итераций для достижения той же точности Eps.</w:t>
       </w:r>
     </w:p>
     <w:p>
       <w:pPr>
         <w:spacing w:line="360" w:lineRule="auto"/>
+        <w:ind w:firstLine="720"/>
         <w:rPr>
           <w:rFonts w:ascii="Times New Roman" w:eastAsia="Times New Roman" w:hAnsi="Times New Roman" w:cs="Times New Roman"/>
           <w:sz w:val="28"/>
@@ -5651,23 +6217,55 @@
           <w:szCs w:val="28"/>
           <w:lang w:val="ru-RU"/>
         </w:rPr>
-        <w:br/>
+        <w:t xml:space="preserve"> </w:t>
+      </w:r>
+      <w:r>
+        <w:rPr>
+          <w:rFonts w:ascii="Times New Roman" w:eastAsia="Times New Roman" w:hAnsi="Times New Roman" w:cs="Times New Roman"/>
+          <w:sz w:val="28"/>
+          <w:szCs w:val="28"/>
+          <w:lang w:val="ru-RU"/>
+        </w:rPr>
         <w:t>|f(cn)| &lt; Eps.</w:t>
       </w:r>
-      <w:r>
-        <w:rPr>
-          <w:rFonts w:ascii="Times New Roman" w:eastAsia="Times New Roman" w:hAnsi="Times New Roman" w:cs="Times New Roman"/>
-          <w:sz w:val="28"/>
-          <w:szCs w:val="28"/>
-          <w:lang w:val="ru-RU"/>
-        </w:rPr>
-        <w:br/>
+    </w:p>
+    <w:p>
+      <w:pPr>
+        <w:spacing w:line="360" w:lineRule="auto"/>
+        <w:ind w:firstLine="720"/>
+        <w:rPr>
+          <w:rFonts w:ascii="Times New Roman" w:eastAsia="Times New Roman" w:hAnsi="Times New Roman" w:cs="Times New Roman"/>
+          <w:sz w:val="28"/>
+          <w:szCs w:val="28"/>
+          <w:lang w:val="ru-RU"/>
+        </w:rPr>
+      </w:pPr>
+      <w:r>
+        <w:rPr>
+          <w:rFonts w:ascii="Times New Roman" w:eastAsia="Times New Roman" w:hAnsi="Times New Roman" w:cs="Times New Roman"/>
+          <w:sz w:val="28"/>
+          <w:szCs w:val="28"/>
+          <w:lang w:val="ru-RU"/>
+        </w:rPr>
         <w:t>Это означает, что искомое cn считается корнем с точностью Eps, так как f(cn) близко к нулю.</w:t>
       </w:r>
     </w:p>
     <w:p>
       <w:pPr>
         <w:spacing w:line="360" w:lineRule="auto"/>
+        <w:ind w:firstLine="720"/>
+        <w:rPr>
+          <w:rFonts w:ascii="Times New Roman" w:eastAsia="Times New Roman" w:hAnsi="Times New Roman" w:cs="Times New Roman"/>
+          <w:sz w:val="28"/>
+          <w:szCs w:val="28"/>
+          <w:lang w:val="ru-RU"/>
+        </w:rPr>
+      </w:pPr>
+    </w:p>
+    <w:p>
+      <w:pPr>
+        <w:spacing w:line="360" w:lineRule="auto"/>
+        <w:ind w:firstLine="720"/>
         <w:rPr>
           <w:rFonts w:ascii="Times New Roman" w:eastAsia="Times New Roman" w:hAnsi="Times New Roman" w:cs="Times New Roman"/>
           <w:sz w:val="28"/>
@@ -5686,24 +6284,46 @@
         </w:rPr>
         <w:t>2) Экспериментальное исследование скорости сходимости</w:t>
       </w:r>
-      <w:r>
-        <w:rPr>
-          <w:rFonts w:ascii="Times New Roman" w:eastAsia="Times New Roman" w:hAnsi="Times New Roman" w:cs="Times New Roman"/>
-          <w:sz w:val="28"/>
-          <w:szCs w:val="28"/>
-          <w:lang w:val="ru-RU"/>
-        </w:rPr>
-        <w:br/>
+    </w:p>
+    <w:p>
+      <w:pPr>
+        <w:spacing w:line="360" w:lineRule="auto"/>
+        <w:ind w:firstLine="720"/>
+        <w:rPr>
+          <w:rFonts w:ascii="Times New Roman" w:eastAsia="Times New Roman" w:hAnsi="Times New Roman" w:cs="Times New Roman"/>
+          <w:sz w:val="28"/>
+          <w:szCs w:val="28"/>
+          <w:lang w:val="ru-RU"/>
+        </w:rPr>
+      </w:pPr>
+      <w:r>
+        <w:rPr>
+          <w:rFonts w:ascii="Times New Roman" w:eastAsia="Times New Roman" w:hAnsi="Times New Roman" w:cs="Times New Roman"/>
+          <w:sz w:val="28"/>
+          <w:szCs w:val="28"/>
+          <w:lang w:val="ru-RU"/>
+        </w:rPr>
         <w:t>Для экспериментальной оценки скорости сходимости выполняется серия запусков метода HORDA при разных значениях точности Eps в диапазоне:</w:t>
       </w:r>
-      <w:r>
-        <w:rPr>
-          <w:rFonts w:ascii="Times New Roman" w:eastAsia="Times New Roman" w:hAnsi="Times New Roman" w:cs="Times New Roman"/>
-          <w:sz w:val="28"/>
-          <w:szCs w:val="28"/>
-          <w:lang w:val="ru-RU"/>
-        </w:rPr>
-        <w:br/>
+    </w:p>
+    <w:p>
+      <w:pPr>
+        <w:spacing w:line="360" w:lineRule="auto"/>
+        <w:ind w:firstLine="720"/>
+        <w:rPr>
+          <w:rFonts w:ascii="Times New Roman" w:eastAsia="Times New Roman" w:hAnsi="Times New Roman" w:cs="Times New Roman"/>
+          <w:sz w:val="28"/>
+          <w:szCs w:val="28"/>
+          <w:lang w:val="ru-RU"/>
+        </w:rPr>
+      </w:pPr>
+      <w:r>
+        <w:rPr>
+          <w:rFonts w:ascii="Times New Roman" w:eastAsia="Times New Roman" w:hAnsi="Times New Roman" w:cs="Times New Roman"/>
+          <w:sz w:val="28"/>
+          <w:szCs w:val="28"/>
+          <w:lang w:val="ru-RU"/>
+        </w:rPr>
         <w:t xml:space="preserve">Eps </w:t>
       </w:r>
       <w:r>
@@ -5728,7 +6348,7 @@
     <w:p>
       <w:pPr>
         <w:spacing w:line="360" w:lineRule="auto"/>
-        <w:jc w:val="both"/>
+        <w:ind w:firstLine="720"/>
         <w:rPr>
           <w:rFonts w:ascii="Times New Roman" w:eastAsia="Times New Roman" w:hAnsi="Times New Roman" w:cs="Times New Roman"/>
           <w:sz w:val="28"/>
@@ -5748,83 +6368,101 @@
     </w:p>
     <w:p>
       <w:pPr>
-        <w:numPr>
-          <w:ilvl w:val="0"/>
-          <w:numId w:val="32"/>
-        </w:numPr>
         <w:spacing w:line="360" w:lineRule="auto"/>
-        <w:jc w:val="both"/>
-        <w:rPr>
-          <w:rFonts w:ascii="Times New Roman" w:eastAsia="Times New Roman" w:hAnsi="Times New Roman" w:cs="Times New Roman"/>
-          <w:sz w:val="28"/>
-          <w:szCs w:val="28"/>
-          <w:lang w:val="ru-RU"/>
-        </w:rPr>
-      </w:pPr>
-      <w:r>
-        <w:rPr>
-          <w:rFonts w:ascii="Times New Roman" w:eastAsia="Times New Roman" w:hAnsi="Times New Roman" w:cs="Times New Roman"/>
-          <w:sz w:val="28"/>
-          <w:szCs w:val="28"/>
-          <w:lang w:val="ru-RU"/>
-        </w:rPr>
+        <w:ind w:firstLine="720"/>
+        <w:rPr>
+          <w:rFonts w:ascii="Times New Roman" w:eastAsia="Times New Roman" w:hAnsi="Times New Roman" w:cs="Times New Roman"/>
+          <w:sz w:val="28"/>
+          <w:szCs w:val="28"/>
+          <w:lang w:val="ru-RU"/>
+        </w:rPr>
+      </w:pPr>
+      <w:r>
+        <w:rPr>
+          <w:rFonts w:ascii="Times New Roman" w:eastAsia="Times New Roman" w:hAnsi="Times New Roman" w:cs="Times New Roman"/>
+          <w:sz w:val="28"/>
+          <w:szCs w:val="28"/>
+          <w:lang w:val="ru-RU"/>
+        </w:rPr>
+        <w:t>•</w:t>
+      </w:r>
+      <w:r>
+        <w:rPr>
+          <w:rFonts w:ascii="Times New Roman" w:eastAsia="Times New Roman" w:hAnsi="Times New Roman" w:cs="Times New Roman"/>
+          <w:sz w:val="28"/>
+          <w:szCs w:val="28"/>
+          <w:lang w:val="ru-RU"/>
+        </w:rPr>
+        <w:tab/>
         <w:t>число итераций Iterations, необходимое для выполнения условия |f(c)| &lt; Eps;</w:t>
       </w:r>
     </w:p>
     <w:p>
       <w:pPr>
-        <w:numPr>
-          <w:ilvl w:val="0"/>
-          <w:numId w:val="32"/>
-        </w:numPr>
         <w:spacing w:line="360" w:lineRule="auto"/>
-        <w:jc w:val="both"/>
-        <w:rPr>
-          <w:rFonts w:ascii="Times New Roman" w:eastAsia="Times New Roman" w:hAnsi="Times New Roman" w:cs="Times New Roman"/>
-          <w:sz w:val="28"/>
-          <w:szCs w:val="28"/>
-          <w:lang w:val="ru-RU"/>
-        </w:rPr>
-      </w:pPr>
-      <w:r>
-        <w:rPr>
-          <w:rFonts w:ascii="Times New Roman" w:eastAsia="Times New Roman" w:hAnsi="Times New Roman" w:cs="Times New Roman"/>
-          <w:sz w:val="28"/>
-          <w:szCs w:val="28"/>
-          <w:lang w:val="ru-RU"/>
-        </w:rPr>
+        <w:ind w:firstLine="720"/>
+        <w:rPr>
+          <w:rFonts w:ascii="Times New Roman" w:eastAsia="Times New Roman" w:hAnsi="Times New Roman" w:cs="Times New Roman"/>
+          <w:sz w:val="28"/>
+          <w:szCs w:val="28"/>
+          <w:lang w:val="ru-RU"/>
+        </w:rPr>
+      </w:pPr>
+      <w:r>
+        <w:rPr>
+          <w:rFonts w:ascii="Times New Roman" w:eastAsia="Times New Roman" w:hAnsi="Times New Roman" w:cs="Times New Roman"/>
+          <w:sz w:val="28"/>
+          <w:szCs w:val="28"/>
+          <w:lang w:val="ru-RU"/>
+        </w:rPr>
+        <w:t>•</w:t>
+      </w:r>
+      <w:r>
+        <w:rPr>
+          <w:rFonts w:ascii="Times New Roman" w:eastAsia="Times New Roman" w:hAnsi="Times New Roman" w:cs="Times New Roman"/>
+          <w:sz w:val="28"/>
+          <w:szCs w:val="28"/>
+          <w:lang w:val="ru-RU"/>
+        </w:rPr>
+        <w:tab/>
         <w:t>найденное приближение корня Root;</w:t>
       </w:r>
     </w:p>
     <w:p>
       <w:pPr>
-        <w:numPr>
-          <w:ilvl w:val="0"/>
-          <w:numId w:val="32"/>
-        </w:numPr>
         <w:spacing w:line="360" w:lineRule="auto"/>
-        <w:jc w:val="both"/>
-        <w:rPr>
-          <w:rFonts w:ascii="Times New Roman" w:eastAsia="Times New Roman" w:hAnsi="Times New Roman" w:cs="Times New Roman"/>
-          <w:sz w:val="28"/>
-          <w:szCs w:val="28"/>
-          <w:lang w:val="ru-RU"/>
-        </w:rPr>
-      </w:pPr>
-      <w:r>
-        <w:rPr>
-          <w:rFonts w:ascii="Times New Roman" w:eastAsia="Times New Roman" w:hAnsi="Times New Roman" w:cs="Times New Roman"/>
-          <w:sz w:val="28"/>
-          <w:szCs w:val="28"/>
-          <w:lang w:val="ru-RU"/>
-        </w:rPr>
+        <w:ind w:firstLine="720"/>
+        <w:rPr>
+          <w:rFonts w:ascii="Times New Roman" w:eastAsia="Times New Roman" w:hAnsi="Times New Roman" w:cs="Times New Roman"/>
+          <w:sz w:val="28"/>
+          <w:szCs w:val="28"/>
+          <w:lang w:val="ru-RU"/>
+        </w:rPr>
+      </w:pPr>
+      <w:r>
+        <w:rPr>
+          <w:rFonts w:ascii="Times New Roman" w:eastAsia="Times New Roman" w:hAnsi="Times New Roman" w:cs="Times New Roman"/>
+          <w:sz w:val="28"/>
+          <w:szCs w:val="28"/>
+          <w:lang w:val="ru-RU"/>
+        </w:rPr>
+        <w:t>•</w:t>
+      </w:r>
+      <w:r>
+        <w:rPr>
+          <w:rFonts w:ascii="Times New Roman" w:eastAsia="Times New Roman" w:hAnsi="Times New Roman" w:cs="Times New Roman"/>
+          <w:sz w:val="28"/>
+          <w:szCs w:val="28"/>
+          <w:lang w:val="ru-RU"/>
+        </w:rPr>
+        <w:tab/>
         <w:t>текущая длина интервала IntervalLen = |b − a| (как дополнительный контроль).</w:t>
       </w:r>
     </w:p>
     <w:p>
       <w:pPr>
         <w:spacing w:line="360" w:lineRule="auto"/>
-        <w:jc w:val="both"/>
+        <w:ind w:firstLine="720"/>
         <w:rPr>
           <w:rFonts w:ascii="Times New Roman" w:eastAsia="Times New Roman" w:hAnsi="Times New Roman" w:cs="Times New Roman"/>
           <w:sz w:val="28"/>
@@ -5841,53 +6479,54 @@
         </w:rPr>
         <w:t>Результаты автоматически сохраняются в файл:</w:t>
       </w:r>
-      <w:r>
-        <w:rPr>
-          <w:rFonts w:ascii="Times New Roman" w:eastAsia="Times New Roman" w:hAnsi="Times New Roman" w:cs="Times New Roman"/>
-          <w:sz w:val="28"/>
-          <w:szCs w:val="28"/>
-          <w:lang w:val="ru-RU"/>
-        </w:rPr>
-        <w:br/>
+    </w:p>
+    <w:p>
+      <w:pPr>
+        <w:spacing w:line="360" w:lineRule="auto"/>
+        <w:ind w:firstLine="720"/>
+        <w:rPr>
+          <w:rFonts w:ascii="Times New Roman" w:eastAsia="Times New Roman" w:hAnsi="Times New Roman" w:cs="Times New Roman"/>
+          <w:sz w:val="28"/>
+          <w:szCs w:val="28"/>
+          <w:lang w:val="en-US"/>
+        </w:rPr>
+      </w:pPr>
+      <w:r>
+        <w:rPr>
+          <w:rFonts w:ascii="Times New Roman" w:eastAsia="Times New Roman" w:hAnsi="Times New Roman" w:cs="Times New Roman"/>
+          <w:sz w:val="28"/>
+          <w:szCs w:val="28"/>
+          <w:lang w:val="en-US"/>
+        </w:rPr>
         <w:t>iterations_vs_eps_horda.csv</w:t>
       </w:r>
-      <w:r>
-        <w:rPr>
-          <w:rFonts w:ascii="Times New Roman" w:eastAsia="Times New Roman" w:hAnsi="Times New Roman" w:cs="Times New Roman"/>
-          <w:sz w:val="28"/>
-          <w:szCs w:val="28"/>
-          <w:lang w:val="ru-RU"/>
-        </w:rPr>
-        <w:br/>
-        <w:t>со столбцами: Eps; Iterations; Root; IntervalLen.</w:t>
-      </w:r>
     </w:p>
     <w:p>
       <w:pPr>
         <w:spacing w:line="360" w:lineRule="auto"/>
-        <w:jc w:val="both"/>
-        <w:rPr>
-          <w:rFonts w:ascii="Times New Roman" w:eastAsia="Times New Roman" w:hAnsi="Times New Roman" w:cs="Times New Roman"/>
-          <w:sz w:val="28"/>
-          <w:szCs w:val="28"/>
-          <w:lang w:val="ru-RU"/>
-        </w:rPr>
-      </w:pPr>
-      <w:r>
-        <w:rPr>
-          <w:rFonts w:ascii="Times New Roman" w:eastAsia="Times New Roman" w:hAnsi="Times New Roman" w:cs="Times New Roman"/>
-          <w:sz w:val="28"/>
-          <w:szCs w:val="28"/>
-          <w:lang w:val="ru-RU"/>
-        </w:rPr>
-        <w:t>По этим данным строится график зависимости числа итераций от Eps</w:t>
-      </w:r>
-      <w:r>
-        <w:rPr>
-          <w:rFonts w:ascii="Times New Roman" w:eastAsia="Times New Roman" w:hAnsi="Times New Roman" w:cs="Times New Roman"/>
-          <w:sz w:val="28"/>
-          <w:szCs w:val="28"/>
-          <w:lang w:val="ru-RU"/>
+        <w:ind w:firstLine="720"/>
+        <w:rPr>
+          <w:rFonts w:ascii="Times New Roman" w:eastAsia="Times New Roman" w:hAnsi="Times New Roman" w:cs="Times New Roman"/>
+          <w:sz w:val="28"/>
+          <w:szCs w:val="28"/>
+          <w:lang w:val="en-US"/>
+        </w:rPr>
+      </w:pPr>
+      <w:r>
+        <w:rPr>
+          <w:rFonts w:ascii="Times New Roman" w:eastAsia="Times New Roman" w:hAnsi="Times New Roman" w:cs="Times New Roman"/>
+          <w:sz w:val="28"/>
+          <w:szCs w:val="28"/>
+          <w:lang w:val="ru-RU"/>
+        </w:rPr>
+        <w:t>со</w:t>
+      </w:r>
+      <w:r>
+        <w:rPr>
+          <w:rFonts w:ascii="Times New Roman" w:eastAsia="Times New Roman" w:hAnsi="Times New Roman" w:cs="Times New Roman"/>
+          <w:sz w:val="28"/>
+          <w:szCs w:val="28"/>
+          <w:lang w:val="en-US"/>
         </w:rPr>
         <w:t xml:space="preserve"> </w:t>
       </w:r>
@@ -5898,25 +6537,37 @@
           <w:szCs w:val="28"/>
           <w:lang w:val="ru-RU"/>
         </w:rPr>
-        <w:t>(</w:t>
-      </w:r>
-      <w:r>
-        <w:rPr>
-          <w:rFonts w:ascii="Times New Roman" w:eastAsia="Times New Roman" w:hAnsi="Times New Roman" w:cs="Times New Roman"/>
-          <w:sz w:val="28"/>
-          <w:szCs w:val="28"/>
-          <w:lang w:val="ru-RU"/>
-        </w:rPr>
-        <w:t>Рисунок 1).</w:t>
-      </w:r>
-      <w:r>
-        <w:rPr>
-          <w:rFonts w:ascii="Times New Roman" w:eastAsia="Times New Roman" w:hAnsi="Times New Roman" w:cs="Times New Roman"/>
-          <w:sz w:val="28"/>
-          <w:szCs w:val="28"/>
-          <w:lang w:val="ru-RU"/>
-        </w:rPr>
-        <w:t xml:space="preserve"> По графику делается вывод о том, как быстро метод хорд достигает требуемой точности при уменьшении Eps, и сравнивается характер роста числа итераций с логарифмическим ростом, характерным для бисекции.</w:t>
+        <w:t>столбцами</w:t>
+      </w:r>
+      <w:r>
+        <w:rPr>
+          <w:rFonts w:ascii="Times New Roman" w:eastAsia="Times New Roman" w:hAnsi="Times New Roman" w:cs="Times New Roman"/>
+          <w:sz w:val="28"/>
+          <w:szCs w:val="28"/>
+          <w:lang w:val="en-US"/>
+        </w:rPr>
+        <w:t>: Eps; Iterations; Root; IntervalLen.</w:t>
+      </w:r>
+    </w:p>
+    <w:p>
+      <w:pPr>
+        <w:spacing w:line="360" w:lineRule="auto"/>
+        <w:ind w:firstLine="720"/>
+        <w:rPr>
+          <w:rFonts w:ascii="Times New Roman" w:eastAsia="Times New Roman" w:hAnsi="Times New Roman" w:cs="Times New Roman"/>
+          <w:sz w:val="28"/>
+          <w:szCs w:val="28"/>
+          <w:lang w:val="ru-RU"/>
+        </w:rPr>
+      </w:pPr>
+      <w:r>
+        <w:rPr>
+          <w:rFonts w:ascii="Times New Roman" w:eastAsia="Times New Roman" w:hAnsi="Times New Roman" w:cs="Times New Roman"/>
+          <w:sz w:val="28"/>
+          <w:szCs w:val="28"/>
+          <w:lang w:val="ru-RU"/>
+        </w:rPr>
+        <w:t>По этим данным строится график зависимости числа итераций от Eps (Рисунок 1). По графику делается вывод о том, как быстро метод хорд достигает требуемой точности при уменьшении Eps, и сравнивается характер роста числа итераций с логарифмическим ростом, характерным для бисекции.</w:t>
       </w:r>
     </w:p>
     <w:p>
@@ -5988,7 +6639,6 @@
     <w:p>
       <w:pPr>
         <w:spacing w:line="360" w:lineRule="auto"/>
-        <w:jc w:val="center"/>
         <w:rPr>
           <w:rFonts w:ascii="Times New Roman" w:eastAsia="Times New Roman" w:hAnsi="Times New Roman" w:cs="Times New Roman"/>
           <w:sz w:val="28"/>
@@ -6021,6 +6671,7 @@
     <w:p>
       <w:pPr>
         <w:spacing w:line="360" w:lineRule="auto"/>
+        <w:ind w:firstLine="720"/>
         <w:rPr>
           <w:rFonts w:ascii="Times New Roman" w:eastAsia="Times New Roman" w:hAnsi="Times New Roman" w:cs="Times New Roman"/>
           <w:sz w:val="28"/>
@@ -6039,48 +6690,74 @@
         </w:rPr>
         <w:t>3) Теоретические сведения об обусловленности (чувствительности) метода</w:t>
       </w:r>
-      <w:r>
-        <w:rPr>
-          <w:rFonts w:ascii="Times New Roman" w:eastAsia="Times New Roman" w:hAnsi="Times New Roman" w:cs="Times New Roman"/>
-          <w:sz w:val="28"/>
-          <w:szCs w:val="28"/>
-          <w:lang w:val="ru-RU"/>
-        </w:rPr>
-        <w:br/>
+    </w:p>
+    <w:p>
+      <w:pPr>
+        <w:spacing w:line="360" w:lineRule="auto"/>
+        <w:ind w:firstLine="720"/>
+        <w:rPr>
+          <w:rFonts w:ascii="Times New Roman" w:eastAsia="Times New Roman" w:hAnsi="Times New Roman" w:cs="Times New Roman"/>
+          <w:sz w:val="28"/>
+          <w:szCs w:val="28"/>
+          <w:lang w:val="ru-RU"/>
+        </w:rPr>
+      </w:pPr>
+      <w:r>
+        <w:rPr>
+          <w:rFonts w:ascii="Times New Roman" w:eastAsia="Times New Roman" w:hAnsi="Times New Roman" w:cs="Times New Roman"/>
+          <w:sz w:val="28"/>
+          <w:szCs w:val="28"/>
+          <w:lang w:val="ru-RU"/>
+        </w:rPr>
         <w:t>Обусловленность отражает, насколько результат вычислений зависит от ошибок в исходных данных и округлений при вычислении f(x). В методе хорд значение f(x) используется непосредственно в формуле:</w:t>
       </w:r>
-      <w:r>
-        <w:rPr>
-          <w:rFonts w:ascii="Times New Roman" w:eastAsia="Times New Roman" w:hAnsi="Times New Roman" w:cs="Times New Roman"/>
-          <w:sz w:val="28"/>
-          <w:szCs w:val="28"/>
-          <w:lang w:val="ru-RU"/>
-        </w:rPr>
-        <w:br/>
+    </w:p>
+    <w:p>
+      <w:pPr>
+        <w:spacing w:line="360" w:lineRule="auto"/>
+        <w:ind w:firstLine="720"/>
+        <w:rPr>
+          <w:rFonts w:ascii="Times New Roman" w:eastAsia="Times New Roman" w:hAnsi="Times New Roman" w:cs="Times New Roman"/>
+          <w:sz w:val="28"/>
+          <w:szCs w:val="28"/>
+          <w:lang w:val="en-US"/>
+        </w:rPr>
+      </w:pPr>
+      <w:r>
+        <w:rPr>
+          <w:rFonts w:ascii="Times New Roman" w:eastAsia="Times New Roman" w:hAnsi="Times New Roman" w:cs="Times New Roman"/>
+          <w:sz w:val="28"/>
+          <w:szCs w:val="28"/>
+          <w:lang w:val="en-US"/>
+        </w:rPr>
         <w:t>c = a − f(a) * (b − a) / ( f(b) − f(a) ).</w:t>
       </w:r>
-      <w:r>
-        <w:rPr>
-          <w:rFonts w:ascii="Times New Roman" w:eastAsia="Times New Roman" w:hAnsi="Times New Roman" w:cs="Times New Roman"/>
-          <w:sz w:val="28"/>
-          <w:szCs w:val="28"/>
-          <w:lang w:val="ru-RU"/>
-        </w:rPr>
-        <w:br/>
+    </w:p>
+    <w:p>
+      <w:pPr>
+        <w:spacing w:line="360" w:lineRule="auto"/>
+        <w:ind w:firstLine="720"/>
+        <w:rPr>
+          <w:rFonts w:ascii="Times New Roman" w:eastAsia="Times New Roman" w:hAnsi="Times New Roman" w:cs="Times New Roman"/>
+          <w:sz w:val="28"/>
+          <w:szCs w:val="28"/>
+          <w:lang w:val="ru-RU"/>
+        </w:rPr>
+      </w:pPr>
+      <w:r>
+        <w:rPr>
+          <w:rFonts w:ascii="Times New Roman" w:eastAsia="Times New Roman" w:hAnsi="Times New Roman" w:cs="Times New Roman"/>
+          <w:sz w:val="28"/>
+          <w:szCs w:val="28"/>
+          <w:lang w:val="ru-RU"/>
+        </w:rPr>
         <w:t>Поэтому искажения f(a) и f(b) могут изменять положение точки c, влиять на выбор нового интервала и, как следствие, изменять итоговое приближение корня и число итераций.</w:t>
       </w:r>
     </w:p>
     <w:p>
       <w:pPr>
         <w:spacing w:line="360" w:lineRule="auto"/>
-        <w:rPr>
-          <w:rFonts w:ascii="Times New Roman" w:eastAsia="Times New Roman" w:hAnsi="Times New Roman" w:cs="Times New Roman"/>
-          <w:sz w:val="28"/>
-          <w:szCs w:val="28"/>
-          <w:lang w:val="ru-RU"/>
-        </w:rPr>
-      </w:pPr>
-      <w:r>
+        <w:ind w:firstLine="720"/>
         <w:rPr>
           <w:rFonts w:ascii="Times New Roman" w:eastAsia="Times New Roman" w:hAnsi="Times New Roman" w:cs="Times New Roman"/>
           <w:b/>
@@ -6089,159 +6766,232 @@
           <w:szCs w:val="28"/>
           <w:lang w:val="ru-RU"/>
         </w:rPr>
+      </w:pPr>
+      <w:r>
+        <w:rPr>
+          <w:rFonts w:ascii="Times New Roman" w:eastAsia="Times New Roman" w:hAnsi="Times New Roman" w:cs="Times New Roman"/>
+          <w:b/>
+          <w:bCs/>
+          <w:sz w:val="28"/>
+          <w:szCs w:val="28"/>
+          <w:lang w:val="ru-RU"/>
+        </w:rPr>
         <w:t>4) Экспериментальное исследование обусловленности с помощью Round</w:t>
       </w:r>
-      <w:r>
-        <w:rPr>
-          <w:rFonts w:ascii="Times New Roman" w:eastAsia="Times New Roman" w:hAnsi="Times New Roman" w:cs="Times New Roman"/>
-          <w:sz w:val="28"/>
-          <w:szCs w:val="28"/>
-          <w:lang w:val="ru-RU"/>
-        </w:rPr>
-        <w:br/>
+    </w:p>
+    <w:p>
+      <w:pPr>
+        <w:spacing w:line="360" w:lineRule="auto"/>
+        <w:ind w:firstLine="720"/>
+        <w:rPr>
+          <w:rFonts w:ascii="Times New Roman" w:eastAsia="Times New Roman" w:hAnsi="Times New Roman" w:cs="Times New Roman"/>
+          <w:sz w:val="28"/>
+          <w:szCs w:val="28"/>
+          <w:lang w:val="ru-RU"/>
+        </w:rPr>
+      </w:pPr>
+      <w:r>
+        <w:rPr>
+          <w:rFonts w:ascii="Times New Roman" w:eastAsia="Times New Roman" w:hAnsi="Times New Roman" w:cs="Times New Roman"/>
+          <w:sz w:val="28"/>
+          <w:szCs w:val="28"/>
+          <w:lang w:val="ru-RU"/>
+        </w:rPr>
         <w:t>Чтобы смоделировать ошибки вычисления функции, применяется округление значений функции с параметром Delta:</w:t>
       </w:r>
-      <w:r>
-        <w:rPr>
-          <w:rFonts w:ascii="Times New Roman" w:eastAsia="Times New Roman" w:hAnsi="Times New Roman" w:cs="Times New Roman"/>
-          <w:sz w:val="28"/>
-          <w:szCs w:val="28"/>
-          <w:lang w:val="ru-RU"/>
-        </w:rPr>
-        <w:br/>
+    </w:p>
+    <w:p>
+      <w:pPr>
+        <w:spacing w:line="360" w:lineRule="auto"/>
+        <w:ind w:firstLine="720"/>
+        <w:rPr>
+          <w:rFonts w:ascii="Times New Roman" w:eastAsia="Times New Roman" w:hAnsi="Times New Roman" w:cs="Times New Roman"/>
+          <w:sz w:val="28"/>
+          <w:szCs w:val="28"/>
+          <w:lang w:val="en-US"/>
+        </w:rPr>
+      </w:pPr>
+      <w:r>
+        <w:rPr>
+          <w:rFonts w:ascii="Times New Roman" w:eastAsia="Times New Roman" w:hAnsi="Times New Roman" w:cs="Times New Roman"/>
+          <w:sz w:val="28"/>
+          <w:szCs w:val="28"/>
+          <w:lang w:val="en-US"/>
+        </w:rPr>
+        <w:lastRenderedPageBreak/>
         <w:t>f_Delta(x) = Round( f(x), Delta ).</w:t>
       </w:r>
     </w:p>
     <w:p>
       <w:pPr>
         <w:spacing w:line="360" w:lineRule="auto"/>
-        <w:rPr>
-          <w:rFonts w:ascii="Times New Roman" w:eastAsia="Times New Roman" w:hAnsi="Times New Roman" w:cs="Times New Roman"/>
-          <w:sz w:val="28"/>
-          <w:szCs w:val="28"/>
-          <w:lang w:val="ru-RU"/>
-        </w:rPr>
-      </w:pPr>
-      <w:r>
-        <w:rPr>
-          <w:rFonts w:ascii="Times New Roman" w:eastAsia="Times New Roman" w:hAnsi="Times New Roman" w:cs="Times New Roman"/>
-          <w:sz w:val="28"/>
-          <w:szCs w:val="28"/>
-          <w:lang w:val="ru-RU"/>
-        </w:rPr>
-        <w:lastRenderedPageBreak/>
+        <w:ind w:firstLine="720"/>
+        <w:rPr>
+          <w:rFonts w:ascii="Times New Roman" w:eastAsia="Times New Roman" w:hAnsi="Times New Roman" w:cs="Times New Roman"/>
+          <w:sz w:val="28"/>
+          <w:szCs w:val="28"/>
+          <w:lang w:val="ru-RU"/>
+        </w:rPr>
+      </w:pPr>
+      <w:r>
+        <w:rPr>
+          <w:rFonts w:ascii="Times New Roman" w:eastAsia="Times New Roman" w:hAnsi="Times New Roman" w:cs="Times New Roman"/>
+          <w:sz w:val="28"/>
+          <w:szCs w:val="28"/>
+          <w:lang w:val="ru-RU"/>
+        </w:rPr>
         <w:t>Для исследования выбирается фиксированная точность решения Eps (например, Eps = 0.000001). Далее:</w:t>
       </w:r>
     </w:p>
     <w:p>
       <w:pPr>
-        <w:numPr>
-          <w:ilvl w:val="0"/>
-          <w:numId w:val="33"/>
-        </w:numPr>
         <w:spacing w:line="360" w:lineRule="auto"/>
-        <w:rPr>
-          <w:rFonts w:ascii="Times New Roman" w:eastAsia="Times New Roman" w:hAnsi="Times New Roman" w:cs="Times New Roman"/>
-          <w:sz w:val="28"/>
-          <w:szCs w:val="28"/>
-          <w:lang w:val="ru-RU"/>
-        </w:rPr>
-      </w:pPr>
-      <w:r>
-        <w:rPr>
-          <w:rFonts w:ascii="Times New Roman" w:eastAsia="Times New Roman" w:hAnsi="Times New Roman" w:cs="Times New Roman"/>
-          <w:sz w:val="28"/>
-          <w:szCs w:val="28"/>
-          <w:lang w:val="ru-RU"/>
-        </w:rPr>
+        <w:ind w:firstLine="720"/>
+        <w:rPr>
+          <w:rFonts w:ascii="Times New Roman" w:eastAsia="Times New Roman" w:hAnsi="Times New Roman" w:cs="Times New Roman"/>
+          <w:sz w:val="28"/>
+          <w:szCs w:val="28"/>
+          <w:lang w:val="ru-RU"/>
+        </w:rPr>
+      </w:pPr>
+      <w:r>
+        <w:rPr>
+          <w:rFonts w:ascii="Times New Roman" w:eastAsia="Times New Roman" w:hAnsi="Times New Roman" w:cs="Times New Roman"/>
+          <w:sz w:val="28"/>
+          <w:szCs w:val="28"/>
+          <w:lang w:val="ru-RU"/>
+        </w:rPr>
+        <w:t>1.</w:t>
+      </w:r>
+      <w:r>
+        <w:rPr>
+          <w:rFonts w:ascii="Times New Roman" w:eastAsia="Times New Roman" w:hAnsi="Times New Roman" w:cs="Times New Roman"/>
+          <w:sz w:val="28"/>
+          <w:szCs w:val="28"/>
+          <w:lang w:val="ru-RU"/>
+        </w:rPr>
+        <w:tab/>
         <w:t>Находится опорное значение корня без округления (Delta = 0) при высокой точности, оно принимается как эталон: x_ref.</w:t>
       </w:r>
     </w:p>
     <w:p>
       <w:pPr>
-        <w:numPr>
-          <w:ilvl w:val="0"/>
-          <w:numId w:val="33"/>
-        </w:numPr>
         <w:spacing w:line="360" w:lineRule="auto"/>
-        <w:rPr>
-          <w:rFonts w:ascii="Times New Roman" w:eastAsia="Times New Roman" w:hAnsi="Times New Roman" w:cs="Times New Roman"/>
-          <w:sz w:val="28"/>
-          <w:szCs w:val="28"/>
-          <w:lang w:val="ru-RU"/>
-        </w:rPr>
-      </w:pPr>
-      <w:r>
-        <w:rPr>
-          <w:rFonts w:ascii="Times New Roman" w:eastAsia="Times New Roman" w:hAnsi="Times New Roman" w:cs="Times New Roman"/>
-          <w:sz w:val="28"/>
-          <w:szCs w:val="28"/>
-          <w:lang w:val="ru-RU"/>
-        </w:rPr>
+        <w:ind w:firstLine="720"/>
+        <w:rPr>
+          <w:rFonts w:ascii="Times New Roman" w:eastAsia="Times New Roman" w:hAnsi="Times New Roman" w:cs="Times New Roman"/>
+          <w:sz w:val="28"/>
+          <w:szCs w:val="28"/>
+          <w:lang w:val="ru-RU"/>
+        </w:rPr>
+      </w:pPr>
+      <w:r>
+        <w:rPr>
+          <w:rFonts w:ascii="Times New Roman" w:eastAsia="Times New Roman" w:hAnsi="Times New Roman" w:cs="Times New Roman"/>
+          <w:sz w:val="28"/>
+          <w:szCs w:val="28"/>
+          <w:lang w:val="ru-RU"/>
+        </w:rPr>
+        <w:t>2.</w:t>
+      </w:r>
+      <w:r>
+        <w:rPr>
+          <w:rFonts w:ascii="Times New Roman" w:eastAsia="Times New Roman" w:hAnsi="Times New Roman" w:cs="Times New Roman"/>
+          <w:sz w:val="28"/>
+          <w:szCs w:val="28"/>
+          <w:lang w:val="ru-RU"/>
+        </w:rPr>
+        <w:tab/>
         <w:t>Метод HORDA запускается при той же точности Eps, но с различными значениями Delta (например, Delta = 0.1, 0.01, 0.001, 0.0001, 0.00001, 0.000001).</w:t>
       </w:r>
     </w:p>
     <w:p>
       <w:pPr>
-        <w:numPr>
-          <w:ilvl w:val="0"/>
-          <w:numId w:val="33"/>
-        </w:numPr>
         <w:spacing w:line="360" w:lineRule="auto"/>
-        <w:rPr>
-          <w:rFonts w:ascii="Times New Roman" w:eastAsia="Times New Roman" w:hAnsi="Times New Roman" w:cs="Times New Roman"/>
-          <w:sz w:val="28"/>
-          <w:szCs w:val="28"/>
-          <w:lang w:val="ru-RU"/>
-        </w:rPr>
-      </w:pPr>
-      <w:r>
-        <w:rPr>
-          <w:rFonts w:ascii="Times New Roman" w:eastAsia="Times New Roman" w:hAnsi="Times New Roman" w:cs="Times New Roman"/>
-          <w:sz w:val="28"/>
-          <w:szCs w:val="28"/>
-          <w:lang w:val="ru-RU"/>
-        </w:rPr>
+        <w:ind w:firstLine="720"/>
+        <w:rPr>
+          <w:rFonts w:ascii="Times New Roman" w:eastAsia="Times New Roman" w:hAnsi="Times New Roman" w:cs="Times New Roman"/>
+          <w:sz w:val="28"/>
+          <w:szCs w:val="28"/>
+          <w:lang w:val="ru-RU"/>
+        </w:rPr>
+      </w:pPr>
+      <w:r>
+        <w:rPr>
+          <w:rFonts w:ascii="Times New Roman" w:eastAsia="Times New Roman" w:hAnsi="Times New Roman" w:cs="Times New Roman"/>
+          <w:sz w:val="28"/>
+          <w:szCs w:val="28"/>
+          <w:lang w:val="ru-RU"/>
+        </w:rPr>
+        <w:t>3.</w:t>
+      </w:r>
+      <w:r>
+        <w:rPr>
+          <w:rFonts w:ascii="Times New Roman" w:eastAsia="Times New Roman" w:hAnsi="Times New Roman" w:cs="Times New Roman"/>
+          <w:sz w:val="28"/>
+          <w:szCs w:val="28"/>
+          <w:lang w:val="ru-RU"/>
+        </w:rPr>
+        <w:tab/>
         <w:t>Для каждого Delta фиксируются найденный корень x_Delta и число итераций Iterations.</w:t>
       </w:r>
     </w:p>
     <w:p>
       <w:pPr>
-        <w:numPr>
-          <w:ilvl w:val="0"/>
-          <w:numId w:val="33"/>
-        </w:numPr>
         <w:spacing w:line="360" w:lineRule="auto"/>
-        <w:rPr>
-          <w:rFonts w:ascii="Times New Roman" w:eastAsia="Times New Roman" w:hAnsi="Times New Roman" w:cs="Times New Roman"/>
-          <w:sz w:val="28"/>
-          <w:szCs w:val="28"/>
-          <w:lang w:val="ru-RU"/>
-        </w:rPr>
-      </w:pPr>
-      <w:r>
-        <w:rPr>
-          <w:rFonts w:ascii="Times New Roman" w:eastAsia="Times New Roman" w:hAnsi="Times New Roman" w:cs="Times New Roman"/>
-          <w:sz w:val="28"/>
-          <w:szCs w:val="28"/>
-          <w:lang w:val="ru-RU"/>
-        </w:rPr>
+        <w:ind w:firstLine="720"/>
+        <w:rPr>
+          <w:rFonts w:ascii="Times New Roman" w:eastAsia="Times New Roman" w:hAnsi="Times New Roman" w:cs="Times New Roman"/>
+          <w:sz w:val="28"/>
+          <w:szCs w:val="28"/>
+          <w:lang w:val="ru-RU"/>
+        </w:rPr>
+      </w:pPr>
+      <w:r>
+        <w:rPr>
+          <w:rFonts w:ascii="Times New Roman" w:eastAsia="Times New Roman" w:hAnsi="Times New Roman" w:cs="Times New Roman"/>
+          <w:sz w:val="28"/>
+          <w:szCs w:val="28"/>
+          <w:lang w:val="ru-RU"/>
+        </w:rPr>
+        <w:t>4.</w:t>
+      </w:r>
+      <w:r>
+        <w:rPr>
+          <w:rFonts w:ascii="Times New Roman" w:eastAsia="Times New Roman" w:hAnsi="Times New Roman" w:cs="Times New Roman"/>
+          <w:sz w:val="28"/>
+          <w:szCs w:val="28"/>
+          <w:lang w:val="ru-RU"/>
+        </w:rPr>
+        <w:tab/>
         <w:t>Рассчитывается абсолютное отклонение от эталона:</w:t>
       </w:r>
-      <w:r>
-        <w:rPr>
-          <w:rFonts w:ascii="Times New Roman" w:eastAsia="Times New Roman" w:hAnsi="Times New Roman" w:cs="Times New Roman"/>
-          <w:sz w:val="28"/>
-          <w:szCs w:val="28"/>
-          <w:lang w:val="ru-RU"/>
-        </w:rPr>
-        <w:br/>
+    </w:p>
+    <w:p>
+      <w:pPr>
+        <w:spacing w:line="360" w:lineRule="auto"/>
+        <w:ind w:firstLine="720"/>
+        <w:rPr>
+          <w:rFonts w:ascii="Times New Roman" w:eastAsia="Times New Roman" w:hAnsi="Times New Roman" w:cs="Times New Roman"/>
+          <w:sz w:val="28"/>
+          <w:szCs w:val="28"/>
+          <w:lang w:val="en-US"/>
+        </w:rPr>
+      </w:pPr>
+      <w:r>
+        <w:rPr>
+          <w:rFonts w:ascii="Times New Roman" w:eastAsia="Times New Roman" w:hAnsi="Times New Roman" w:cs="Times New Roman"/>
+          <w:sz w:val="28"/>
+          <w:szCs w:val="28"/>
+          <w:lang w:val="en-US"/>
+        </w:rPr>
         <w:t>AbsErrorToRef = |x_Delta − x_ref|.</w:t>
       </w:r>
     </w:p>
     <w:p>
       <w:pPr>
         <w:spacing w:line="360" w:lineRule="auto"/>
+        <w:ind w:firstLine="720"/>
         <w:rPr>
           <w:rFonts w:ascii="Times New Roman" w:eastAsia="Times New Roman" w:hAnsi="Times New Roman" w:cs="Times New Roman"/>
           <w:sz w:val="28"/>
@@ -6258,73 +7008,95 @@
         </w:rPr>
         <w:t>Результаты записываются в файл:</w:t>
       </w:r>
-      <w:r>
-        <w:rPr>
-          <w:rFonts w:ascii="Times New Roman" w:eastAsia="Times New Roman" w:hAnsi="Times New Roman" w:cs="Times New Roman"/>
-          <w:sz w:val="28"/>
-          <w:szCs w:val="28"/>
-          <w:lang w:val="ru-RU"/>
-        </w:rPr>
-        <w:br/>
+    </w:p>
+    <w:p>
+      <w:pPr>
+        <w:spacing w:line="360" w:lineRule="auto"/>
+        <w:ind w:firstLine="720"/>
+        <w:rPr>
+          <w:rFonts w:ascii="Times New Roman" w:eastAsia="Times New Roman" w:hAnsi="Times New Roman" w:cs="Times New Roman"/>
+          <w:sz w:val="28"/>
+          <w:szCs w:val="28"/>
+          <w:lang w:val="ru-RU"/>
+        </w:rPr>
+      </w:pPr>
+      <w:r>
+        <w:rPr>
+          <w:rFonts w:ascii="Times New Roman" w:eastAsia="Times New Roman" w:hAnsi="Times New Roman" w:cs="Times New Roman"/>
+          <w:sz w:val="28"/>
+          <w:szCs w:val="28"/>
+          <w:lang w:val="ru-RU"/>
+        </w:rPr>
         <w:t>sensitivity_vs_delta_horda.csv</w:t>
       </w:r>
-      <w:r>
-        <w:rPr>
-          <w:rFonts w:ascii="Times New Roman" w:eastAsia="Times New Roman" w:hAnsi="Times New Roman" w:cs="Times New Roman"/>
-          <w:sz w:val="28"/>
-          <w:szCs w:val="28"/>
-          <w:lang w:val="ru-RU"/>
-        </w:rPr>
-        <w:br/>
-        <w:t>со столбцами: Delta; Eps; Iterations; Root; AbsErrorToRef.</w:t>
-      </w:r>
     </w:p>
     <w:p>
       <w:pPr>
         <w:spacing w:line="360" w:lineRule="auto"/>
-        <w:jc w:val="both"/>
-        <w:rPr>
-          <w:rFonts w:ascii="Times New Roman" w:eastAsia="Times New Roman" w:hAnsi="Times New Roman" w:cs="Times New Roman"/>
-          <w:sz w:val="28"/>
-          <w:szCs w:val="28"/>
-          <w:lang w:val="ru-RU"/>
-        </w:rPr>
-      </w:pPr>
-      <w:r>
-        <w:rPr>
-          <w:rFonts w:ascii="Times New Roman" w:eastAsia="Times New Roman" w:hAnsi="Times New Roman" w:cs="Times New Roman"/>
-          <w:sz w:val="28"/>
-          <w:szCs w:val="28"/>
-          <w:lang w:val="ru-RU"/>
-        </w:rPr>
-        <w:t>По этим данным строится график зависимости AbsErrorToRef от Delta</w:t>
-      </w:r>
-      <w:r>
-        <w:rPr>
-          <w:rFonts w:ascii="Times New Roman" w:eastAsia="Times New Roman" w:hAnsi="Times New Roman" w:cs="Times New Roman"/>
-          <w:sz w:val="28"/>
-          <w:szCs w:val="28"/>
-          <w:lang w:val="ru-RU"/>
-        </w:rPr>
-        <w:t xml:space="preserve"> (Рисунок 2).</w:t>
-      </w:r>
-      <w:r>
-        <w:rPr>
-          <w:rFonts w:ascii="Times New Roman" w:eastAsia="Times New Roman" w:hAnsi="Times New Roman" w:cs="Times New Roman"/>
-          <w:sz w:val="28"/>
-          <w:szCs w:val="28"/>
-          <w:lang w:val="ru-RU"/>
-        </w:rPr>
-        <w:t xml:space="preserve"> На основании графика делается вывод о влиянии округления: при уменьшении Delta ошибка AbsErrorToRef должна уменьшаться, то есть результат метода приближается к опорному значению x_ref; при больших Delta погрешность результата возрастает.</w:t>
-      </w:r>
-      <w:r>
-        <w:rPr>
-          <w:rFonts w:ascii="Times New Roman" w:eastAsia="Times New Roman" w:hAnsi="Times New Roman" w:cs="Times New Roman"/>
-          <w:sz w:val="28"/>
-          <w:szCs w:val="28"/>
-          <w:lang w:val="ru-RU"/>
+        <w:ind w:firstLine="720"/>
+        <w:rPr>
+          <w:rFonts w:ascii="Times New Roman" w:eastAsia="Times New Roman" w:hAnsi="Times New Roman" w:cs="Times New Roman"/>
+          <w:sz w:val="28"/>
+          <w:szCs w:val="28"/>
+          <w:lang w:val="en-US"/>
+        </w:rPr>
+      </w:pPr>
+      <w:r>
+        <w:rPr>
+          <w:rFonts w:ascii="Times New Roman" w:eastAsia="Times New Roman" w:hAnsi="Times New Roman" w:cs="Times New Roman"/>
+          <w:sz w:val="28"/>
+          <w:szCs w:val="28"/>
+          <w:lang w:val="ru-RU"/>
+        </w:rPr>
+        <w:t>со</w:t>
+      </w:r>
+      <w:r>
+        <w:rPr>
+          <w:rFonts w:ascii="Times New Roman" w:eastAsia="Times New Roman" w:hAnsi="Times New Roman" w:cs="Times New Roman"/>
+          <w:sz w:val="28"/>
+          <w:szCs w:val="28"/>
+          <w:lang w:val="en-US"/>
         </w:rPr>
         <w:t xml:space="preserve"> </w:t>
+      </w:r>
+      <w:r>
+        <w:rPr>
+          <w:rFonts w:ascii="Times New Roman" w:eastAsia="Times New Roman" w:hAnsi="Times New Roman" w:cs="Times New Roman"/>
+          <w:sz w:val="28"/>
+          <w:szCs w:val="28"/>
+          <w:lang w:val="ru-RU"/>
+        </w:rPr>
+        <w:t>столбцами</w:t>
+      </w:r>
+      <w:r>
+        <w:rPr>
+          <w:rFonts w:ascii="Times New Roman" w:eastAsia="Times New Roman" w:hAnsi="Times New Roman" w:cs="Times New Roman"/>
+          <w:sz w:val="28"/>
+          <w:szCs w:val="28"/>
+          <w:lang w:val="en-US"/>
+        </w:rPr>
+        <w:t>: Delta; Eps; Iterations; Root; AbsErrorToRef.</w:t>
+      </w:r>
+    </w:p>
+    <w:p>
+      <w:pPr>
+        <w:spacing w:line="360" w:lineRule="auto"/>
+        <w:ind w:firstLine="720"/>
+        <w:rPr>
+          <w:rFonts w:ascii="Times New Roman" w:eastAsia="Times New Roman" w:hAnsi="Times New Roman" w:cs="Times New Roman"/>
+          <w:sz w:val="28"/>
+          <w:szCs w:val="28"/>
+          <w:lang w:val="ru-RU"/>
+        </w:rPr>
+      </w:pPr>
+      <w:r>
+        <w:rPr>
+          <w:rFonts w:ascii="Times New Roman" w:eastAsia="Times New Roman" w:hAnsi="Times New Roman" w:cs="Times New Roman"/>
+          <w:sz w:val="28"/>
+          <w:szCs w:val="28"/>
+          <w:lang w:val="ru-RU"/>
+        </w:rPr>
+        <w:t>По этим данным строится график зависимости AbsErrorToRef от Delta (Рисунок 2). На основании графика делается вывод о влиянии округления: при уменьшении Delta ошибка AbsErrorToRef должна уменьшаться, то есть результат метода приближается к опорному значению x_ref; при больших Delta погрешность результата возрастает.</w:t>
       </w:r>
     </w:p>
     <w:p>
@@ -6429,6 +7201,7 @@
     <w:p>
       <w:pPr>
         <w:spacing w:line="360" w:lineRule="auto"/>
+        <w:ind w:firstLine="720"/>
         <w:jc w:val="both"/>
         <w:rPr>
           <w:rFonts w:ascii="Times New Roman" w:eastAsia="Times New Roman" w:hAnsi="Times New Roman" w:cs="Times New Roman"/>
@@ -7611,7 +8384,7 @@
           <w:rFonts w:ascii="Courier New" w:eastAsia="Times New Roman" w:hAnsi="Courier New" w:cs="Courier New"/>
           <w:sz w:val="22"/>
           <w:szCs w:val="22"/>
-          <w:lang w:val="ru-RU"/>
+          <w:lang w:val="en-US"/>
         </w:rPr>
       </w:pPr>
       <w:r>
@@ -7628,7 +8401,7 @@
           <w:rFonts w:ascii="Courier New" w:eastAsia="Times New Roman" w:hAnsi="Courier New" w:cs="Courier New"/>
           <w:sz w:val="22"/>
           <w:szCs w:val="22"/>
-          <w:lang w:val="ru-RU"/>
+          <w:lang w:val="en-US"/>
         </w:rPr>
         <w:t>int nmax = 1000000,</w:t>
       </w:r>
@@ -7640,15 +8413,15 @@
           <w:rFonts w:ascii="Courier New" w:eastAsia="Times New Roman" w:hAnsi="Courier New" w:cs="Courier New"/>
           <w:sz w:val="22"/>
           <w:szCs w:val="22"/>
-          <w:lang w:val="ru-RU"/>
-        </w:rPr>
-      </w:pPr>
-      <w:r>
-        <w:rPr>
-          <w:rFonts w:ascii="Courier New" w:eastAsia="Times New Roman" w:hAnsi="Courier New" w:cs="Courier New"/>
-          <w:sz w:val="22"/>
-          <w:szCs w:val="22"/>
-          <w:lang w:val="ru-RU"/>
+          <w:lang w:val="en-US"/>
+        </w:rPr>
+      </w:pPr>
+      <w:r>
+        <w:rPr>
+          <w:rFonts w:ascii="Courier New" w:eastAsia="Times New Roman" w:hAnsi="Courier New" w:cs="Courier New"/>
+          <w:sz w:val="22"/>
+          <w:szCs w:val="22"/>
+          <w:lang w:val="en-US"/>
         </w:rPr>
         <w:t>                  double Delta = 0.0);</w:t>
       </w:r>
@@ -8564,7 +9337,7 @@
           <w:color w:val="000000"/>
           <w:sz w:val="22"/>
           <w:szCs w:val="22"/>
-          <w:lang w:val="ru-RU"/>
+          <w:lang w:val="en-US"/>
         </w:rPr>
       </w:pPr>
       <w:r>
@@ -8583,7 +9356,7 @@
           <w:color w:val="000000"/>
           <w:sz w:val="22"/>
           <w:szCs w:val="22"/>
-          <w:lang w:val="ru-RU"/>
+          <w:lang w:val="en-US"/>
         </w:rPr>
         <w:t>return res;</w:t>
       </w:r>
@@ -8604,7 +9377,7 @@
           <w:color w:val="000000"/>
           <w:sz w:val="22"/>
           <w:szCs w:val="22"/>
-          <w:lang w:val="ru-RU"/>
+          <w:lang w:val="en-US"/>
         </w:rPr>
         <w:t xml:space="preserve">        </w:t>
       </w:r>
@@ -9232,7 +10005,7 @@
           <w:color w:val="000000"/>
           <w:sz w:val="22"/>
           <w:szCs w:val="22"/>
-          <w:lang w:val="ru-RU"/>
+          <w:lang w:val="en-US"/>
         </w:rPr>
       </w:pPr>
       <w:r>
@@ -9251,7 +10024,7 @@
           <w:color w:val="000000"/>
           <w:sz w:val="22"/>
           <w:szCs w:val="22"/>
-          <w:lang w:val="ru-RU"/>
+          <w:lang w:val="en-US"/>
         </w:rPr>
         <w:t>return res;</w:t>
       </w:r>
@@ -9263,16 +10036,16 @@
           <w:color w:val="000000"/>
           <w:sz w:val="22"/>
           <w:szCs w:val="22"/>
-          <w:lang w:val="ru-RU"/>
-        </w:rPr>
-      </w:pPr>
-      <w:r>
-        <w:rPr>
-          <w:rFonts w:ascii="Courier New" w:eastAsia="Times New Roman" w:hAnsi="Courier New" w:cs="Courier New"/>
-          <w:color w:val="000000"/>
-          <w:sz w:val="22"/>
-          <w:szCs w:val="22"/>
-          <w:lang w:val="ru-RU"/>
+          <w:lang w:val="en-US"/>
+        </w:rPr>
+      </w:pPr>
+      <w:r>
+        <w:rPr>
+          <w:rFonts w:ascii="Courier New" w:eastAsia="Times New Roman" w:hAnsi="Courier New" w:cs="Courier New"/>
+          <w:color w:val="000000"/>
+          <w:sz w:val="22"/>
+          <w:szCs w:val="22"/>
+          <w:lang w:val="en-US"/>
         </w:rPr>
         <w:t>}</w:t>
       </w:r>
@@ -11388,7 +12161,7 @@
           <w:color w:val="000000"/>
           <w:sz w:val="22"/>
           <w:szCs w:val="22"/>
-          <w:lang w:val="ru-RU"/>
+          <w:lang w:val="en-US"/>
         </w:rPr>
       </w:pPr>
       <w:r>
@@ -11407,7 +12180,7 @@
           <w:color w:val="000000"/>
           <w:sz w:val="22"/>
           <w:szCs w:val="22"/>
-          <w:lang w:val="ru-RU"/>
+          <w:lang w:val="en-US"/>
         </w:rPr>
         <w:t>feps &lt;&lt; std::setprecision(16)</w:t>
       </w:r>
@@ -11436,7 +12209,7 @@
           <w:color w:val="000000"/>
           <w:sz w:val="22"/>
           <w:szCs w:val="22"/>
-          <w:lang w:val="ru-RU"/>
+          <w:lang w:val="en-US"/>
         </w:rPr>
         <w:lastRenderedPageBreak/>
         <w:t>             </w:t>
@@ -11902,7 +12675,7 @@
           <w:color w:val="000000"/>
           <w:sz w:val="22"/>
           <w:szCs w:val="22"/>
-          <w:lang w:val="ru-RU"/>
+          <w:lang w:val="en-US"/>
         </w:rPr>
       </w:pPr>
       <w:r>
@@ -11921,7 +12694,7 @@
           <w:color w:val="000000"/>
           <w:sz w:val="22"/>
           <w:szCs w:val="22"/>
-          <w:lang w:val="ru-RU"/>
+          <w:lang w:val="en-US"/>
         </w:rPr>
         <w:t>fdel &lt;&lt; std::setprecision(16)</w:t>
       </w:r>
@@ -11950,7 +12723,7 @@
           <w:color w:val="000000"/>
           <w:sz w:val="22"/>
           <w:szCs w:val="22"/>
-          <w:lang w:val="ru-RU"/>
+          <w:lang w:val="en-US"/>
         </w:rPr>
         <w:t>             </w:t>
       </w:r>
@@ -11980,7 +12753,7 @@
           <w:color w:val="000000"/>
           <w:sz w:val="22"/>
           <w:szCs w:val="22"/>
-          <w:lang w:val="ru-RU"/>
+          <w:lang w:val="en-US"/>
         </w:rPr>
       </w:pPr>
       <w:r>
@@ -11999,7 +12772,7 @@
           <w:color w:val="000000"/>
           <w:sz w:val="22"/>
           <w:szCs w:val="22"/>
-          <w:lang w:val="ru-RU"/>
+          <w:lang w:val="en-US"/>
         </w:rPr>
         <w:t>}</w:t>
       </w:r>
@@ -12019,16 +12792,16 @@
           <w:color w:val="000000"/>
           <w:sz w:val="22"/>
           <w:szCs w:val="22"/>
-          <w:lang w:val="ru-RU"/>
-        </w:rPr>
-      </w:pPr>
-      <w:r>
-        <w:rPr>
-          <w:rFonts w:ascii="Courier New" w:eastAsia="Times New Roman" w:hAnsi="Courier New" w:cs="Courier New"/>
-          <w:color w:val="000000"/>
-          <w:sz w:val="22"/>
-          <w:szCs w:val="22"/>
-          <w:lang w:val="ru-RU"/>
+          <w:lang w:val="en-US"/>
+        </w:rPr>
+      </w:pPr>
+      <w:r>
+        <w:rPr>
+          <w:rFonts w:ascii="Courier New" w:eastAsia="Times New Roman" w:hAnsi="Courier New" w:cs="Courier New"/>
+          <w:color w:val="000000"/>
+          <w:sz w:val="22"/>
+          <w:szCs w:val="22"/>
+          <w:lang w:val="en-US"/>
         </w:rPr>
         <w:t>    fdel.close();</w:t>
       </w:r>
@@ -12057,7 +12830,7 @@
           <w:color w:val="000000"/>
           <w:sz w:val="22"/>
           <w:szCs w:val="22"/>
-          <w:lang w:val="ru-RU"/>
+          <w:lang w:val="en-US"/>
         </w:rPr>
         <w:t xml:space="preserve">    </w:t>
       </w:r>
@@ -12126,7 +12899,7 @@
           <w:color w:val="000000"/>
           <w:sz w:val="22"/>
           <w:szCs w:val="22"/>
-          <w:lang w:val="ru-RU"/>
+          <w:lang w:val="en-US"/>
         </w:rPr>
       </w:pPr>
       <w:r>
@@ -12145,7 +12918,7 @@
           <w:color w:val="000000"/>
           <w:sz w:val="22"/>
           <w:szCs w:val="22"/>
-          <w:lang w:val="ru-RU"/>
+          <w:lang w:val="en-US"/>
         </w:rPr>
         <w:t>return 0;</w:t>
       </w:r>
@@ -12165,16 +12938,16 @@
           <w:color w:val="000000"/>
           <w:sz w:val="22"/>
           <w:szCs w:val="22"/>
-          <w:lang w:val="ru-RU"/>
-        </w:rPr>
-      </w:pPr>
-      <w:r>
-        <w:rPr>
-          <w:rFonts w:ascii="Courier New" w:eastAsia="Times New Roman" w:hAnsi="Courier New" w:cs="Courier New"/>
-          <w:color w:val="000000"/>
-          <w:sz w:val="22"/>
-          <w:szCs w:val="22"/>
-          <w:lang w:val="ru-RU"/>
+          <w:lang w:val="en-US"/>
+        </w:rPr>
+      </w:pPr>
+      <w:r>
+        <w:rPr>
+          <w:rFonts w:ascii="Courier New" w:eastAsia="Times New Roman" w:hAnsi="Courier New" w:cs="Courier New"/>
+          <w:color w:val="000000"/>
+          <w:sz w:val="22"/>
+          <w:szCs w:val="22"/>
+          <w:lang w:val="en-US"/>
         </w:rPr>
         <w:t>}</w:t>
       </w:r>
@@ -14226,9 +14999,9 @@
       <w:lvlJc w:val="left"/>
       <w:pPr>
         <w:tabs>
-          <w:tab w:val="num" w:pos="720"/>
-        </w:tabs>
-        <w:ind w:left="720" w:hanging="360"/>
+          <w:tab w:val="num" w:pos="1080"/>
+        </w:tabs>
+        <w:ind w:left="1080" w:hanging="360"/>
       </w:pPr>
       <w:rPr>
         <w:rFonts w:ascii="Symbol" w:hAnsi="Symbol" w:hint="default"/>
@@ -14242,9 +15015,9 @@
       <w:lvlJc w:val="left"/>
       <w:pPr>
         <w:tabs>
-          <w:tab w:val="num" w:pos="1440"/>
-        </w:tabs>
-        <w:ind w:left="1440" w:hanging="360"/>
+          <w:tab w:val="num" w:pos="1800"/>
+        </w:tabs>
+        <w:ind w:left="1800" w:hanging="360"/>
       </w:pPr>
       <w:rPr>
         <w:rFonts w:ascii="Courier New" w:hAnsi="Courier New" w:hint="default"/>
@@ -14258,9 +15031,9 @@
       <w:lvlJc w:val="left"/>
       <w:pPr>
         <w:tabs>
-          <w:tab w:val="num" w:pos="2160"/>
-        </w:tabs>
-        <w:ind w:left="2160" w:hanging="360"/>
+          <w:tab w:val="num" w:pos="2520"/>
+        </w:tabs>
+        <w:ind w:left="2520" w:hanging="360"/>
       </w:pPr>
       <w:rPr>
         <w:rFonts w:ascii="Wingdings" w:hAnsi="Wingdings" w:hint="default"/>
@@ -14274,9 +15047,9 @@
       <w:lvlJc w:val="left"/>
       <w:pPr>
         <w:tabs>
-          <w:tab w:val="num" w:pos="2880"/>
-        </w:tabs>
-        <w:ind w:left="2880" w:hanging="360"/>
+          <w:tab w:val="num" w:pos="3240"/>
+        </w:tabs>
+        <w:ind w:left="3240" w:hanging="360"/>
       </w:pPr>
       <w:rPr>
         <w:rFonts w:ascii="Wingdings" w:hAnsi="Wingdings" w:hint="default"/>
@@ -14290,9 +15063,9 @@
       <w:lvlJc w:val="left"/>
       <w:pPr>
         <w:tabs>
-          <w:tab w:val="num" w:pos="3600"/>
-        </w:tabs>
-        <w:ind w:left="3600" w:hanging="360"/>
+          <w:tab w:val="num" w:pos="3960"/>
+        </w:tabs>
+        <w:ind w:left="3960" w:hanging="360"/>
       </w:pPr>
       <w:rPr>
         <w:rFonts w:ascii="Wingdings" w:hAnsi="Wingdings" w:hint="default"/>
@@ -14306,9 +15079,9 @@
       <w:lvlJc w:val="left"/>
       <w:pPr>
         <w:tabs>
-          <w:tab w:val="num" w:pos="4320"/>
-        </w:tabs>
-        <w:ind w:left="4320" w:hanging="360"/>
+          <w:tab w:val="num" w:pos="4680"/>
+        </w:tabs>
+        <w:ind w:left="4680" w:hanging="360"/>
       </w:pPr>
       <w:rPr>
         <w:rFonts w:ascii="Wingdings" w:hAnsi="Wingdings" w:hint="default"/>
@@ -14322,9 +15095,9 @@
       <w:lvlJc w:val="left"/>
       <w:pPr>
         <w:tabs>
-          <w:tab w:val="num" w:pos="5040"/>
-        </w:tabs>
-        <w:ind w:left="5040" w:hanging="360"/>
+          <w:tab w:val="num" w:pos="5400"/>
+        </w:tabs>
+        <w:ind w:left="5400" w:hanging="360"/>
       </w:pPr>
       <w:rPr>
         <w:rFonts w:ascii="Wingdings" w:hAnsi="Wingdings" w:hint="default"/>
@@ -14338,9 +15111,9 @@
       <w:lvlJc w:val="left"/>
       <w:pPr>
         <w:tabs>
-          <w:tab w:val="num" w:pos="5760"/>
-        </w:tabs>
-        <w:ind w:left="5760" w:hanging="360"/>
+          <w:tab w:val="num" w:pos="6120"/>
+        </w:tabs>
+        <w:ind w:left="6120" w:hanging="360"/>
       </w:pPr>
       <w:rPr>
         <w:rFonts w:ascii="Wingdings" w:hAnsi="Wingdings" w:hint="default"/>
@@ -14354,9 +15127,9 @@
       <w:lvlJc w:val="left"/>
       <w:pPr>
         <w:tabs>
-          <w:tab w:val="num" w:pos="6480"/>
-        </w:tabs>
-        <w:ind w:left="6480" w:hanging="360"/>
+          <w:tab w:val="num" w:pos="6840"/>
+        </w:tabs>
+        <w:ind w:left="6840" w:hanging="360"/>
       </w:pPr>
       <w:rPr>
         <w:rFonts w:ascii="Wingdings" w:hAnsi="Wingdings" w:hint="default"/>
@@ -15346,9 +16119,9 @@
       <w:lvlJc w:val="left"/>
       <w:pPr>
         <w:tabs>
-          <w:tab w:val="num" w:pos="720"/>
-        </w:tabs>
-        <w:ind w:left="720" w:hanging="360"/>
+          <w:tab w:val="num" w:pos="1069"/>
+        </w:tabs>
+        <w:ind w:left="1069" w:hanging="360"/>
       </w:pPr>
       <w:rPr>
         <w:rFonts w:ascii="Symbol" w:hAnsi="Symbol" w:hint="default"/>
@@ -15362,9 +16135,9 @@
       <w:lvlJc w:val="left"/>
       <w:pPr>
         <w:tabs>
-          <w:tab w:val="num" w:pos="1440"/>
-        </w:tabs>
-        <w:ind w:left="1440" w:hanging="360"/>
+          <w:tab w:val="num" w:pos="1789"/>
+        </w:tabs>
+        <w:ind w:left="1789" w:hanging="360"/>
       </w:pPr>
       <w:rPr>
         <w:rFonts w:ascii="Courier New" w:hAnsi="Courier New" w:hint="default"/>
@@ -15378,9 +16151,9 @@
       <w:lvlJc w:val="left"/>
       <w:pPr>
         <w:tabs>
-          <w:tab w:val="num" w:pos="2160"/>
-        </w:tabs>
-        <w:ind w:left="2160" w:hanging="360"/>
+          <w:tab w:val="num" w:pos="2509"/>
+        </w:tabs>
+        <w:ind w:left="2509" w:hanging="360"/>
       </w:pPr>
       <w:rPr>
         <w:rFonts w:ascii="Wingdings" w:hAnsi="Wingdings" w:hint="default"/>
@@ -15394,9 +16167,9 @@
       <w:lvlJc w:val="left"/>
       <w:pPr>
         <w:tabs>
-          <w:tab w:val="num" w:pos="2880"/>
-        </w:tabs>
-        <w:ind w:left="2880" w:hanging="360"/>
+          <w:tab w:val="num" w:pos="3229"/>
+        </w:tabs>
+        <w:ind w:left="3229" w:hanging="360"/>
       </w:pPr>
       <w:rPr>
         <w:rFonts w:ascii="Wingdings" w:hAnsi="Wingdings" w:hint="default"/>
@@ -15410,9 +16183,9 @@
       <w:lvlJc w:val="left"/>
       <w:pPr>
         <w:tabs>
-          <w:tab w:val="num" w:pos="3600"/>
-        </w:tabs>
-        <w:ind w:left="3600" w:hanging="360"/>
+          <w:tab w:val="num" w:pos="3949"/>
+        </w:tabs>
+        <w:ind w:left="3949" w:hanging="360"/>
       </w:pPr>
       <w:rPr>
         <w:rFonts w:ascii="Wingdings" w:hAnsi="Wingdings" w:hint="default"/>
@@ -15426,9 +16199,9 @@
       <w:lvlJc w:val="left"/>
       <w:pPr>
         <w:tabs>
-          <w:tab w:val="num" w:pos="4320"/>
-        </w:tabs>
-        <w:ind w:left="4320" w:hanging="360"/>
+          <w:tab w:val="num" w:pos="4669"/>
+        </w:tabs>
+        <w:ind w:left="4669" w:hanging="360"/>
       </w:pPr>
       <w:rPr>
         <w:rFonts w:ascii="Wingdings" w:hAnsi="Wingdings" w:hint="default"/>
@@ -15442,9 +16215,9 @@
       <w:lvlJc w:val="left"/>
       <w:pPr>
         <w:tabs>
-          <w:tab w:val="num" w:pos="5040"/>
-        </w:tabs>
-        <w:ind w:left="5040" w:hanging="360"/>
+          <w:tab w:val="num" w:pos="5389"/>
+        </w:tabs>
+        <w:ind w:left="5389" w:hanging="360"/>
       </w:pPr>
       <w:rPr>
         <w:rFonts w:ascii="Wingdings" w:hAnsi="Wingdings" w:hint="default"/>
@@ -15458,9 +16231,9 @@
       <w:lvlJc w:val="left"/>
       <w:pPr>
         <w:tabs>
-          <w:tab w:val="num" w:pos="5760"/>
-        </w:tabs>
-        <w:ind w:left="5760" w:hanging="360"/>
+          <w:tab w:val="num" w:pos="6109"/>
+        </w:tabs>
+        <w:ind w:left="6109" w:hanging="360"/>
       </w:pPr>
       <w:rPr>
         <w:rFonts w:ascii="Wingdings" w:hAnsi="Wingdings" w:hint="default"/>
@@ -15474,9 +16247,9 @@
       <w:lvlJc w:val="left"/>
       <w:pPr>
         <w:tabs>
-          <w:tab w:val="num" w:pos="6480"/>
-        </w:tabs>
-        <w:ind w:left="6480" w:hanging="360"/>
+          <w:tab w:val="num" w:pos="6829"/>
+        </w:tabs>
+        <w:ind w:left="6829" w:hanging="360"/>
       </w:pPr>
       <w:rPr>
         <w:rFonts w:ascii="Wingdings" w:hAnsi="Wingdings" w:hint="default"/>
@@ -16466,9 +17239,9 @@
       <w:lvlJc w:val="left"/>
       <w:pPr>
         <w:tabs>
-          <w:tab w:val="num" w:pos="720"/>
-        </w:tabs>
-        <w:ind w:left="720" w:hanging="360"/>
+          <w:tab w:val="num" w:pos="1069"/>
+        </w:tabs>
+        <w:ind w:left="1069" w:hanging="360"/>
       </w:pPr>
       <w:rPr>
         <w:rFonts w:ascii="Symbol" w:hAnsi="Symbol" w:hint="default"/>
@@ -16482,9 +17255,9 @@
       <w:lvlJc w:val="left"/>
       <w:pPr>
         <w:tabs>
-          <w:tab w:val="num" w:pos="1440"/>
-        </w:tabs>
-        <w:ind w:left="1440" w:hanging="360"/>
+          <w:tab w:val="num" w:pos="1789"/>
+        </w:tabs>
+        <w:ind w:left="1789" w:hanging="360"/>
       </w:pPr>
       <w:rPr>
         <w:rFonts w:ascii="Courier New" w:hAnsi="Courier New" w:hint="default"/>
@@ -16498,9 +17271,9 @@
       <w:lvlJc w:val="left"/>
       <w:pPr>
         <w:tabs>
-          <w:tab w:val="num" w:pos="2160"/>
-        </w:tabs>
-        <w:ind w:left="2160" w:hanging="360"/>
+          <w:tab w:val="num" w:pos="2509"/>
+        </w:tabs>
+        <w:ind w:left="2509" w:hanging="360"/>
       </w:pPr>
       <w:rPr>
         <w:rFonts w:ascii="Wingdings" w:hAnsi="Wingdings" w:hint="default"/>
@@ -16514,9 +17287,9 @@
       <w:lvlJc w:val="left"/>
       <w:pPr>
         <w:tabs>
-          <w:tab w:val="num" w:pos="2880"/>
-        </w:tabs>
-        <w:ind w:left="2880" w:hanging="360"/>
+          <w:tab w:val="num" w:pos="3229"/>
+        </w:tabs>
+        <w:ind w:left="3229" w:hanging="360"/>
       </w:pPr>
       <w:rPr>
         <w:rFonts w:ascii="Wingdings" w:hAnsi="Wingdings" w:hint="default"/>
@@ -16530,9 +17303,9 @@
       <w:lvlJc w:val="left"/>
       <w:pPr>
         <w:tabs>
-          <w:tab w:val="num" w:pos="3600"/>
-        </w:tabs>
-        <w:ind w:left="3600" w:hanging="360"/>
+          <w:tab w:val="num" w:pos="3949"/>
+        </w:tabs>
+        <w:ind w:left="3949" w:hanging="360"/>
       </w:pPr>
       <w:rPr>
         <w:rFonts w:ascii="Wingdings" w:hAnsi="Wingdings" w:hint="default"/>
@@ -16546,9 +17319,9 @@
       <w:lvlJc w:val="left"/>
       <w:pPr>
         <w:tabs>
-          <w:tab w:val="num" w:pos="4320"/>
-        </w:tabs>
-        <w:ind w:left="4320" w:hanging="360"/>
+          <w:tab w:val="num" w:pos="4669"/>
+        </w:tabs>
+        <w:ind w:left="4669" w:hanging="360"/>
       </w:pPr>
       <w:rPr>
         <w:rFonts w:ascii="Wingdings" w:hAnsi="Wingdings" w:hint="default"/>
@@ -16562,9 +17335,9 @@
       <w:lvlJc w:val="left"/>
       <w:pPr>
         <w:tabs>
-          <w:tab w:val="num" w:pos="5040"/>
-        </w:tabs>
-        <w:ind w:left="5040" w:hanging="360"/>
+          <w:tab w:val="num" w:pos="5389"/>
+        </w:tabs>
+        <w:ind w:left="5389" w:hanging="360"/>
       </w:pPr>
       <w:rPr>
         <w:rFonts w:ascii="Wingdings" w:hAnsi="Wingdings" w:hint="default"/>
@@ -16578,9 +17351,9 @@
       <w:lvlJc w:val="left"/>
       <w:pPr>
         <w:tabs>
-          <w:tab w:val="num" w:pos="5760"/>
-        </w:tabs>
-        <w:ind w:left="5760" w:hanging="360"/>
+          <w:tab w:val="num" w:pos="6109"/>
+        </w:tabs>
+        <w:ind w:left="6109" w:hanging="360"/>
       </w:pPr>
       <w:rPr>
         <w:rFonts w:ascii="Wingdings" w:hAnsi="Wingdings" w:hint="default"/>
@@ -16594,9 +17367,9 @@
       <w:lvlJc w:val="left"/>
       <w:pPr>
         <w:tabs>
-          <w:tab w:val="num" w:pos="6480"/>
-        </w:tabs>
-        <w:ind w:left="6480" w:hanging="360"/>
+          <w:tab w:val="num" w:pos="6829"/>
+        </w:tabs>
+        <w:ind w:left="6829" w:hanging="360"/>
       </w:pPr>
       <w:rPr>
         <w:rFonts w:ascii="Wingdings" w:hAnsi="Wingdings" w:hint="default"/>
@@ -17138,7 +17911,7 @@
       <w:lvlText w:val="%1."/>
       <w:lvlJc w:val="left"/>
       <w:pPr>
-        <w:ind w:left="720" w:hanging="360"/>
+        <w:ind w:left="1080" w:hanging="360"/>
       </w:pPr>
       <w:rPr>
         <w:rFonts w:hint="default"/>
@@ -17150,7 +17923,7 @@
       <w:lvlText w:val="%2."/>
       <w:lvlJc w:val="left"/>
       <w:pPr>
-        <w:ind w:left="1440" w:hanging="360"/>
+        <w:ind w:left="1800" w:hanging="360"/>
       </w:pPr>
     </w:lvl>
     <w:lvl w:ilvl="2" w:tplc="0419001B" w:tentative="1">
@@ -17159,7 +17932,7 @@
       <w:lvlText w:val="%3."/>
       <w:lvlJc w:val="right"/>
       <w:pPr>
-        <w:ind w:left="2160" w:hanging="180"/>
+        <w:ind w:left="2520" w:hanging="180"/>
       </w:pPr>
     </w:lvl>
     <w:lvl w:ilvl="3" w:tplc="0419000F" w:tentative="1">
@@ -17168,7 +17941,7 @@
       <w:lvlText w:val="%4."/>
       <w:lvlJc w:val="left"/>
       <w:pPr>
-        <w:ind w:left="2880" w:hanging="360"/>
+        <w:ind w:left="3240" w:hanging="360"/>
       </w:pPr>
     </w:lvl>
     <w:lvl w:ilvl="4" w:tplc="04190019" w:tentative="1">
@@ -17177,7 +17950,7 @@
       <w:lvlText w:val="%5."/>
       <w:lvlJc w:val="left"/>
       <w:pPr>
-        <w:ind w:left="3600" w:hanging="360"/>
+        <w:ind w:left="3960" w:hanging="360"/>
       </w:pPr>
     </w:lvl>
     <w:lvl w:ilvl="5" w:tplc="0419001B" w:tentative="1">
@@ -17186,7 +17959,7 @@
       <w:lvlText w:val="%6."/>
       <w:lvlJc w:val="right"/>
       <w:pPr>
-        <w:ind w:left="4320" w:hanging="180"/>
+        <w:ind w:left="4680" w:hanging="180"/>
       </w:pPr>
     </w:lvl>
     <w:lvl w:ilvl="6" w:tplc="0419000F" w:tentative="1">
@@ -17195,7 +17968,7 @@
       <w:lvlText w:val="%7."/>
       <w:lvlJc w:val="left"/>
       <w:pPr>
-        <w:ind w:left="5040" w:hanging="360"/>
+        <w:ind w:left="5400" w:hanging="360"/>
       </w:pPr>
     </w:lvl>
     <w:lvl w:ilvl="7" w:tplc="04190019" w:tentative="1">
@@ -17204,7 +17977,7 @@
       <w:lvlText w:val="%8."/>
       <w:lvlJc w:val="left"/>
       <w:pPr>
-        <w:ind w:left="5760" w:hanging="360"/>
+        <w:ind w:left="6120" w:hanging="360"/>
       </w:pPr>
     </w:lvl>
     <w:lvl w:ilvl="8" w:tplc="0419001B" w:tentative="1">
@@ -17213,7 +17986,7 @@
       <w:lvlText w:val="%9."/>
       <w:lvlJc w:val="right"/>
       <w:pPr>
-        <w:ind w:left="6480" w:hanging="180"/>
+        <w:ind w:left="6840" w:hanging="180"/>
       </w:pPr>
     </w:lvl>
   </w:abstractNum>
@@ -18335,6 +19108,7 @@
   <w:style w:type="character" w:default="1" w:styleId="a0">
     <w:name w:val="Default Paragraph Font"/>
     <w:uiPriority w:val="1"/>
+    <w:semiHidden/>
     <w:unhideWhenUsed/>
   </w:style>
   <w:style w:type="table" w:default="1" w:styleId="a1">
